--- a/01-电源电路/02-开关电源/正激Forward/双管正激电路/双管正激电路.docx
+++ b/01-电源电路/02-开关电源/正激Forward/双管正激电路/双管正激电路.docx
@@ -2126,6 +2126,20 @@
     </w:p>
     <w:bookmarkEnd w:id="26"/>
     <w:bookmarkEnd w:id="27"/>
+    <w:p>
+      <w:pPr>
+        <w:spacing w:before="360"/>
+        <w:jc w:val="center"/>
+      </w:pPr>
+      <w:r>
+        <w:rPr>
+          <w:rFonts w:ascii="Times New Roman" w:hAnsi="Times New Roman"/>
+          <w:color w:val="555555"/>
+          <w:sz w:val="21"/>
+        </w:rPr>
+        <w:t>材料收集者：杜文杰</w:t>
+      </w:r>
+    </w:p>
     <w:sectPr>
       <w:headerReference r:id="rId9" w:type="default"/>
       <w:footerReference r:id="rId10" w:type="default"/>

--- a/01-电源电路/02-开关电源/正激Forward/双管正激电路/双管正激电路.docx
+++ b/01-电源电路/02-开关电源/正激Forward/双管正激电路/双管正激电路.docx
@@ -1,6 +1,6 @@
 
 <file path=word/document.xml><?xml version="1.0" encoding="utf-8"?>
-<w:document xmlns:w="http://schemas.openxmlformats.org/wordprocessingml/2006/main" xmlns:m="http://schemas.openxmlformats.org/officeDocument/2006/math" xmlns:r="http://schemas.openxmlformats.org/officeDocument/2006/relationships" xmlns:o="urn:schemas-microsoft-com:office:office" xmlns:v="urn:schemas-microsoft-com:vml" xmlns:w10="urn:schemas-microsoft-com:office:word" xmlns:a="http://schemas.openxmlformats.org/drawingml/2006/main" xmlns:pic="http://schemas.openxmlformats.org/drawingml/2006/picture" xmlns:wp="http://schemas.openxmlformats.org/drawingml/2006/wordprocessingDrawing">
+<w:document xmlns:m="http://schemas.openxmlformats.org/officeDocument/2006/math" xmlns:r="http://schemas.openxmlformats.org/officeDocument/2006/relationships" xmlns:w="http://schemas.openxmlformats.org/wordprocessingml/2006/main" xmlns:o="urn:schemas-microsoft-com:office:office" xmlns:v="urn:schemas-microsoft-com:vml" xmlns:w10="urn:schemas-microsoft-com:office:word" xmlns:a="http://schemas.openxmlformats.org/drawingml/2006/main" xmlns:pic="http://schemas.openxmlformats.org/drawingml/2006/picture" xmlns:wp="http://schemas.openxmlformats.org/drawingml/2006/wordprocessingDrawing">
   <w:body>
     <w:bookmarkStart w:id="27" w:name="双管正激电路"/>
     <w:p>
@@ -9,7 +9,7 @@
       </w:pPr>
       <w:r>
         <w:rPr>
-          <w:rFonts w:hint="eastAsia"/>
+          <w:rFonts w:hint="eastAsia" w:eastAsia="黑体"/>
         </w:rPr>
         <w:t xml:space="preserve">双管正激电路</w:t>
       </w:r>
@@ -21,7 +21,7 @@
       </w:pPr>
       <w:r>
         <w:rPr>
-          <w:rFonts w:hint="eastAsia"/>
+          <w:rFonts w:hint="eastAsia" w:eastAsia="黑体"/>
         </w:rPr>
         <w:t xml:space="preserve">拓扑描述</w:t>
       </w:r>
@@ -32,65 +32,86 @@
       </w:pPr>
       <w:r>
         <w:rPr>
-          <w:rFonts w:hint="eastAsia"/>
+          <w:rFonts w:hint="eastAsia" w:eastAsia="黑体"/>
         </w:rPr>
         <w:t xml:space="preserve">电路由两个开关管</w:t>
       </w:r>
       <w:r>
+        <w:rPr>
+          <w:rFonts w:eastAsia="黑体"/>
+        </w:rPr>
         <w:t xml:space="preserve"> </w:t>
       </w:r>
       <w:r>
         <w:rPr>
-          <w:rFonts w:hint="eastAsia"/>
+          <w:rFonts w:hint="eastAsia" w:eastAsia="黑体"/>
         </w:rPr>
         <w:t xml:space="preserve">Q1、Q2，两只钳位二极管</w:t>
       </w:r>
       <w:r>
+        <w:rPr>
+          <w:rFonts w:eastAsia="黑体"/>
+        </w:rPr>
         <w:t xml:space="preserve"> </w:t>
       </w:r>
       <w:r>
         <w:rPr>
-          <w:rFonts w:hint="eastAsia"/>
+          <w:rFonts w:hint="eastAsia" w:eastAsia="黑体"/>
         </w:rPr>
         <w:t xml:space="preserve">D1、D2，隔离变压器</w:t>
       </w:r>
       <w:r>
+        <w:rPr>
+          <w:rFonts w:eastAsia="黑体"/>
+        </w:rPr>
         <w:t xml:space="preserve"> </w:t>
       </w:r>
       <w:r>
         <w:rPr>
-          <w:rFonts w:hint="eastAsia"/>
+          <w:rFonts w:hint="eastAsia" w:eastAsia="黑体"/>
         </w:rPr>
         <w:t xml:space="preserve">T，以及副边整流与</w:t>
       </w:r>
       <w:r>
+        <w:rPr>
+          <w:rFonts w:eastAsia="黑体"/>
+        </w:rPr>
         <w:t xml:space="preserve"> LC </w:t>
       </w:r>
       <w:r>
         <w:rPr>
-          <w:rFonts w:hint="eastAsia"/>
+          <w:rFonts w:hint="eastAsia" w:eastAsia="黑体"/>
         </w:rPr>
         <w:t xml:space="preserve">滤波（整流二极管、续流二极管、滤波电感</w:t>
       </w:r>
       <w:r>
+        <w:rPr>
+          <w:rFonts w:eastAsia="黑体"/>
+        </w:rPr>
         <w:t xml:space="preserve"> </w:t>
       </w:r>
       <w:r>
         <w:rPr>
-          <w:rFonts w:hint="eastAsia"/>
+          <w:rFonts w:hint="eastAsia" w:eastAsia="黑体"/>
         </w:rPr>
         <w:t xml:space="preserve">L、输出电容</w:t>
       </w:r>
       <w:r>
+        <w:rPr>
+          <w:rFonts w:eastAsia="黑体"/>
+        </w:rPr>
         <w:t xml:space="preserve"> </w:t>
       </w:r>
       <w:r>
         <w:rPr>
-          <w:rFonts w:hint="eastAsia"/>
+          <w:rFonts w:hint="eastAsia" w:eastAsia="黑体"/>
         </w:rPr>
         <w:t xml:space="preserve">C）组成。关键节点如下：输入节点</w:t>
       </w:r>
       <w:r>
+        <w:rPr>
+          <w:rFonts w:eastAsia="黑体"/>
+        </w:rPr>
         <w:t xml:space="preserve"> </w:t>
       </w:r>
       <m:oMath>
@@ -111,105 +132,141 @@
         </m:sSub>
       </m:oMath>
       <w:r>
+        <w:rPr>
+          <w:rFonts w:eastAsia="黑体"/>
+        </w:rPr>
         <w:t xml:space="preserve"> </w:t>
       </w:r>
       <w:r>
         <w:rPr>
-          <w:rFonts w:hint="eastAsia"/>
+          <w:rFonts w:hint="eastAsia" w:eastAsia="黑体"/>
         </w:rPr>
         <w:t xml:space="preserve">接上管</w:t>
       </w:r>
       <w:r>
+        <w:rPr>
+          <w:rFonts w:eastAsia="黑体"/>
+        </w:rPr>
         <w:t xml:space="preserve"> Q1 </w:t>
       </w:r>
       <w:r>
         <w:rPr>
-          <w:rFonts w:hint="eastAsia"/>
+          <w:rFonts w:hint="eastAsia" w:eastAsia="黑体"/>
         </w:rPr>
         <w:t xml:space="preserve">的漏极与钳位二极管</w:t>
       </w:r>
       <w:r>
+        <w:rPr>
+          <w:rFonts w:eastAsia="黑体"/>
+        </w:rPr>
         <w:t xml:space="preserve"> D1 </w:t>
       </w:r>
       <w:r>
         <w:rPr>
-          <w:rFonts w:hint="eastAsia"/>
+          <w:rFonts w:hint="eastAsia" w:eastAsia="黑体"/>
         </w:rPr>
         <w:t xml:space="preserve">的阴极；变压器初级上端由</w:t>
       </w:r>
       <w:r>
+        <w:rPr>
+          <w:rFonts w:eastAsia="黑体"/>
+        </w:rPr>
         <w:t xml:space="preserve"> Q1 </w:t>
       </w:r>
       <w:r>
         <w:rPr>
-          <w:rFonts w:hint="eastAsia"/>
+          <w:rFonts w:hint="eastAsia" w:eastAsia="黑体"/>
         </w:rPr>
         <w:t xml:space="preserve">的源极、Q2</w:t>
       </w:r>
       <w:r>
+        <w:rPr>
+          <w:rFonts w:eastAsia="黑体"/>
+        </w:rPr>
         <w:t xml:space="preserve"> </w:t>
       </w:r>
       <w:r>
         <w:rPr>
-          <w:rFonts w:hint="eastAsia"/>
+          <w:rFonts w:hint="eastAsia" w:eastAsia="黑体"/>
         </w:rPr>
         <w:t xml:space="preserve">的漏极与变压器初级同名端相连，初级下端（异名端）经下管</w:t>
       </w:r>
       <w:r>
+        <w:rPr>
+          <w:rFonts w:eastAsia="黑体"/>
+        </w:rPr>
         <w:t xml:space="preserve"> Q2 </w:t>
       </w:r>
       <w:r>
         <w:rPr>
-          <w:rFonts w:hint="eastAsia"/>
+          <w:rFonts w:hint="eastAsia" w:eastAsia="黑体"/>
         </w:rPr>
         <w:t xml:space="preserve">的源极接地，同时钳位二极管</w:t>
       </w:r>
       <w:r>
+        <w:rPr>
+          <w:rFonts w:eastAsia="黑体"/>
+        </w:rPr>
         <w:t xml:space="preserve"> D2 </w:t>
       </w:r>
       <w:r>
         <w:rPr>
-          <w:rFonts w:hint="eastAsia"/>
+          <w:rFonts w:hint="eastAsia" w:eastAsia="黑体"/>
         </w:rPr>
         <w:t xml:space="preserve">的阳极接初级上端、D1</w:t>
       </w:r>
       <w:r>
+        <w:rPr>
+          <w:rFonts w:eastAsia="黑体"/>
+        </w:rPr>
         <w:t xml:space="preserve"> </w:t>
       </w:r>
       <w:r>
         <w:rPr>
-          <w:rFonts w:hint="eastAsia"/>
+          <w:rFonts w:hint="eastAsia" w:eastAsia="黑体"/>
         </w:rPr>
         <w:t xml:space="preserve">的阳极接初级下端（初级下端亦接输入地侧），形成</w:t>
       </w:r>
       <w:r>
+        <w:rPr>
+          <w:rFonts w:eastAsia="黑体"/>
+        </w:rPr>
         <w:t xml:space="preserve"> Q1、Q2 </w:t>
       </w:r>
       <w:r>
         <w:rPr>
-          <w:rFonts w:hint="eastAsia"/>
+          <w:rFonts w:hint="eastAsia" w:eastAsia="黑体"/>
         </w:rPr>
         <w:t xml:space="preserve">分别串于初级上下两侧、D1、D2</w:t>
       </w:r>
       <w:r>
+        <w:rPr>
+          <w:rFonts w:eastAsia="黑体"/>
+        </w:rPr>
         <w:t xml:space="preserve"> </w:t>
       </w:r>
       <w:r>
         <w:rPr>
-          <w:rFonts w:hint="eastAsia"/>
+          <w:rFonts w:hint="eastAsia" w:eastAsia="黑体"/>
         </w:rPr>
         <w:t xml:space="preserve">分别跨接在初级两端与电源/地之间的对称结构；副边同相感应后经整流二极管、续流二极管与</w:t>
       </w:r>
       <w:r>
+        <w:rPr>
+          <w:rFonts w:eastAsia="黑体"/>
+        </w:rPr>
         <w:t xml:space="preserve"> LC </w:t>
       </w:r>
       <w:r>
         <w:rPr>
-          <w:rFonts w:hint="eastAsia"/>
+          <w:rFonts w:hint="eastAsia" w:eastAsia="黑体"/>
         </w:rPr>
         <w:t xml:space="preserve">滤波形成输出节点</w:t>
       </w:r>
       <w:r>
+        <w:rPr>
+          <w:rFonts w:eastAsia="黑体"/>
+        </w:rPr>
         <w:t xml:space="preserve"> </w:t>
       </w:r>
       <m:oMath>
@@ -233,11 +290,14 @@
         </m:sSub>
       </m:oMath>
       <w:r>
+        <w:rPr>
+          <w:rFonts w:eastAsia="黑体"/>
+        </w:rPr>
         <w:t xml:space="preserve"> </w:t>
       </w:r>
       <w:r>
         <w:rPr>
-          <w:rFonts w:hint="eastAsia"/>
+          <w:rFonts w:hint="eastAsia" w:eastAsia="黑体"/>
         </w:rPr>
         <w:t xml:space="preserve">并接负载。</w:t>
       </w:r>
@@ -246,61 +306,79 @@
       <w:pPr/>
       <w:r>
         <w:rPr>
-          <w:rFonts w:hint="eastAsia"/>
+          <w:rFonts w:hint="eastAsia" w:eastAsia="黑体"/>
         </w:rPr>
         <w:t xml:space="preserve">各元件管脚连接：上管</w:t>
       </w:r>
       <w:r>
+        <w:rPr>
+          <w:rFonts w:eastAsia="黑体"/>
+        </w:rPr>
         <w:t xml:space="preserve"> Q1 </w:t>
       </w:r>
       <w:r>
         <w:rPr>
-          <w:rFonts w:hint="eastAsia"/>
+          <w:rFonts w:hint="eastAsia" w:eastAsia="黑体"/>
         </w:rPr>
         <w:t xml:space="preserve">的漏极接输入节点、源极接变压器初级同名端（上端）；下管</w:t>
       </w:r>
       <w:r>
+        <w:rPr>
+          <w:rFonts w:eastAsia="黑体"/>
+        </w:rPr>
         <w:t xml:space="preserve"> Q2 </w:t>
       </w:r>
       <w:r>
         <w:rPr>
-          <w:rFonts w:hint="eastAsia"/>
+          <w:rFonts w:hint="eastAsia" w:eastAsia="黑体"/>
         </w:rPr>
         <w:t xml:space="preserve">的漏极接变压器初级异名端（下端）、源极接地；两管栅极接同步的驱动信号，同时导通、同时关断；钳位二极管</w:t>
       </w:r>
       <w:r>
+        <w:rPr>
+          <w:rFonts w:eastAsia="黑体"/>
+        </w:rPr>
         <w:t xml:space="preserve"> D1 </w:t>
       </w:r>
       <w:r>
         <w:rPr>
-          <w:rFonts w:hint="eastAsia"/>
+          <w:rFonts w:hint="eastAsia" w:eastAsia="黑体"/>
         </w:rPr>
         <w:t xml:space="preserve">的阳极接变压器初级下端、阴极接输入节点，D2</w:t>
       </w:r>
       <w:r>
+        <w:rPr>
+          <w:rFonts w:eastAsia="黑体"/>
+        </w:rPr>
         <w:t xml:space="preserve"> </w:t>
       </w:r>
       <w:r>
         <w:rPr>
-          <w:rFonts w:hint="eastAsia"/>
+          <w:rFonts w:hint="eastAsia" w:eastAsia="黑体"/>
         </w:rPr>
         <w:t xml:space="preserve">的阳极接地、阴极接变压器初级上端；变压器次级接副边整流二极管（整流管阳极接次级同名端）与续流二极管、滤波电感</w:t>
       </w:r>
       <w:r>
+        <w:rPr>
+          <w:rFonts w:eastAsia="黑体"/>
+        </w:rPr>
         <w:t xml:space="preserve"> </w:t>
       </w:r>
       <w:r>
         <w:rPr>
-          <w:rFonts w:hint="eastAsia"/>
+          <w:rFonts w:hint="eastAsia" w:eastAsia="黑体"/>
         </w:rPr>
         <w:t xml:space="preserve">L、输出电容</w:t>
       </w:r>
       <w:r>
+        <w:rPr>
+          <w:rFonts w:eastAsia="黑体"/>
+        </w:rPr>
         <w:t xml:space="preserve"> </w:t>
       </w:r>
       <w:r>
         <w:rPr>
-          <w:rFonts w:hint="eastAsia"/>
+          <w:rFonts w:hint="eastAsia" w:eastAsia="黑体"/>
         </w:rPr>
         <w:t xml:space="preserve">C，其中整流二极管阴极与续流二极管阳极接电感入端、续流二极管阴极接副边地，电感出端接输出电容与负载，输出电容另一端接副边地。</w:t>
       </w:r>
@@ -309,7 +387,7 @@
       <w:pPr/>
       <w:r>
         <w:rPr>
-          <w:rFonts w:hint="eastAsia"/>
+          <w:rFonts w:hint="eastAsia" w:eastAsia="黑体"/>
         </w:rPr>
         <w:t xml:space="preserve">就组态而言，这是由两个开关管与两只钳位二极管沿变压器初级上下两侧对称布置的双管正激变换器，关断时励磁能量经两只二极管回馈输入实现磁通复位，开关管电压应力降为输入电压，用于中功率隔离电源。</w:t>
       </w:r>
@@ -322,7 +400,7 @@
       </w:pPr>
       <w:r>
         <w:rPr>
-          <w:rFonts w:hint="eastAsia"/>
+          <w:rFonts w:hint="eastAsia" w:eastAsia="黑体"/>
         </w:rPr>
         <w:t xml:space="preserve">工作原理</w:t>
       </w:r>
@@ -346,6 +424,9 @@
         </m:sSub>
       </m:oMath>
       <w:r>
+        <w:rPr>
+          <w:rFonts w:eastAsia="黑体"/>
+        </w:rPr>
         <w:t xml:space="preserve">、</w:t>
       </w:r>
       <m:oMath>
@@ -363,15 +444,21 @@
         </m:sSub>
       </m:oMath>
       <w:r>
+        <w:rPr>
+          <w:rFonts w:eastAsia="黑体"/>
+        </w:rPr>
         <w:t xml:space="preserve"> </w:t>
       </w:r>
       <w:r>
         <w:rPr>
-          <w:rFonts w:hint="eastAsia"/>
+          <w:rFonts w:hint="eastAsia" w:eastAsia="黑体"/>
         </w:rPr>
         <w:t xml:space="preserve">同时导通时，输入电压经两管加到变压器初级、向副边传能；同时关断时，变压器初级励磁电流经</w:t>
       </w:r>
       <w:r>
+        <w:rPr>
+          <w:rFonts w:eastAsia="黑体"/>
+        </w:rPr>
         <w:t xml:space="preserve"> </w:t>
       </w:r>
       <m:oMath>
@@ -389,6 +476,9 @@
         </m:sSub>
       </m:oMath>
       <w:r>
+        <w:rPr>
+          <w:rFonts w:eastAsia="黑体"/>
+        </w:rPr>
         <w:t xml:space="preserve">、</w:t>
       </w:r>
       <m:oMath>
@@ -406,15 +496,21 @@
         </m:sSub>
       </m:oMath>
       <w:r>
+        <w:rPr>
+          <w:rFonts w:eastAsia="黑体"/>
+        </w:rPr>
         <w:t xml:space="preserve"> </w:t>
       </w:r>
       <w:r>
         <w:rPr>
-          <w:rFonts w:hint="eastAsia"/>
+          <w:rFonts w:hint="eastAsia" w:eastAsia="黑体"/>
         </w:rPr>
         <w:t xml:space="preserve">续流回到输入，变压器初级被反向钳位为</w:t>
       </w:r>
       <w:r>
+        <w:rPr>
+          <w:rFonts w:eastAsia="黑体"/>
+        </w:rPr>
         <w:t xml:space="preserve"> </w:t>
       </w:r>
       <m:oMath>
@@ -442,7 +538,7 @@
       </m:oMath>
       <w:r>
         <w:rPr>
-          <w:rFonts w:hint="eastAsia"/>
+          <w:rFonts w:hint="eastAsia" w:eastAsia="黑体"/>
         </w:rPr>
         <w:t xml:space="preserve">，磁芯反向复位后励磁电流回零。</w:t>
       </w:r>
@@ -455,7 +551,7 @@
       </w:pPr>
       <w:r>
         <w:rPr>
-          <w:rFonts w:hint="eastAsia"/>
+          <w:rFonts w:hint="eastAsia" w:eastAsia="黑体"/>
         </w:rPr>
         <w:t xml:space="preserve">关键计算公式</w:t>
       </w:r>
@@ -469,7 +565,7 @@
       </w:pPr>
       <w:r>
         <w:rPr>
-          <w:rFonts w:hint="eastAsia"/>
+          <w:rFonts w:hint="eastAsia" w:eastAsia="黑体"/>
         </w:rPr>
         <w:t xml:space="preserve">输出电压：</w:t>
       </w:r>
@@ -565,7 +661,7 @@
       </w:pPr>
       <w:r>
         <w:rPr>
-          <w:rFonts w:hint="eastAsia"/>
+          <w:rFonts w:hint="eastAsia" w:eastAsia="黑体"/>
         </w:rPr>
         <w:t xml:space="preserve">开关管关断电压应力：</w:t>
       </w:r>
@@ -649,7 +745,7 @@
       </w:pPr>
       <w:r>
         <w:rPr>
-          <w:rFonts w:hint="eastAsia"/>
+          <w:rFonts w:hint="eastAsia" w:eastAsia="黑体"/>
         </w:rPr>
         <w:t xml:space="preserve">变压器复位要求：</w:t>
       </w:r>
@@ -703,7 +799,7 @@
       </w:pPr>
       <w:r>
         <w:rPr>
-          <w:rFonts w:hint="eastAsia"/>
+          <w:rFonts w:hint="eastAsia" w:eastAsia="黑体"/>
         </w:rPr>
         <w:t xml:space="preserve">输出电感纹波：</w:t>
       </w:r>
@@ -839,7 +935,7 @@
             </w:pPr>
             <w:r>
               <w:rPr>
-                <w:rFonts w:hint="eastAsia"/>
+                <w:rFonts w:hint="eastAsia" w:eastAsia="黑体"/>
               </w:rPr>
               <w:t xml:space="preserve">符号</w:t>
             </w:r>
@@ -853,7 +949,7 @@
             </w:pPr>
             <w:r>
               <w:rPr>
-                <w:rFonts w:hint="eastAsia"/>
+                <w:rFonts w:hint="eastAsia" w:eastAsia="黑体"/>
               </w:rPr>
               <w:t xml:space="preserve">含义</w:t>
             </w:r>
@@ -867,7 +963,7 @@
             </w:pPr>
             <w:r>
               <w:rPr>
-                <w:rFonts w:hint="eastAsia"/>
+                <w:rFonts w:hint="eastAsia" w:eastAsia="黑体"/>
               </w:rPr>
               <w:t xml:space="preserve">单位</w:t>
             </w:r>
@@ -896,6 +992,9 @@
               </m:sSub>
             </m:oMath>
             <w:r>
+              <w:rPr>
+                <w:rFonts w:eastAsia="黑体"/>
+              </w:rPr>
               <w:t xml:space="preserve">​</w:t>
             </w:r>
           </w:p>
@@ -908,7 +1007,7 @@
             </w:pPr>
             <w:r>
               <w:rPr>
-                <w:rFonts w:hint="eastAsia"/>
+                <w:rFonts w:hint="eastAsia" w:eastAsia="黑体"/>
               </w:rPr>
               <w:t xml:space="preserve">输出电压</w:t>
             </w:r>
@@ -921,6 +1020,9 @@
               <w:pStyle w:val="Compact"/>
             </w:pPr>
             <w:r>
+              <w:rPr>
+                <w:rFonts w:eastAsia="黑体"/>
+              </w:rPr>
               <w:t xml:space="preserve">V</w:t>
             </w:r>
           </w:p>
@@ -951,6 +1053,9 @@
               </m:sSub>
             </m:oMath>
             <w:r>
+              <w:rPr>
+                <w:rFonts w:eastAsia="黑体"/>
+              </w:rPr>
               <w:t xml:space="preserve">​</w:t>
             </w:r>
           </w:p>
@@ -963,7 +1068,7 @@
             </w:pPr>
             <w:r>
               <w:rPr>
-                <w:rFonts w:hint="eastAsia"/>
+                <w:rFonts w:hint="eastAsia" w:eastAsia="黑体"/>
               </w:rPr>
               <w:t xml:space="preserve">输入电压</w:t>
             </w:r>
@@ -976,6 +1081,9 @@
               <w:pStyle w:val="Compact"/>
             </w:pPr>
             <w:r>
+              <w:rPr>
+                <w:rFonts w:eastAsia="黑体"/>
+              </w:rPr>
               <w:t xml:space="preserve">V</w:t>
             </w:r>
           </w:p>
@@ -994,6 +1102,9 @@
               </m:r>
             </m:oMath>
             <w:r>
+              <w:rPr>
+                <w:rFonts w:eastAsia="黑体"/>
+              </w:rPr>
               <w:t xml:space="preserve">​</w:t>
             </w:r>
           </w:p>
@@ -1006,7 +1117,7 @@
             </w:pPr>
             <w:r>
               <w:rPr>
-                <w:rFonts w:hint="eastAsia"/>
+                <w:rFonts w:hint="eastAsia" w:eastAsia="黑体"/>
               </w:rPr>
               <w:t xml:space="preserve">每管占空比</w:t>
             </w:r>
@@ -1019,6 +1130,9 @@
               <w:pStyle w:val="Compact"/>
             </w:pPr>
             <w:r>
+              <w:rPr>
+                <w:rFonts w:eastAsia="黑体"/>
+              </w:rPr>
               <w:t xml:space="preserve">—</w:t>
             </w:r>
           </w:p>
@@ -1064,6 +1178,9 @@
               </m:sSub>
             </m:oMath>
             <w:r>
+              <w:rPr>
+                <w:rFonts w:eastAsia="黑体"/>
+              </w:rPr>
               <w:t xml:space="preserve">​</w:t>
             </w:r>
           </w:p>
@@ -1076,7 +1193,7 @@
             </w:pPr>
             <w:r>
               <w:rPr>
-                <w:rFonts w:hint="eastAsia"/>
+                <w:rFonts w:hint="eastAsia" w:eastAsia="黑体"/>
               </w:rPr>
               <w:t xml:space="preserve">原、副边匝数</w:t>
             </w:r>
@@ -1089,6 +1206,9 @@
               <w:pStyle w:val="Compact"/>
             </w:pPr>
             <w:r>
+              <w:rPr>
+                <w:rFonts w:eastAsia="黑体"/>
+              </w:rPr>
               <w:t xml:space="preserve">—</w:t>
             </w:r>
           </w:p>
@@ -1107,6 +1227,9 @@
               </m:r>
             </m:oMath>
             <w:r>
+              <w:rPr>
+                <w:rFonts w:eastAsia="黑体"/>
+              </w:rPr>
               <w:t xml:space="preserve">​</w:t>
             </w:r>
           </w:p>
@@ -1119,7 +1242,7 @@
             </w:pPr>
             <w:r>
               <w:rPr>
-                <w:rFonts w:hint="eastAsia"/>
+                <w:rFonts w:hint="eastAsia" w:eastAsia="黑体"/>
               </w:rPr>
               <w:t xml:space="preserve">输出滤波电感</w:t>
             </w:r>
@@ -1132,6 +1255,9 @@
               <w:pStyle w:val="Compact"/>
             </w:pPr>
             <w:r>
+              <w:rPr>
+                <w:rFonts w:eastAsia="黑体"/>
+              </w:rPr>
               <w:t xml:space="preserve">H</w:t>
             </w:r>
           </w:p>
@@ -1162,6 +1288,9 @@
               </m:sSub>
             </m:oMath>
             <w:r>
+              <w:rPr>
+                <w:rFonts w:eastAsia="黑体"/>
+              </w:rPr>
               <w:t xml:space="preserve">​</w:t>
             </w:r>
           </w:p>
@@ -1174,7 +1303,7 @@
             </w:pPr>
             <w:r>
               <w:rPr>
-                <w:rFonts w:hint="eastAsia"/>
+                <w:rFonts w:hint="eastAsia" w:eastAsia="黑体"/>
               </w:rPr>
               <w:t xml:space="preserve">开关频率</w:t>
             </w:r>
@@ -1187,6 +1316,9 @@
               <w:pStyle w:val="Compact"/>
             </w:pPr>
             <w:r>
+              <w:rPr>
+                <w:rFonts w:eastAsia="黑体"/>
+              </w:rPr>
               <w:t xml:space="preserve">Hz</w:t>
             </w:r>
           </w:p>
@@ -1201,7 +1333,7 @@
       </w:pPr>
       <w:r>
         <w:rPr>
-          <w:rFonts w:hint="eastAsia"/>
+          <w:rFonts w:hint="eastAsia" w:eastAsia="黑体"/>
         </w:rPr>
         <w:t xml:space="preserve">元件调整影响</w:t>
       </w:r>
@@ -1221,6 +1353,7 @@
       </m:oMath>
       <w:r>
         <w:rPr>
+          <w:rFonts w:eastAsia="黑体"/>
           <w:b/>
           <w:bCs/>
         </w:rPr>
@@ -1228,7 +1361,7 @@
       </w:r>
       <w:r>
         <w:rPr>
-          <w:rFonts w:hint="eastAsia"/>
+          <w:rFonts w:hint="eastAsia" w:eastAsia="黑体"/>
           <w:b/>
           <w:bCs/>
         </w:rPr>
@@ -1236,16 +1369,19 @@
       </w:r>
       <w:r>
         <w:rPr>
-          <w:rFonts w:hint="eastAsia"/>
+          <w:rFonts w:hint="eastAsia" w:eastAsia="黑体"/>
         </w:rPr>
         <w:t xml:space="preserve">（≤0.5）→</w:t>
       </w:r>
       <w:r>
+        <w:rPr>
+          <w:rFonts w:eastAsia="黑体"/>
+        </w:rPr>
         <w:t xml:space="preserve"> </w:t>
       </w:r>
       <w:r>
         <w:rPr>
-          <w:rFonts w:hint="eastAsia"/>
+          <w:rFonts w:hint="eastAsia" w:eastAsia="黑体"/>
         </w:rPr>
         <w:t xml:space="preserve">输出电压增大，但更接近复位时间上限。</w:t>
       </w:r>
@@ -1260,25 +1396,34 @@
       </w:pPr>
       <w:r>
         <w:rPr>
-          <w:rFonts w:hint="eastAsia"/>
+          <w:rFonts w:hint="eastAsia" w:eastAsia="黑体"/>
           <w:b/>
           <w:bCs/>
         </w:rPr>
         <w:t xml:space="preserve">输入电压升高</w:t>
       </w:r>
       <w:r>
+        <w:rPr>
+          <w:rFonts w:eastAsia="黑体"/>
+        </w:rPr>
         <w:t xml:space="preserve"> </w:t>
       </w:r>
       <w:r>
+        <w:rPr>
+          <w:rFonts w:eastAsia="黑体"/>
+        </w:rPr>
         <w:t xml:space="preserve">→ </w:t>
       </w:r>
       <w:r>
         <w:rPr>
-          <w:rFonts w:hint="eastAsia"/>
+          <w:rFonts w:hint="eastAsia" w:eastAsia="黑体"/>
         </w:rPr>
         <w:t xml:space="preserve">输出升高，开关管应力按</w:t>
       </w:r>
       <w:r>
+        <w:rPr>
+          <w:rFonts w:eastAsia="黑体"/>
+        </w:rPr>
         <w:t xml:space="preserve"> </w:t>
       </w:r>
       <m:oMath>
@@ -1300,11 +1445,14 @@
       </m:oMath>
       <w:r>
         <w:rPr>
-          <w:rFonts w:hint="eastAsia"/>
+          <w:rFonts w:hint="eastAsia" w:eastAsia="黑体"/>
         </w:rPr>
         <w:t xml:space="preserve">（而非</w:t>
       </w:r>
       <w:r>
+        <w:rPr>
+          <w:rFonts w:eastAsia="黑体"/>
+        </w:rPr>
         <w:t xml:space="preserve"> </w:t>
       </w:r>
       <m:oMath>
@@ -1329,7 +1477,7 @@
       </m:oMath>
       <w:r>
         <w:rPr>
-          <w:rFonts w:hint="eastAsia"/>
+          <w:rFonts w:hint="eastAsia" w:eastAsia="黑体"/>
         </w:rPr>
         <w:t xml:space="preserve">）升高。</w:t>
       </w:r>
@@ -1344,7 +1492,7 @@
       </w:pPr>
       <w:r>
         <w:rPr>
-          <w:rFonts w:hint="eastAsia"/>
+          <w:rFonts w:hint="eastAsia" w:eastAsia="黑体"/>
           <w:b/>
           <w:bCs/>
         </w:rPr>
@@ -1352,6 +1500,7 @@
       </w:r>
       <w:r>
         <w:rPr>
+          <w:rFonts w:eastAsia="黑体"/>
           <w:b/>
           <w:bCs/>
         </w:rPr>
@@ -1364,6 +1513,7 @@
       </m:oMath>
       <w:r>
         <w:rPr>
+          <w:rFonts w:eastAsia="黑体"/>
           <w:b/>
           <w:bCs/>
         </w:rPr>
@@ -1371,21 +1521,27 @@
       </w:r>
       <w:r>
         <w:rPr>
-          <w:rFonts w:hint="eastAsia"/>
+          <w:rFonts w:hint="eastAsia" w:eastAsia="黑体"/>
           <w:b/>
           <w:bCs/>
         </w:rPr>
         <w:t xml:space="preserve">增大</w:t>
       </w:r>
       <w:r>
+        <w:rPr>
+          <w:rFonts w:eastAsia="黑体"/>
+        </w:rPr>
         <w:t xml:space="preserve"> </w:t>
       </w:r>
       <w:r>
+        <w:rPr>
+          <w:rFonts w:eastAsia="黑体"/>
+        </w:rPr>
         <w:t xml:space="preserve">→ </w:t>
       </w:r>
       <w:r>
         <w:rPr>
-          <w:rFonts w:hint="eastAsia"/>
+          <w:rFonts w:hint="eastAsia" w:eastAsia="黑体"/>
         </w:rPr>
         <w:t xml:space="preserve">电流纹波减小，动态响应变慢。</w:t>
       </w:r>
@@ -1417,6 +1573,7 @@
       </m:oMath>
       <w:r>
         <w:rPr>
+          <w:rFonts w:eastAsia="黑体"/>
           <w:b/>
           <w:bCs/>
         </w:rPr>
@@ -1424,21 +1581,27 @@
       </w:r>
       <w:r>
         <w:rPr>
-          <w:rFonts w:hint="eastAsia"/>
+          <w:rFonts w:hint="eastAsia" w:eastAsia="黑体"/>
           <w:b/>
           <w:bCs/>
         </w:rPr>
         <w:t xml:space="preserve">增大</w:t>
       </w:r>
       <w:r>
+        <w:rPr>
+          <w:rFonts w:eastAsia="黑体"/>
+        </w:rPr>
         <w:t xml:space="preserve"> </w:t>
       </w:r>
       <w:r>
+        <w:rPr>
+          <w:rFonts w:eastAsia="黑体"/>
+        </w:rPr>
         <w:t xml:space="preserve">→ </w:t>
       </w:r>
       <w:r>
         <w:rPr>
-          <w:rFonts w:hint="eastAsia"/>
+          <w:rFonts w:hint="eastAsia" w:eastAsia="黑体"/>
         </w:rPr>
         <w:t xml:space="preserve">变压器体积减小，开关损耗增大。</w:t>
       </w:r>
@@ -1451,7 +1614,7 @@
       </w:pPr>
       <w:r>
         <w:rPr>
-          <w:rFonts w:hint="eastAsia"/>
+          <w:rFonts w:hint="eastAsia" w:eastAsia="黑体"/>
         </w:rPr>
         <w:t xml:space="preserve">典型参数示例</w:t>
       </w:r>
@@ -1466,11 +1629,14 @@
       </w:pPr>
       <w:r>
         <w:rPr>
-          <w:rFonts w:hint="eastAsia"/>
+          <w:rFonts w:hint="eastAsia" w:eastAsia="黑体"/>
         </w:rPr>
         <w:t xml:space="preserve">取</w:t>
       </w:r>
       <w:r>
+        <w:rPr>
+          <w:rFonts w:eastAsia="黑体"/>
+        </w:rPr>
         <w:t xml:space="preserve"> </w:t>
       </w:r>
       <m:oMath>
@@ -1510,6 +1676,9 @@
         </m:r>
       </m:oMath>
       <w:r>
+        <w:rPr>
+          <w:rFonts w:eastAsia="黑体"/>
+        </w:rPr>
         <w:t xml:space="preserve">、</w:t>
       </w:r>
       <m:oMath>
@@ -1563,6 +1732,9 @@
         </m:r>
       </m:oMath>
       <w:r>
+        <w:rPr>
+          <w:rFonts w:eastAsia="黑体"/>
+        </w:rPr>
         <w:t xml:space="preserve">、</w:t>
       </w:r>
       <m:oMath>
@@ -1581,7 +1753,7 @@
       </m:oMath>
       <w:r>
         <w:rPr>
-          <w:rFonts w:hint="eastAsia"/>
+          <w:rFonts w:hint="eastAsia" w:eastAsia="黑体"/>
         </w:rPr>
         <w:t xml:space="preserve">：</w:t>
       </w:r>
@@ -1667,6 +1839,9 @@
         </m:r>
       </m:oMath>
       <w:r>
+        <w:rPr>
+          <w:rFonts w:eastAsia="黑体"/>
+        </w:rPr>
         <w:t xml:space="preserve">。</w:t>
       </w:r>
     </w:p>
@@ -1680,11 +1855,14 @@
       </w:pPr>
       <w:r>
         <w:rPr>
-          <w:rFonts w:hint="eastAsia"/>
+          <w:rFonts w:hint="eastAsia" w:eastAsia="黑体"/>
         </w:rPr>
         <w:t xml:space="preserve">取</w:t>
       </w:r>
       <w:r>
+        <w:rPr>
+          <w:rFonts w:eastAsia="黑体"/>
+        </w:rPr>
         <w:t xml:space="preserve"> </w:t>
       </w:r>
       <m:oMath>
@@ -1725,11 +1903,14 @@
       </m:oMath>
       <w:r>
         <w:rPr>
-          <w:rFonts w:hint="eastAsia"/>
+          <w:rFonts w:hint="eastAsia" w:eastAsia="黑体"/>
         </w:rPr>
         <w:t xml:space="preserve">：开关管关断应力</w:t>
       </w:r>
       <w:r>
+        <w:rPr>
+          <w:rFonts w:eastAsia="黑体"/>
+        </w:rPr>
         <w:t xml:space="preserve"> </w:t>
       </w:r>
       <m:oMath>
@@ -1770,11 +1951,14 @@
       </m:oMath>
       <w:r>
         <w:rPr>
-          <w:rFonts w:hint="eastAsia"/>
+          <w:rFonts w:hint="eastAsia" w:eastAsia="黑体"/>
         </w:rPr>
         <w:t xml:space="preserve">，选</w:t>
       </w:r>
       <w:r>
+        <w:rPr>
+          <w:rFonts w:eastAsia="黑体"/>
+        </w:rPr>
         <w:t xml:space="preserve"> </w:t>
       </w:r>
       <m:oMath>
@@ -1814,11 +1998,14 @@
         </m:r>
       </m:oMath>
       <w:r>
+        <w:rPr>
+          <w:rFonts w:eastAsia="黑体"/>
+        </w:rPr>
         <w:t xml:space="preserve"> </w:t>
       </w:r>
       <w:r>
         <w:rPr>
-          <w:rFonts w:hint="eastAsia"/>
+          <w:rFonts w:hint="eastAsia" w:eastAsia="黑体"/>
         </w:rPr>
         <w:t xml:space="preserve">器件即可（较单管正激裕量更大）。</w:t>
       </w:r>
@@ -1831,7 +2018,7 @@
       </w:pPr>
       <w:r>
         <w:rPr>
-          <w:rFonts w:hint="eastAsia"/>
+          <w:rFonts w:hint="eastAsia" w:eastAsia="黑体"/>
         </w:rPr>
         <w:t xml:space="preserve">常见器件型号</w:t>
       </w:r>
@@ -1846,16 +2033,19 @@
       </w:pPr>
       <w:r>
         <w:rPr>
-          <w:rFonts w:hint="eastAsia"/>
+          <w:rFonts w:hint="eastAsia" w:eastAsia="黑体"/>
         </w:rPr>
         <w:t xml:space="preserve">开关管：STP10NK60、IRF830、IPB60R</w:t>
       </w:r>
       <w:r>
+        <w:rPr>
+          <w:rFonts w:eastAsia="黑体"/>
+        </w:rPr>
         <w:t xml:space="preserve"> </w:t>
       </w:r>
       <w:r>
         <w:rPr>
-          <w:rFonts w:hint="eastAsia"/>
+          <w:rFonts w:hint="eastAsia" w:eastAsia="黑体"/>
         </w:rPr>
         <w:t xml:space="preserve">系列。</w:t>
       </w:r>
@@ -1870,7 +2060,7 @@
       </w:pPr>
       <w:r>
         <w:rPr>
-          <w:rFonts w:hint="eastAsia"/>
+          <w:rFonts w:hint="eastAsia" w:eastAsia="黑体"/>
         </w:rPr>
         <w:t xml:space="preserve">控制器：UC3844、NCP1251、UCC28810。</w:t>
       </w:r>
@@ -1885,7 +2075,7 @@
       </w:pPr>
       <w:r>
         <w:rPr>
-          <w:rFonts w:hint="eastAsia"/>
+          <w:rFonts w:hint="eastAsia" w:eastAsia="黑体"/>
         </w:rPr>
         <w:t xml:space="preserve">钳位二极管：MUR460、UF4007、US1M。</w:t>
       </w:r>
@@ -1900,16 +2090,19 @@
       </w:pPr>
       <w:r>
         <w:rPr>
-          <w:rFonts w:hint="eastAsia"/>
+          <w:rFonts w:hint="eastAsia" w:eastAsia="黑体"/>
         </w:rPr>
         <w:t xml:space="preserve">变压器：定制</w:t>
       </w:r>
       <w:r>
+        <w:rPr>
+          <w:rFonts w:eastAsia="黑体"/>
+        </w:rPr>
         <w:t xml:space="preserve"> EE/EER </w:t>
       </w:r>
       <w:r>
         <w:rPr>
-          <w:rFonts w:hint="eastAsia"/>
+          <w:rFonts w:hint="eastAsia" w:eastAsia="黑体"/>
         </w:rPr>
         <w:t xml:space="preserve">铁氧体磁芯。</w:t>
       </w:r>
@@ -1922,7 +2115,7 @@
       </w:pPr>
       <w:r>
         <w:rPr>
-          <w:rFonts w:hint="eastAsia"/>
+          <w:rFonts w:hint="eastAsia" w:eastAsia="黑体"/>
         </w:rPr>
         <w:t xml:space="preserve">注意事项</w:t>
       </w:r>
@@ -1937,7 +2130,7 @@
       </w:pPr>
       <w:r>
         <w:rPr>
-          <w:rFonts w:hint="eastAsia"/>
+          <w:rFonts w:hint="eastAsia" w:eastAsia="黑体"/>
         </w:rPr>
         <w:t xml:space="preserve">两开关管必须同步导通关断，时序不一致会导致钳位失效。</w:t>
       </w:r>
@@ -1952,16 +2145,19 @@
       </w:pPr>
       <w:r>
         <w:rPr>
-          <w:rFonts w:hint="eastAsia"/>
+          <w:rFonts w:hint="eastAsia" w:eastAsia="黑体"/>
         </w:rPr>
         <w:t xml:space="preserve">占空比</w:t>
       </w:r>
       <w:r>
+        <w:rPr>
+          <w:rFonts w:eastAsia="黑体"/>
+        </w:rPr>
         <w:t xml:space="preserve"> </w:t>
       </w:r>
       <w:r>
         <w:rPr>
-          <w:rFonts w:hint="eastAsia"/>
+          <w:rFonts w:hint="eastAsia" w:eastAsia="黑体"/>
         </w:rPr>
         <w:t xml:space="preserve">≤0.5，保证磁通在每周期内完全复位。</w:t>
       </w:r>
@@ -1976,11 +2172,14 @@
       </w:pPr>
       <w:r>
         <w:rPr>
-          <w:rFonts w:hint="eastAsia"/>
+          <w:rFonts w:hint="eastAsia" w:eastAsia="黑体"/>
         </w:rPr>
         <w:t xml:space="preserve">钳位二极管反向耐压需大于</w:t>
       </w:r>
       <w:r>
+        <w:rPr>
+          <w:rFonts w:eastAsia="黑体"/>
+        </w:rPr>
         <w:t xml:space="preserve"> </w:t>
       </w:r>
       <m:oMath>
@@ -2002,7 +2201,7 @@
       </m:oMath>
       <w:r>
         <w:rPr>
-          <w:rFonts w:hint="eastAsia"/>
+          <w:rFonts w:hint="eastAsia" w:eastAsia="黑体"/>
         </w:rPr>
         <w:t xml:space="preserve">，并选快恢复型降低损耗。</w:t>
       </w:r>
@@ -2017,11 +2216,14 @@
       </w:pPr>
       <w:r>
         <w:rPr>
-          <w:rFonts w:hint="eastAsia"/>
+          <w:rFonts w:hint="eastAsia" w:eastAsia="黑体"/>
         </w:rPr>
         <w:t xml:space="preserve">开关管电压应力仅为</w:t>
       </w:r>
       <w:r>
+        <w:rPr>
+          <w:rFonts w:eastAsia="黑体"/>
+        </w:rPr>
         <w:t xml:space="preserve"> </w:t>
       </w:r>
       <m:oMath>
@@ -2043,7 +2245,7 @@
       </m:oMath>
       <w:r>
         <w:rPr>
-          <w:rFonts w:hint="eastAsia"/>
+          <w:rFonts w:hint="eastAsia" w:eastAsia="黑体"/>
         </w:rPr>
         <w:t xml:space="preserve">，适合较高输入电压场合。</w:t>
       </w:r>
@@ -2056,7 +2258,7 @@
       </w:pPr>
       <w:r>
         <w:rPr>
-          <w:rFonts w:hint="eastAsia"/>
+          <w:rFonts w:hint="eastAsia" w:eastAsia="黑体"/>
         </w:rPr>
         <w:t xml:space="preserve">参考资料</w:t>
       </w:r>
@@ -2070,6 +2272,9 @@
         </w:numPr>
       </w:pPr>
       <w:r>
+        <w:rPr>
+          <w:rFonts w:eastAsia="黑体"/>
+        </w:rPr>
         <w:t xml:space="preserve">Wikipedia: Forward converter。</w:t>
       </w:r>
     </w:p>
@@ -2083,16 +2288,19 @@
       </w:pPr>
       <w:r>
         <w:rPr>
-          <w:rFonts w:hint="eastAsia"/>
+          <w:rFonts w:hint="eastAsia" w:eastAsia="黑体"/>
         </w:rPr>
         <w:t xml:space="preserve">《开关电源设计（第三版）》（Abraham</w:t>
       </w:r>
       <w:r>
+        <w:rPr>
+          <w:rFonts w:eastAsia="黑体"/>
+        </w:rPr>
         <w:t xml:space="preserve"> I. </w:t>
       </w:r>
       <w:r>
         <w:rPr>
-          <w:rFonts w:hint="eastAsia"/>
+          <w:rFonts w:hint="eastAsia" w:eastAsia="黑体"/>
         </w:rPr>
         <w:t xml:space="preserve">Pressman）。</w:t>
       </w:r>
@@ -2106,20 +2314,26 @@
         </w:numPr>
       </w:pPr>
       <w:r>
+        <w:rPr>
+          <w:rFonts w:eastAsia="黑体"/>
+        </w:rPr>
         <w:t xml:space="preserve">TI </w:t>
       </w:r>
       <w:r>
         <w:rPr>
-          <w:rFonts w:hint="eastAsia"/>
+          <w:rFonts w:hint="eastAsia" w:eastAsia="黑体"/>
         </w:rPr>
         <w:t xml:space="preserve">应用笔记</w:t>
       </w:r>
       <w:r>
+        <w:rPr>
+          <w:rFonts w:eastAsia="黑体"/>
+        </w:rPr>
         <w:t xml:space="preserve"> </w:t>
       </w:r>
       <w:r>
         <w:rPr>
-          <w:rFonts w:hint="eastAsia"/>
+          <w:rFonts w:hint="eastAsia" w:eastAsia="黑体"/>
         </w:rPr>
         <w:t xml:space="preserve">SLUA658（双管正激）。</w:t>
       </w:r>
@@ -2133,11 +2347,11 @@
       </w:pPr>
       <w:r>
         <w:rPr>
-          <w:rFonts w:ascii="Times New Roman" w:hAnsi="Times New Roman"/>
+          <w:rFonts w:ascii="Times New Roman" w:hAnsi="Times New Roman" w:eastAsia="黑体"/>
           <w:color w:val="555555"/>
           <w:sz w:val="21"/>
         </w:rPr>
-        <w:t>材料收集者：杜文杰</w:t>
+        <w:t>材料收集者：杜文杰，WX手机：19519196569，QQ:3478827729</w:t>
       </w:r>
     </w:p>
     <w:sectPr>
@@ -2157,7 +2371,7 @@
 </file>
 
 <file path=word/footer1.xml><?xml version="1.0" encoding="utf-8"?>
-<w:ftr xmlns:m="http://schemas.openxmlformats.org/officeDocument/2006/math" xmlns:mc="http://schemas.openxmlformats.org/markup-compatibility/2006" xmlns:mo="http://schemas.microsoft.com/office/mac/office/2008/main" xmlns:mv="urn:schemas-microsoft-com:mac:vml" xmlns:o="urn:schemas-microsoft-com:office:office" xmlns:r="http://schemas.openxmlformats.org/officeDocument/2006/relationships" xmlns:v="urn:schemas-microsoft-com:vml" xmlns:w10="urn:schemas-microsoft-com:office:word" xmlns:w14="http://schemas.microsoft.com/office/word/2010/wordml" xmlns:w="http://schemas.openxmlformats.org/wordprocessingml/2006/main" xmlns:wne="http://schemas.microsoft.com/office/word/2006/wordml" xmlns:wp14="http://schemas.microsoft.com/office/word/2010/wordprocessingDrawing" xmlns:wp="http://schemas.openxmlformats.org/drawingml/2006/wordprocessingDrawing" xmlns:wpc="http://schemas.microsoft.com/office/word/2010/wordprocessingCanvas" xmlns:wpg="http://schemas.microsoft.com/office/word/2010/wordprocessingGroup" xmlns:wpi="http://schemas.microsoft.com/office/word/2010/wordprocessingInk" xmlns:wps="http://schemas.microsoft.com/office/word/2010/wordprocessingShape" mc:Ignorable="w14 wp14">
+<w:ftr xmlns:mc="http://schemas.openxmlformats.org/markup-compatibility/2006" xmlns:w="http://schemas.openxmlformats.org/wordprocessingml/2006/main" xmlns:m="http://schemas.openxmlformats.org/officeDocument/2006/math" xmlns:mo="http://schemas.microsoft.com/office/mac/office/2008/main" xmlns:mv="urn:schemas-microsoft-com:mac:vml" xmlns:o="urn:schemas-microsoft-com:office:office" xmlns:r="http://schemas.openxmlformats.org/officeDocument/2006/relationships" xmlns:v="urn:schemas-microsoft-com:vml" xmlns:w10="urn:schemas-microsoft-com:office:word" xmlns:w14="http://schemas.microsoft.com/office/word/2010/wordml" xmlns:wne="http://schemas.microsoft.com/office/word/2006/wordml" xmlns:wp14="http://schemas.microsoft.com/office/word/2010/wordprocessingDrawing" xmlns:wp="http://schemas.openxmlformats.org/drawingml/2006/wordprocessingDrawing" xmlns:wpc="http://schemas.microsoft.com/office/word/2010/wordprocessingCanvas" xmlns:wpg="http://schemas.microsoft.com/office/word/2010/wordprocessingGroup" xmlns:wpi="http://schemas.microsoft.com/office/word/2010/wordprocessingInk" xmlns:wps="http://schemas.microsoft.com/office/word/2010/wordprocessingShape" mc:Ignorable="w14 wp14">
   <w:p>
     <w:pPr>
       <w:pStyle w:val="Footer"/>
@@ -2165,12 +2379,14 @@
     </w:pPr>
     <w:r>
       <w:rPr>
+        <w:rFonts w:eastAsia="黑体"/>
         <w:sz w:val="18"/>
       </w:rPr>
       <w:t xml:space="preserve">第 </w:t>
     </w:r>
     <w:r>
       <w:rPr>
+        <w:rFonts w:eastAsia="黑体"/>
         <w:sz w:val="18"/>
       </w:rPr>
       <w:fldChar w:fldCharType="begin"/>
@@ -2179,6 +2395,7 @@
     </w:r>
     <w:r>
       <w:rPr>
+        <w:rFonts w:eastAsia="黑体"/>
         <w:sz w:val="18"/>
       </w:rPr>
       <w:t xml:space="preserve"> 页</w:t>
@@ -2192,6 +2409,9 @@
   <w:footnote w:type="continuationSeparator" w:id="0">
     <w:p>
       <w:r>
+        <w:rPr>
+          <w:rFonts w:eastAsia="黑体"/>
+        </w:rPr>
         <w:continuationSeparator/>
       </w:r>
     </w:p>
@@ -2199,6 +2419,9 @@
   <w:footnote w:type="separator" w:id="-1">
     <w:p>
       <w:r>
+        <w:rPr>
+          <w:rFonts w:eastAsia="黑体"/>
+        </w:rPr>
         <w:separator/>
       </w:r>
     </w:p>
@@ -2207,7 +2430,7 @@
 </file>
 
 <file path=word/header1.xml><?xml version="1.0" encoding="utf-8"?>
-<w:hdr xmlns:m="http://schemas.openxmlformats.org/officeDocument/2006/math" xmlns:mc="http://schemas.openxmlformats.org/markup-compatibility/2006" xmlns:mo="http://schemas.microsoft.com/office/mac/office/2008/main" xmlns:mv="urn:schemas-microsoft-com:mac:vml" xmlns:o="urn:schemas-microsoft-com:office:office" xmlns:r="http://schemas.openxmlformats.org/officeDocument/2006/relationships" xmlns:v="urn:schemas-microsoft-com:vml" xmlns:w10="urn:schemas-microsoft-com:office:word" xmlns:w14="http://schemas.microsoft.com/office/word/2010/wordml" xmlns:w="http://schemas.openxmlformats.org/wordprocessingml/2006/main" xmlns:wne="http://schemas.microsoft.com/office/word/2006/wordml" xmlns:wp14="http://schemas.microsoft.com/office/word/2010/wordprocessingDrawing" xmlns:wp="http://schemas.openxmlformats.org/drawingml/2006/wordprocessingDrawing" xmlns:wpc="http://schemas.microsoft.com/office/word/2010/wordprocessingCanvas" xmlns:wpg="http://schemas.microsoft.com/office/word/2010/wordprocessingGroup" xmlns:wpi="http://schemas.microsoft.com/office/word/2010/wordprocessingInk" xmlns:wps="http://schemas.microsoft.com/office/word/2010/wordprocessingShape" mc:Ignorable="w14 wp14">
+<w:hdr xmlns:mc="http://schemas.openxmlformats.org/markup-compatibility/2006" xmlns:w="http://schemas.openxmlformats.org/wordprocessingml/2006/main" xmlns:m="http://schemas.openxmlformats.org/officeDocument/2006/math" xmlns:mo="http://schemas.microsoft.com/office/mac/office/2008/main" xmlns:mv="urn:schemas-microsoft-com:mac:vml" xmlns:o="urn:schemas-microsoft-com:office:office" xmlns:r="http://schemas.openxmlformats.org/officeDocument/2006/relationships" xmlns:v="urn:schemas-microsoft-com:vml" xmlns:w10="urn:schemas-microsoft-com:office:word" xmlns:w14="http://schemas.microsoft.com/office/word/2010/wordml" xmlns:wne="http://schemas.microsoft.com/office/word/2006/wordml" xmlns:wp14="http://schemas.microsoft.com/office/word/2010/wordprocessingDrawing" xmlns:wp="http://schemas.openxmlformats.org/drawingml/2006/wordprocessingDrawing" xmlns:wpc="http://schemas.microsoft.com/office/word/2010/wordprocessingCanvas" xmlns:wpg="http://schemas.microsoft.com/office/word/2010/wordprocessingGroup" xmlns:wpi="http://schemas.microsoft.com/office/word/2010/wordprocessingInk" xmlns:wps="http://schemas.microsoft.com/office/word/2010/wordprocessingShape" mc:Ignorable="w14 wp14">
   <w:p>
     <w:pPr>
       <w:pStyle w:val="Header"/>
@@ -2215,7 +2438,7 @@
     </w:pPr>
     <w:r>
       <w:rPr>
-        <w:rFonts w:ascii="Times New Roman" w:hAnsi="Times New Roman"/>
+        <w:rFonts w:ascii="Times New Roman" w:hAnsi="Times New Roman" w:eastAsia="黑体"/>
         <w:sz w:val="18"/>
         <w:rFonts w:eastAsia="黑体"/>
         <w:rFonts w:eastAsia="黑体"/>
@@ -2227,7 +2450,7 @@
 </file>
 
 <file path=word/numbering.xml><?xml version="1.0" encoding="utf-8"?>
-<w:numbering xmlns:m="http://schemas.openxmlformats.org/officeDocument/2006/math" xmlns:mc="http://schemas.openxmlformats.org/markup-compatibility/2006" xmlns:mo="http://schemas.microsoft.com/office/mac/office/2008/main" xmlns:mv="urn:schemas-microsoft-com:mac:vml" xmlns:o="urn:schemas-microsoft-com:office:office" xmlns:r="http://schemas.openxmlformats.org/officeDocument/2006/relationships" xmlns:v="urn:schemas-microsoft-com:vml" xmlns:w="http://schemas.openxmlformats.org/wordprocessingml/2006/main" xmlns:w10="urn:schemas-microsoft-com:office:word" xmlns:w14="http://schemas.microsoft.com/office/word/2010/wordml" xmlns:wne="http://schemas.microsoft.com/office/word/2006/wordml" xmlns:wp="http://schemas.openxmlformats.org/drawingml/2006/wordprocessingDrawing" xmlns:wp14="http://schemas.microsoft.com/office/word/2010/wordprocessingDrawing" xmlns:wpc="http://schemas.microsoft.com/office/word/2010/wordprocessingCanvas" xmlns:wpg="http://schemas.microsoft.com/office/word/2010/wordprocessingGroup" xmlns:wpi="http://schemas.microsoft.com/office/word/2010/wordprocessingInk" xmlns:wps="http://schemas.microsoft.com/office/word/2010/wordprocessingShape" mc:Ignorable="w14 wp14">
+<w:numbering xmlns:mc="http://schemas.openxmlformats.org/markup-compatibility/2006" xmlns:w="http://schemas.openxmlformats.org/wordprocessingml/2006/main" xmlns:m="http://schemas.openxmlformats.org/officeDocument/2006/math" xmlns:mo="http://schemas.microsoft.com/office/mac/office/2008/main" xmlns:mv="urn:schemas-microsoft-com:mac:vml" xmlns:o="urn:schemas-microsoft-com:office:office" xmlns:r="http://schemas.openxmlformats.org/officeDocument/2006/relationships" xmlns:v="urn:schemas-microsoft-com:vml" xmlns:w10="urn:schemas-microsoft-com:office:word" xmlns:w14="http://schemas.microsoft.com/office/word/2010/wordml" xmlns:wne="http://schemas.microsoft.com/office/word/2006/wordml" xmlns:wp="http://schemas.openxmlformats.org/drawingml/2006/wordprocessingDrawing" xmlns:wp14="http://schemas.microsoft.com/office/word/2010/wordprocessingDrawing" xmlns:wpc="http://schemas.microsoft.com/office/word/2010/wordprocessingCanvas" xmlns:wpg="http://schemas.microsoft.com/office/word/2010/wordprocessingGroup" xmlns:wpi="http://schemas.microsoft.com/office/word/2010/wordprocessingInk" xmlns:wps="http://schemas.microsoft.com/office/word/2010/wordprocessingShape" mc:Ignorable="w14 wp14">
   <w:abstractNum w:abstractNumId="0">
     <w:nsid w:val="FFFFFF7C"/>
     <w:multiLevelType w:val="singleLevel"/>
@@ -2314,7 +2537,7 @@
         <w:ind w:hanging="360" w:left="1440"/>
       </w:pPr>
       <w:rPr>
-        <w:rFonts w:ascii="Symbol" w:hAnsi="Symbol" w:hint="default"/>
+        <w:rFonts w:ascii="Symbol" w:hAnsi="Symbol" w:hint="default" w:eastAsia="黑体"/>
       </w:rPr>
     </w:lvl>
   </w:abstractNum>
@@ -2335,7 +2558,7 @@
         <w:ind w:hanging="360" w:left="1080"/>
       </w:pPr>
       <w:rPr>
-        <w:rFonts w:ascii="Symbol" w:hAnsi="Symbol" w:hint="default"/>
+        <w:rFonts w:ascii="Symbol" w:hAnsi="Symbol" w:hint="default" w:eastAsia="黑体"/>
       </w:rPr>
     </w:lvl>
   </w:abstractNum>
@@ -2356,7 +2579,7 @@
         <w:ind w:hanging="360" w:left="720"/>
       </w:pPr>
       <w:rPr>
-        <w:rFonts w:ascii="Symbol" w:hAnsi="Symbol" w:hint="default"/>
+        <w:rFonts w:ascii="Symbol" w:hAnsi="Symbol" w:hint="default" w:eastAsia="黑体"/>
       </w:rPr>
     </w:lvl>
   </w:abstractNum>
@@ -2395,7 +2618,7 @@
         <w:ind w:hanging="360" w:left="360"/>
       </w:pPr>
       <w:rPr>
-        <w:rFonts w:ascii="Symbol" w:hAnsi="Symbol" w:hint="default"/>
+        <w:rFonts w:ascii="Symbol" w:hAnsi="Symbol" w:hint="default" w:eastAsia="黑体"/>
       </w:rPr>
     </w:lvl>
   </w:abstractNum>
@@ -2486,7 +2709,7 @@
         <w:ind w:left="720" w:hanging="360"/>
       </w:pPr>
       <w:rPr>
-        <w:rFonts w:ascii="Symbol" w:hAnsi="Symbol" w:cs="Symbol" w:hint="default"/>
+        <w:rFonts w:ascii="Symbol" w:hAnsi="Symbol" w:cs="Symbol" w:hint="default" w:eastAsia="黑体"/>
       </w:rPr>
     </w:lvl>
     <w:lvl w:ilvl="1">
@@ -2497,7 +2720,7 @@
         <w:ind w:left="1440" w:hanging="360"/>
       </w:pPr>
       <w:rPr>
-        <w:rFonts w:ascii="Courier New" w:hAnsi="Courier New" w:cs="Courier New" w:hint="default"/>
+        <w:rFonts w:ascii="Courier New" w:hAnsi="Courier New" w:cs="Courier New" w:hint="default" w:eastAsia="黑体"/>
       </w:rPr>
     </w:lvl>
     <w:lvl w:ilvl="2">
@@ -2508,7 +2731,7 @@
         <w:ind w:left="2160" w:hanging="360"/>
       </w:pPr>
       <w:rPr>
-        <w:rFonts w:ascii="Wingdings" w:hAnsi="Wingdings" w:cs="Wingdings" w:hint="default"/>
+        <w:rFonts w:ascii="Wingdings" w:hAnsi="Wingdings" w:cs="Wingdings" w:hint="default" w:eastAsia="黑体"/>
       </w:rPr>
     </w:lvl>
     <w:lvl w:ilvl="3">
@@ -2519,7 +2742,7 @@
         <w:ind w:left="2880" w:hanging="360"/>
       </w:pPr>
       <w:rPr>
-        <w:rFonts w:ascii="Symbol" w:hAnsi="Symbol" w:cs="Symbol" w:hint="default"/>
+        <w:rFonts w:ascii="Symbol" w:hAnsi="Symbol" w:cs="Symbol" w:hint="default" w:eastAsia="黑体"/>
       </w:rPr>
     </w:lvl>
     <w:lvl w:ilvl="4">
@@ -2530,7 +2753,7 @@
         <w:ind w:left="3600" w:hanging="360"/>
       </w:pPr>
       <w:rPr>
-        <w:rFonts w:ascii="Courier New" w:hAnsi="Courier New" w:cs="Courier New" w:hint="default"/>
+        <w:rFonts w:ascii="Courier New" w:hAnsi="Courier New" w:cs="Courier New" w:hint="default" w:eastAsia="黑体"/>
       </w:rPr>
     </w:lvl>
     <w:lvl w:ilvl="5">
@@ -2541,7 +2764,7 @@
         <w:ind w:left="4320" w:hanging="360"/>
       </w:pPr>
       <w:rPr>
-        <w:rFonts w:ascii="Wingdings" w:hAnsi="Wingdings" w:cs="Wingdings" w:hint="default"/>
+        <w:rFonts w:ascii="Wingdings" w:hAnsi="Wingdings" w:cs="Wingdings" w:hint="default" w:eastAsia="黑体"/>
       </w:rPr>
     </w:lvl>
     <w:lvl w:ilvl="6">
@@ -2552,7 +2775,7 @@
         <w:ind w:left="5040" w:hanging="360"/>
       </w:pPr>
       <w:rPr>
-        <w:rFonts w:ascii="Symbol" w:hAnsi="Symbol" w:cs="Symbol" w:hint="default"/>
+        <w:rFonts w:ascii="Symbol" w:hAnsi="Symbol" w:cs="Symbol" w:hint="default" w:eastAsia="黑体"/>
       </w:rPr>
     </w:lvl>
     <w:lvl w:ilvl="7">
@@ -2563,7 +2786,7 @@
         <w:ind w:left="5760" w:hanging="360"/>
       </w:pPr>
       <w:rPr>
-        <w:rFonts w:ascii="Courier New" w:hAnsi="Courier New" w:cs="Courier New" w:hint="default"/>
+        <w:rFonts w:ascii="Courier New" w:hAnsi="Courier New" w:cs="Courier New" w:hint="default" w:eastAsia="黑体"/>
       </w:rPr>
     </w:lvl>
     <w:lvl w:ilvl="8">
@@ -2574,7 +2797,7 @@
         <w:ind w:left="6480" w:hanging="360"/>
       </w:pPr>
       <w:rPr>
-        <w:rFonts w:ascii="Wingdings" w:hAnsi="Wingdings" w:cs="Wingdings" w:hint="default"/>
+        <w:rFonts w:ascii="Wingdings" w:hAnsi="Wingdings" w:cs="Wingdings" w:hint="default" w:eastAsia="黑体"/>
       </w:rPr>
     </w:lvl>
   </w:abstractNum>
@@ -2630,11 +2853,11 @@
 </file>
 
 <file path=word/styles.xml><?xml version="1.0" encoding="utf-8"?>
-<w:styles xmlns:mc="http://schemas.openxmlformats.org/markup-compatibility/2006" xmlns:r="http://schemas.openxmlformats.org/officeDocument/2006/relationships" xmlns:w="http://schemas.openxmlformats.org/wordprocessingml/2006/main" xmlns:w14="http://schemas.microsoft.com/office/word/2010/wordml" mc:Ignorable="w14">
+<w:styles xmlns:mc="http://schemas.openxmlformats.org/markup-compatibility/2006" xmlns:w="http://schemas.openxmlformats.org/wordprocessingml/2006/main" xmlns:r="http://schemas.openxmlformats.org/officeDocument/2006/relationships" xmlns:w14="http://schemas.microsoft.com/office/word/2010/wordml" mc:Ignorable="w14">
   <w:docDefaults>
     <w:rPrDefault>
       <w:rPr>
-        <w:rFonts w:asciiTheme="minorHAnsi" w:cstheme="minorBidi" w:eastAsiaTheme="minorEastAsia" w:hAnsiTheme="minorHAnsi"/>
+        <w:rFonts w:asciiTheme="minorHAnsi" w:cstheme="minorBidi" w:hAnsiTheme="minorHAnsi" w:eastAsia="黑体"/>
         <w:sz w:val="22"/>
         <w:szCs w:val="22"/>
         <w:lang w:bidi="ar-SA" w:eastAsia="en-US" w:val="en-US"/>
@@ -2856,7 +3079,7 @@
       <w:outlineLvl w:val="0"/>
     </w:pPr>
     <w:rPr>
-      <w:rFonts w:ascii="Times New Roman" w:asciiTheme="majorHAnsi" w:cstheme="majorBidi" w:eastAsia="黑体" w:eastAsiaTheme="majorEastAsia" w:hAnsi="Times New Roman" w:hAnsiTheme="majorHAnsi"/>
+      <w:rFonts w:ascii="Times New Roman" w:asciiTheme="majorHAnsi" w:cstheme="majorBidi" w:eastAsia="黑体" w:hAnsi="Times New Roman" w:hAnsiTheme="majorHAnsi"/>
       <w:b/>
       <w:bCs/>
       <w:color w:val="1F3864"/>
@@ -2880,7 +3103,7 @@
       <w:outlineLvl w:val="1"/>
     </w:pPr>
     <w:rPr>
-      <w:rFonts w:ascii="Times New Roman" w:asciiTheme="majorHAnsi" w:cstheme="majorBidi" w:eastAsia="黑体" w:eastAsiaTheme="majorEastAsia" w:hAnsi="Times New Roman" w:hAnsiTheme="majorHAnsi"/>
+      <w:rFonts w:ascii="Times New Roman" w:asciiTheme="majorHAnsi" w:cstheme="majorBidi" w:eastAsia="黑体" w:hAnsi="Times New Roman" w:hAnsiTheme="majorHAnsi"/>
       <w:b/>
       <w:bCs/>
       <w:color w:val="2E4E7E"/>
@@ -2904,7 +3127,7 @@
       <w:outlineLvl w:val="2"/>
     </w:pPr>
     <w:rPr>
-      <w:rFonts w:ascii="Times New Roman" w:asciiTheme="majorHAnsi" w:cstheme="majorBidi" w:eastAsia="黑体" w:eastAsiaTheme="majorEastAsia" w:hAnsi="Times New Roman" w:hAnsiTheme="majorHAnsi"/>
+      <w:rFonts w:ascii="Times New Roman" w:asciiTheme="majorHAnsi" w:cstheme="majorBidi" w:eastAsia="黑体" w:hAnsi="Times New Roman" w:hAnsiTheme="majorHAnsi"/>
       <w:b/>
       <w:bCs/>
       <w:color w:val="2E4E7E"/>
@@ -2928,7 +3151,7 @@
       <w:outlineLvl w:val="3"/>
     </w:pPr>
     <w:rPr>
-      <w:rFonts w:ascii="Times New Roman" w:asciiTheme="majorHAnsi" w:cstheme="majorBidi" w:eastAsia="黑体" w:eastAsiaTheme="majorEastAsia" w:hAnsi="Times New Roman" w:hAnsiTheme="majorHAnsi"/>
+      <w:rFonts w:ascii="Times New Roman" w:asciiTheme="majorHAnsi" w:cstheme="majorBidi" w:eastAsia="黑体" w:hAnsi="Times New Roman" w:hAnsiTheme="majorHAnsi"/>
       <w:b/>
       <w:bCs/>
       <w:i/>
@@ -2954,7 +3177,7 @@
       <w:outlineLvl w:val="4"/>
     </w:pPr>
     <w:rPr>
-      <w:rFonts w:ascii="Times New Roman" w:asciiTheme="majorHAnsi" w:cstheme="majorBidi" w:eastAsia="黑体" w:eastAsiaTheme="majorEastAsia" w:hAnsi="Times New Roman" w:hAnsiTheme="majorHAnsi"/>
+      <w:rFonts w:ascii="Times New Roman" w:asciiTheme="majorHAnsi" w:cstheme="majorBidi" w:eastAsia="黑体" w:hAnsi="Times New Roman" w:hAnsiTheme="majorHAnsi"/>
       <w:b/>
       <w:color w:val="333333"/>
       <w:sz w:val="22"/>
@@ -2977,7 +3200,7 @@
       <w:outlineLvl w:val="5"/>
     </w:pPr>
     <w:rPr>
-      <w:rFonts w:asciiTheme="majorHAnsi" w:cstheme="majorBidi" w:eastAsiaTheme="majorEastAsia" w:hAnsiTheme="majorHAnsi"/>
+      <w:rFonts w:asciiTheme="majorHAnsi" w:cstheme="majorBidi" w:hAnsiTheme="majorHAnsi" w:eastAsia="黑体"/>
       <w:i/>
       <w:iCs/>
       <w:color w:themeColor="accent1" w:themeShade="7F" w:val="243F60"/>
@@ -3000,7 +3223,7 @@
       <w:outlineLvl w:val="6"/>
     </w:pPr>
     <w:rPr>
-      <w:rFonts w:asciiTheme="majorHAnsi" w:cstheme="majorBidi" w:eastAsiaTheme="majorEastAsia" w:hAnsiTheme="majorHAnsi"/>
+      <w:rFonts w:asciiTheme="majorHAnsi" w:cstheme="majorBidi" w:hAnsiTheme="majorHAnsi" w:eastAsia="黑体"/>
       <w:i/>
       <w:iCs/>
       <w:color w:themeColor="text1" w:themeTint="BF" w:val="404040"/>
@@ -3023,7 +3246,7 @@
       <w:outlineLvl w:val="7"/>
     </w:pPr>
     <w:rPr>
-      <w:rFonts w:asciiTheme="majorHAnsi" w:cstheme="majorBidi" w:eastAsiaTheme="majorEastAsia" w:hAnsiTheme="majorHAnsi"/>
+      <w:rFonts w:asciiTheme="majorHAnsi" w:cstheme="majorBidi" w:hAnsiTheme="majorHAnsi" w:eastAsia="黑体"/>
       <w:color w:themeColor="accent1" w:val="4F81BD"/>
       <w:sz w:val="20"/>
       <w:szCs w:val="20"/>
@@ -3046,7 +3269,7 @@
       <w:outlineLvl w:val="8"/>
     </w:pPr>
     <w:rPr>
-      <w:rFonts w:asciiTheme="majorHAnsi" w:cstheme="majorBidi" w:eastAsiaTheme="majorEastAsia" w:hAnsiTheme="majorHAnsi"/>
+      <w:rFonts w:asciiTheme="majorHAnsi" w:cstheme="majorBidi" w:hAnsiTheme="majorHAnsi" w:eastAsia="黑体"/>
       <w:i/>
       <w:iCs/>
       <w:color w:themeColor="text1" w:themeTint="BF" w:val="404040"/>
@@ -3097,7 +3320,7 @@
     <w:uiPriority w:val="9"/>
     <w:rsid w:val="00FC693F"/>
     <w:rPr>
-      <w:rFonts w:asciiTheme="majorHAnsi" w:cstheme="majorBidi" w:eastAsiaTheme="majorEastAsia" w:hAnsiTheme="majorHAnsi"/>
+      <w:rFonts w:asciiTheme="majorHAnsi" w:cstheme="majorBidi" w:hAnsiTheme="majorHAnsi" w:eastAsia="黑体"/>
       <w:b/>
       <w:bCs/>
       <w:color w:themeColor="accent1" w:themeShade="BF" w:val="365F91"/>
@@ -3112,7 +3335,7 @@
     <w:uiPriority w:val="9"/>
     <w:rsid w:val="00FC693F"/>
     <w:rPr>
-      <w:rFonts w:asciiTheme="majorHAnsi" w:cstheme="majorBidi" w:eastAsiaTheme="majorEastAsia" w:hAnsiTheme="majorHAnsi"/>
+      <w:rFonts w:asciiTheme="majorHAnsi" w:cstheme="majorBidi" w:hAnsiTheme="majorHAnsi" w:eastAsia="黑体"/>
       <w:b/>
       <w:bCs/>
       <w:color w:themeColor="accent1" w:val="4F81BD"/>
@@ -3127,7 +3350,7 @@
     <w:uiPriority w:val="9"/>
     <w:rsid w:val="00FC693F"/>
     <w:rPr>
-      <w:rFonts w:asciiTheme="majorHAnsi" w:cstheme="majorBidi" w:eastAsiaTheme="majorEastAsia" w:hAnsiTheme="majorHAnsi"/>
+      <w:rFonts w:asciiTheme="majorHAnsi" w:cstheme="majorBidi" w:hAnsiTheme="majorHAnsi" w:eastAsia="黑体"/>
       <w:b/>
       <w:bCs/>
       <w:color w:themeColor="accent1" w:val="4F81BD"/>
@@ -3150,7 +3373,7 @@
       <w:contextualSpacing/>
     </w:pPr>
     <w:rPr>
-      <w:rFonts w:ascii="Times New Roman" w:asciiTheme="majorHAnsi" w:cstheme="majorBidi" w:eastAsia="黑体" w:eastAsiaTheme="majorEastAsia" w:hAnsi="Times New Roman" w:hAnsiTheme="majorHAnsi"/>
+      <w:rFonts w:ascii="Times New Roman" w:asciiTheme="majorHAnsi" w:cstheme="majorBidi" w:eastAsia="黑体" w:hAnsi="Times New Roman" w:hAnsiTheme="majorHAnsi"/>
       <w:b/>
       <w:color w:val="1F3864"/>
       <w:spacing w:val="5"/>
@@ -3166,7 +3389,7 @@
     <w:uiPriority w:val="10"/>
     <w:rsid w:val="00FC693F"/>
     <w:rPr>
-      <w:rFonts w:asciiTheme="majorHAnsi" w:cstheme="majorBidi" w:eastAsiaTheme="majorEastAsia" w:hAnsiTheme="majorHAnsi"/>
+      <w:rFonts w:asciiTheme="majorHAnsi" w:cstheme="majorBidi" w:hAnsiTheme="majorHAnsi" w:eastAsia="黑体"/>
       <w:color w:themeColor="text2" w:themeShade="BF" w:val="17365D"/>
       <w:spacing w:val="5"/>
       <w:kern w:val="28"/>
@@ -3188,7 +3411,7 @@
       </w:numPr>
     </w:pPr>
     <w:rPr>
-      <w:rFonts w:asciiTheme="majorHAnsi" w:cstheme="majorBidi" w:eastAsiaTheme="majorEastAsia" w:hAnsiTheme="majorHAnsi"/>
+      <w:rFonts w:asciiTheme="majorHAnsi" w:cstheme="majorBidi" w:hAnsiTheme="majorHAnsi" w:eastAsia="黑体"/>
       <w:i/>
       <w:iCs/>
       <w:color w:themeColor="accent1" w:val="4F81BD"/>
@@ -3204,7 +3427,7 @@
     <w:uiPriority w:val="11"/>
     <w:rsid w:val="00FC693F"/>
     <w:rPr>
-      <w:rFonts w:asciiTheme="majorHAnsi" w:cstheme="majorBidi" w:eastAsiaTheme="majorEastAsia" w:hAnsiTheme="majorHAnsi"/>
+      <w:rFonts w:asciiTheme="majorHAnsi" w:cstheme="majorBidi" w:hAnsiTheme="majorHAnsi" w:eastAsia="黑体"/>
       <w:i/>
       <w:iCs/>
       <w:color w:themeColor="accent1" w:val="4F81BD"/>
@@ -3271,6 +3494,7 @@
       <w:spacing w:after="120"/>
     </w:pPr>
     <w:rPr>
+      <w:rFonts w:eastAsia="黑体"/>
       <w:sz w:val="16"/>
       <w:szCs w:val="16"/>
     </w:rPr>
@@ -3282,6 +3506,7 @@
     <w:uiPriority w:val="99"/>
     <w:rsid w:val="00AA1D8D"/>
     <w:rPr>
+      <w:rFonts w:eastAsia="黑体"/>
       <w:sz w:val="16"/>
       <w:szCs w:val="16"/>
     </w:rPr>
@@ -3451,7 +3676,7 @@
       </w:tabs>
     </w:pPr>
     <w:rPr>
-      <w:rFonts w:ascii="Courier" w:hAnsi="Courier"/>
+      <w:rFonts w:ascii="Courier" w:hAnsi="Courier" w:eastAsia="黑体"/>
       <w:sz w:val="20"/>
       <w:szCs w:val="20"/>
     </w:rPr>
@@ -3463,7 +3688,7 @@
     <w:uiPriority w:val="99"/>
     <w:rsid w:val="0029639D"/>
     <w:rPr>
-      <w:rFonts w:ascii="Courier" w:hAnsi="Courier"/>
+      <w:rFonts w:ascii="Courier" w:hAnsi="Courier" w:eastAsia="黑体"/>
       <w:sz w:val="20"/>
       <w:szCs w:val="20"/>
     </w:rPr>
@@ -3499,6 +3724,7 @@
     <w:uiPriority w:val="29"/>
     <w:rsid w:val="00FC693F"/>
     <w:rPr>
+      <w:rFonts w:eastAsia="黑体"/>
       <w:i/>
       <w:iCs/>
       <w:color w:themeColor="text1" w:val="000000"/>
@@ -3512,7 +3738,7 @@
     <w:semiHidden/>
     <w:rsid w:val="00FC693F"/>
     <w:rPr>
-      <w:rFonts w:asciiTheme="majorHAnsi" w:cstheme="majorBidi" w:eastAsiaTheme="majorEastAsia" w:hAnsiTheme="majorHAnsi"/>
+      <w:rFonts w:asciiTheme="majorHAnsi" w:cstheme="majorBidi" w:hAnsiTheme="majorHAnsi" w:eastAsia="黑体"/>
       <w:b/>
       <w:bCs/>
       <w:i/>
@@ -3528,7 +3754,7 @@
     <w:semiHidden/>
     <w:rsid w:val="00FC693F"/>
     <w:rPr>
-      <w:rFonts w:asciiTheme="majorHAnsi" w:cstheme="majorBidi" w:eastAsiaTheme="majorEastAsia" w:hAnsiTheme="majorHAnsi"/>
+      <w:rFonts w:asciiTheme="majorHAnsi" w:cstheme="majorBidi" w:hAnsiTheme="majorHAnsi" w:eastAsia="黑体"/>
       <w:color w:themeColor="accent1" w:themeShade="7F" w:val="243F60"/>
     </w:rPr>
   </w:style>
@@ -3540,7 +3766,7 @@
     <w:semiHidden/>
     <w:rsid w:val="00FC693F"/>
     <w:rPr>
-      <w:rFonts w:asciiTheme="majorHAnsi" w:cstheme="majorBidi" w:eastAsiaTheme="majorEastAsia" w:hAnsiTheme="majorHAnsi"/>
+      <w:rFonts w:asciiTheme="majorHAnsi" w:cstheme="majorBidi" w:hAnsiTheme="majorHAnsi" w:eastAsia="黑体"/>
       <w:i/>
       <w:iCs/>
       <w:color w:themeColor="accent1" w:themeShade="7F" w:val="243F60"/>
@@ -3554,7 +3780,7 @@
     <w:semiHidden/>
     <w:rsid w:val="00FC693F"/>
     <w:rPr>
-      <w:rFonts w:asciiTheme="majorHAnsi" w:cstheme="majorBidi" w:eastAsiaTheme="majorEastAsia" w:hAnsiTheme="majorHAnsi"/>
+      <w:rFonts w:asciiTheme="majorHAnsi" w:cstheme="majorBidi" w:hAnsiTheme="majorHAnsi" w:eastAsia="黑体"/>
       <w:i/>
       <w:iCs/>
       <w:color w:themeColor="text1" w:themeTint="BF" w:val="404040"/>
@@ -3568,7 +3794,7 @@
     <w:semiHidden/>
     <w:rsid w:val="00FC693F"/>
     <w:rPr>
-      <w:rFonts w:asciiTheme="majorHAnsi" w:cstheme="majorBidi" w:eastAsiaTheme="majorEastAsia" w:hAnsiTheme="majorHAnsi"/>
+      <w:rFonts w:asciiTheme="majorHAnsi" w:cstheme="majorBidi" w:hAnsiTheme="majorHAnsi" w:eastAsia="黑体"/>
       <w:color w:themeColor="accent1" w:val="4F81BD"/>
       <w:sz w:val="20"/>
       <w:szCs w:val="20"/>
@@ -3582,7 +3808,7 @@
     <w:semiHidden/>
     <w:rsid w:val="00FC693F"/>
     <w:rPr>
-      <w:rFonts w:asciiTheme="majorHAnsi" w:cstheme="majorBidi" w:eastAsiaTheme="majorEastAsia" w:hAnsiTheme="majorHAnsi"/>
+      <w:rFonts w:asciiTheme="majorHAnsi" w:cstheme="majorBidi" w:hAnsiTheme="majorHAnsi" w:eastAsia="黑体"/>
       <w:i/>
       <w:iCs/>
       <w:color w:themeColor="text1" w:themeTint="BF" w:val="404040"/>
@@ -3603,6 +3829,7 @@
       <w:spacing w:line="240" w:lineRule="auto"/>
     </w:pPr>
     <w:rPr>
+      <w:rFonts w:eastAsia="黑体"/>
       <w:b/>
       <w:bCs/>
       <w:color w:themeColor="accent1" w:val="4F81BD"/>
@@ -3617,6 +3844,7 @@
     <w:qFormat/>
     <w:rsid w:val="00FC693F"/>
     <w:rPr>
+      <w:rFonts w:eastAsia="黑体"/>
       <w:b/>
       <w:bCs/>
     </w:rPr>
@@ -3628,6 +3856,7 @@
     <w:qFormat/>
     <w:rsid w:val="00FC693F"/>
     <w:rPr>
+      <w:rFonts w:eastAsia="黑体"/>
       <w:i/>
       <w:iCs/>
     </w:rPr>
@@ -3648,6 +3877,7 @@
       <w:ind w:left="936" w:right="936"/>
     </w:pPr>
     <w:rPr>
+      <w:rFonts w:eastAsia="黑体"/>
       <w:b/>
       <w:bCs/>
       <w:i/>
@@ -3662,6 +3892,7 @@
     <w:uiPriority w:val="30"/>
     <w:rsid w:val="00FC693F"/>
     <w:rPr>
+      <w:rFonts w:eastAsia="黑体"/>
       <w:b/>
       <w:bCs/>
       <w:i/>
@@ -3676,6 +3907,7 @@
     <w:qFormat/>
     <w:rsid w:val="00FC693F"/>
     <w:rPr>
+      <w:rFonts w:eastAsia="黑体"/>
       <w:i/>
       <w:iCs/>
       <w:color w:themeColor="text1" w:themeTint="7F" w:val="808080"/>
@@ -3688,6 +3920,7 @@
     <w:qFormat/>
     <w:rsid w:val="00FC693F"/>
     <w:rPr>
+      <w:rFonts w:eastAsia="黑体"/>
       <w:b/>
       <w:bCs/>
       <w:i/>
@@ -3702,6 +3935,7 @@
     <w:qFormat/>
     <w:rsid w:val="00FC693F"/>
     <w:rPr>
+      <w:rFonts w:eastAsia="黑体"/>
       <w:smallCaps/>
       <w:color w:themeColor="accent2" w:val="C0504D"/>
       <w:u w:val="single"/>
@@ -3714,6 +3948,7 @@
     <w:qFormat/>
     <w:rsid w:val="00FC693F"/>
     <w:rPr>
+      <w:rFonts w:eastAsia="黑体"/>
       <w:b/>
       <w:bCs/>
       <w:smallCaps/>
@@ -3729,6 +3964,7 @@
     <w:qFormat/>
     <w:rsid w:val="00FC693F"/>
     <w:rPr>
+      <w:rFonts w:eastAsia="黑体"/>
       <w:b/>
       <w:bCs/>
       <w:smallCaps/>
@@ -3783,6 +4019,7 @@
       <w:spacing w:after="0" w:line="240" w:lineRule="auto"/>
     </w:pPr>
     <w:rPr>
+      <w:rFonts w:eastAsia="黑体"/>
       <w:color w:themeColor="text1" w:themeShade="BF" w:val="000000"/>
     </w:rPr>
     <w:tblPr>
@@ -3805,6 +4042,7 @@
         <w:spacing w:after="0" w:before="0" w:line="240" w:lineRule="auto"/>
       </w:pPr>
       <w:rPr>
+        <w:rFonts w:eastAsia="黑体"/>
         <w:b/>
         <w:bCs/>
       </w:rPr>
@@ -3825,6 +4063,7 @@
         <w:spacing w:after="0" w:before="0" w:line="240" w:lineRule="auto"/>
       </w:pPr>
       <w:rPr>
+        <w:rFonts w:eastAsia="黑体"/>
         <w:b/>
         <w:bCs/>
       </w:rPr>
@@ -3842,12 +4081,14 @@
     </w:tblStylePr>
     <w:tblStylePr w:type="firstCol">
       <w:rPr>
+        <w:rFonts w:eastAsia="黑体"/>
         <w:b/>
         <w:bCs/>
       </w:rPr>
     </w:tblStylePr>
     <w:tblStylePr w:type="lastCol">
       <w:rPr>
+        <w:rFonts w:eastAsia="黑体"/>
         <w:b/>
         <w:bCs/>
       </w:rPr>
@@ -3886,6 +4127,7 @@
       <w:spacing w:after="0" w:line="240" w:lineRule="auto"/>
     </w:pPr>
     <w:rPr>
+      <w:rFonts w:eastAsia="黑体"/>
       <w:color w:themeColor="accent1" w:themeShade="BF" w:val="365F91"/>
     </w:rPr>
     <w:tblPr>
@@ -3908,6 +4150,7 @@
         <w:spacing w:after="0" w:before="0" w:line="240" w:lineRule="auto"/>
       </w:pPr>
       <w:rPr>
+        <w:rFonts w:eastAsia="黑体"/>
         <w:b/>
         <w:bCs/>
       </w:rPr>
@@ -3928,6 +4171,7 @@
         <w:spacing w:after="0" w:before="0" w:line="240" w:lineRule="auto"/>
       </w:pPr>
       <w:rPr>
+        <w:rFonts w:eastAsia="黑体"/>
         <w:b/>
         <w:bCs/>
       </w:rPr>
@@ -3945,12 +4189,14 @@
     </w:tblStylePr>
     <w:tblStylePr w:type="firstCol">
       <w:rPr>
+        <w:rFonts w:eastAsia="黑体"/>
         <w:b/>
         <w:bCs/>
       </w:rPr>
     </w:tblStylePr>
     <w:tblStylePr w:type="lastCol">
       <w:rPr>
+        <w:rFonts w:eastAsia="黑体"/>
         <w:b/>
         <w:bCs/>
       </w:rPr>
@@ -3989,6 +4235,7 @@
       <w:spacing w:after="0" w:line="240" w:lineRule="auto"/>
     </w:pPr>
     <w:rPr>
+      <w:rFonts w:eastAsia="黑体"/>
       <w:color w:themeColor="accent2" w:themeShade="BF" w:val="943634"/>
     </w:rPr>
     <w:tblPr>
@@ -4011,6 +4258,7 @@
         <w:spacing w:after="0" w:before="0" w:line="240" w:lineRule="auto"/>
       </w:pPr>
       <w:rPr>
+        <w:rFonts w:eastAsia="黑体"/>
         <w:b/>
         <w:bCs/>
       </w:rPr>
@@ -4031,6 +4279,7 @@
         <w:spacing w:after="0" w:before="0" w:line="240" w:lineRule="auto"/>
       </w:pPr>
       <w:rPr>
+        <w:rFonts w:eastAsia="黑体"/>
         <w:b/>
         <w:bCs/>
       </w:rPr>
@@ -4048,12 +4297,14 @@
     </w:tblStylePr>
     <w:tblStylePr w:type="firstCol">
       <w:rPr>
+        <w:rFonts w:eastAsia="黑体"/>
         <w:b/>
         <w:bCs/>
       </w:rPr>
     </w:tblStylePr>
     <w:tblStylePr w:type="lastCol">
       <w:rPr>
+        <w:rFonts w:eastAsia="黑体"/>
         <w:b/>
         <w:bCs/>
       </w:rPr>
@@ -4092,6 +4343,7 @@
       <w:spacing w:after="0" w:line="240" w:lineRule="auto"/>
     </w:pPr>
     <w:rPr>
+      <w:rFonts w:eastAsia="黑体"/>
       <w:color w:themeColor="accent3" w:themeShade="BF" w:val="76923C"/>
     </w:rPr>
     <w:tblPr>
@@ -4114,6 +4366,7 @@
         <w:spacing w:after="0" w:before="0" w:line="240" w:lineRule="auto"/>
       </w:pPr>
       <w:rPr>
+        <w:rFonts w:eastAsia="黑体"/>
         <w:b/>
         <w:bCs/>
       </w:rPr>
@@ -4134,6 +4387,7 @@
         <w:spacing w:after="0" w:before="0" w:line="240" w:lineRule="auto"/>
       </w:pPr>
       <w:rPr>
+        <w:rFonts w:eastAsia="黑体"/>
         <w:b/>
         <w:bCs/>
       </w:rPr>
@@ -4151,12 +4405,14 @@
     </w:tblStylePr>
     <w:tblStylePr w:type="firstCol">
       <w:rPr>
+        <w:rFonts w:eastAsia="黑体"/>
         <w:b/>
         <w:bCs/>
       </w:rPr>
     </w:tblStylePr>
     <w:tblStylePr w:type="lastCol">
       <w:rPr>
+        <w:rFonts w:eastAsia="黑体"/>
         <w:b/>
         <w:bCs/>
       </w:rPr>
@@ -4195,6 +4451,7 @@
       <w:spacing w:after="0" w:line="240" w:lineRule="auto"/>
     </w:pPr>
     <w:rPr>
+      <w:rFonts w:eastAsia="黑体"/>
       <w:color w:themeColor="accent4" w:themeShade="BF" w:val="5F497A"/>
     </w:rPr>
     <w:tblPr>
@@ -4217,6 +4474,7 @@
         <w:spacing w:after="0" w:before="0" w:line="240" w:lineRule="auto"/>
       </w:pPr>
       <w:rPr>
+        <w:rFonts w:eastAsia="黑体"/>
         <w:b/>
         <w:bCs/>
       </w:rPr>
@@ -4237,6 +4495,7 @@
         <w:spacing w:after="0" w:before="0" w:line="240" w:lineRule="auto"/>
       </w:pPr>
       <w:rPr>
+        <w:rFonts w:eastAsia="黑体"/>
         <w:b/>
         <w:bCs/>
       </w:rPr>
@@ -4254,12 +4513,14 @@
     </w:tblStylePr>
     <w:tblStylePr w:type="firstCol">
       <w:rPr>
+        <w:rFonts w:eastAsia="黑体"/>
         <w:b/>
         <w:bCs/>
       </w:rPr>
     </w:tblStylePr>
     <w:tblStylePr w:type="lastCol">
       <w:rPr>
+        <w:rFonts w:eastAsia="黑体"/>
         <w:b/>
         <w:bCs/>
       </w:rPr>
@@ -4298,6 +4559,7 @@
       <w:spacing w:after="0" w:line="240" w:lineRule="auto"/>
     </w:pPr>
     <w:rPr>
+      <w:rFonts w:eastAsia="黑体"/>
       <w:color w:themeColor="accent5" w:themeShade="BF" w:val="31849B"/>
     </w:rPr>
     <w:tblPr>
@@ -4320,6 +4582,7 @@
         <w:spacing w:after="0" w:before="0" w:line="240" w:lineRule="auto"/>
       </w:pPr>
       <w:rPr>
+        <w:rFonts w:eastAsia="黑体"/>
         <w:b/>
         <w:bCs/>
       </w:rPr>
@@ -4340,6 +4603,7 @@
         <w:spacing w:after="0" w:before="0" w:line="240" w:lineRule="auto"/>
       </w:pPr>
       <w:rPr>
+        <w:rFonts w:eastAsia="黑体"/>
         <w:b/>
         <w:bCs/>
       </w:rPr>
@@ -4357,12 +4621,14 @@
     </w:tblStylePr>
     <w:tblStylePr w:type="firstCol">
       <w:rPr>
+        <w:rFonts w:eastAsia="黑体"/>
         <w:b/>
         <w:bCs/>
       </w:rPr>
     </w:tblStylePr>
     <w:tblStylePr w:type="lastCol">
       <w:rPr>
+        <w:rFonts w:eastAsia="黑体"/>
         <w:b/>
         <w:bCs/>
       </w:rPr>
@@ -4401,6 +4667,7 @@
       <w:spacing w:after="0" w:line="240" w:lineRule="auto"/>
     </w:pPr>
     <w:rPr>
+      <w:rFonts w:eastAsia="黑体"/>
       <w:color w:themeColor="accent6" w:themeShade="BF" w:val="E36C0A"/>
     </w:rPr>
     <w:tblPr>
@@ -4423,6 +4690,7 @@
         <w:spacing w:after="0" w:before="0" w:line="240" w:lineRule="auto"/>
       </w:pPr>
       <w:rPr>
+        <w:rFonts w:eastAsia="黑体"/>
         <w:b/>
         <w:bCs/>
       </w:rPr>
@@ -4443,6 +4711,7 @@
         <w:spacing w:after="0" w:before="0" w:line="240" w:lineRule="auto"/>
       </w:pPr>
       <w:rPr>
+        <w:rFonts w:eastAsia="黑体"/>
         <w:b/>
         <w:bCs/>
       </w:rPr>
@@ -4460,12 +4729,14 @@
     </w:tblStylePr>
     <w:tblStylePr w:type="firstCol">
       <w:rPr>
+        <w:rFonts w:eastAsia="黑体"/>
         <w:b/>
         <w:bCs/>
       </w:rPr>
     </w:tblStylePr>
     <w:tblStylePr w:type="lastCol">
       <w:rPr>
+        <w:rFonts w:eastAsia="黑体"/>
         <w:b/>
         <w:bCs/>
       </w:rPr>
@@ -4525,6 +4796,7 @@
         <w:spacing w:after="0" w:before="0" w:line="240" w:lineRule="auto"/>
       </w:pPr>
       <w:rPr>
+        <w:rFonts w:eastAsia="黑体"/>
         <w:b/>
         <w:bCs/>
         <w:color w:themeColor="background1" w:val="FFFFFF"/>
@@ -4539,6 +4811,7 @@
         <w:spacing w:after="0" w:before="0" w:line="240" w:lineRule="auto"/>
       </w:pPr>
       <w:rPr>
+        <w:rFonts w:eastAsia="黑体"/>
         <w:b/>
         <w:bCs/>
       </w:rPr>
@@ -4554,12 +4827,14 @@
     </w:tblStylePr>
     <w:tblStylePr w:type="firstCol">
       <w:rPr>
+        <w:rFonts w:eastAsia="黑体"/>
         <w:b/>
         <w:bCs/>
       </w:rPr>
     </w:tblStylePr>
     <w:tblStylePr w:type="lastCol">
       <w:rPr>
+        <w:rFonts w:eastAsia="黑体"/>
         <w:b/>
         <w:bCs/>
       </w:rPr>
@@ -4617,6 +4892,7 @@
         <w:spacing w:after="0" w:before="0" w:line="240" w:lineRule="auto"/>
       </w:pPr>
       <w:rPr>
+        <w:rFonts w:eastAsia="黑体"/>
         <w:b/>
         <w:bCs/>
         <w:color w:themeColor="background1" w:val="FFFFFF"/>
@@ -4631,6 +4907,7 @@
         <w:spacing w:after="0" w:before="0" w:line="240" w:lineRule="auto"/>
       </w:pPr>
       <w:rPr>
+        <w:rFonts w:eastAsia="黑体"/>
         <w:b/>
         <w:bCs/>
       </w:rPr>
@@ -4646,12 +4923,14 @@
     </w:tblStylePr>
     <w:tblStylePr w:type="firstCol">
       <w:rPr>
+        <w:rFonts w:eastAsia="黑体"/>
         <w:b/>
         <w:bCs/>
       </w:rPr>
     </w:tblStylePr>
     <w:tblStylePr w:type="lastCol">
       <w:rPr>
+        <w:rFonts w:eastAsia="黑体"/>
         <w:b/>
         <w:bCs/>
       </w:rPr>
@@ -4709,6 +4988,7 @@
         <w:spacing w:after="0" w:before="0" w:line="240" w:lineRule="auto"/>
       </w:pPr>
       <w:rPr>
+        <w:rFonts w:eastAsia="黑体"/>
         <w:b/>
         <w:bCs/>
         <w:color w:themeColor="background1" w:val="FFFFFF"/>
@@ -4723,6 +5003,7 @@
         <w:spacing w:after="0" w:before="0" w:line="240" w:lineRule="auto"/>
       </w:pPr>
       <w:rPr>
+        <w:rFonts w:eastAsia="黑体"/>
         <w:b/>
         <w:bCs/>
       </w:rPr>
@@ -4738,12 +5019,14 @@
     </w:tblStylePr>
     <w:tblStylePr w:type="firstCol">
       <w:rPr>
+        <w:rFonts w:eastAsia="黑体"/>
         <w:b/>
         <w:bCs/>
       </w:rPr>
     </w:tblStylePr>
     <w:tblStylePr w:type="lastCol">
       <w:rPr>
+        <w:rFonts w:eastAsia="黑体"/>
         <w:b/>
         <w:bCs/>
       </w:rPr>
@@ -4801,6 +5084,7 @@
         <w:spacing w:after="0" w:before="0" w:line="240" w:lineRule="auto"/>
       </w:pPr>
       <w:rPr>
+        <w:rFonts w:eastAsia="黑体"/>
         <w:b/>
         <w:bCs/>
         <w:color w:themeColor="background1" w:val="FFFFFF"/>
@@ -4815,6 +5099,7 @@
         <w:spacing w:after="0" w:before="0" w:line="240" w:lineRule="auto"/>
       </w:pPr>
       <w:rPr>
+        <w:rFonts w:eastAsia="黑体"/>
         <w:b/>
         <w:bCs/>
       </w:rPr>
@@ -4830,12 +5115,14 @@
     </w:tblStylePr>
     <w:tblStylePr w:type="firstCol">
       <w:rPr>
+        <w:rFonts w:eastAsia="黑体"/>
         <w:b/>
         <w:bCs/>
       </w:rPr>
     </w:tblStylePr>
     <w:tblStylePr w:type="lastCol">
       <w:rPr>
+        <w:rFonts w:eastAsia="黑体"/>
         <w:b/>
         <w:bCs/>
       </w:rPr>
@@ -4893,6 +5180,7 @@
         <w:spacing w:after="0" w:before="0" w:line="240" w:lineRule="auto"/>
       </w:pPr>
       <w:rPr>
+        <w:rFonts w:eastAsia="黑体"/>
         <w:b/>
         <w:bCs/>
         <w:color w:themeColor="background1" w:val="FFFFFF"/>
@@ -4907,6 +5195,7 @@
         <w:spacing w:after="0" w:before="0" w:line="240" w:lineRule="auto"/>
       </w:pPr>
       <w:rPr>
+        <w:rFonts w:eastAsia="黑体"/>
         <w:b/>
         <w:bCs/>
       </w:rPr>
@@ -4922,12 +5211,14 @@
     </w:tblStylePr>
     <w:tblStylePr w:type="firstCol">
       <w:rPr>
+        <w:rFonts w:eastAsia="黑体"/>
         <w:b/>
         <w:bCs/>
       </w:rPr>
     </w:tblStylePr>
     <w:tblStylePr w:type="lastCol">
       <w:rPr>
+        <w:rFonts w:eastAsia="黑体"/>
         <w:b/>
         <w:bCs/>
       </w:rPr>
@@ -4985,6 +5276,7 @@
         <w:spacing w:after="0" w:before="0" w:line="240" w:lineRule="auto"/>
       </w:pPr>
       <w:rPr>
+        <w:rFonts w:eastAsia="黑体"/>
         <w:b/>
         <w:bCs/>
         <w:color w:themeColor="background1" w:val="FFFFFF"/>
@@ -4999,6 +5291,7 @@
         <w:spacing w:after="0" w:before="0" w:line="240" w:lineRule="auto"/>
       </w:pPr>
       <w:rPr>
+        <w:rFonts w:eastAsia="黑体"/>
         <w:b/>
         <w:bCs/>
       </w:rPr>
@@ -5014,12 +5307,14 @@
     </w:tblStylePr>
     <w:tblStylePr w:type="firstCol">
       <w:rPr>
+        <w:rFonts w:eastAsia="黑体"/>
         <w:b/>
         <w:bCs/>
       </w:rPr>
     </w:tblStylePr>
     <w:tblStylePr w:type="lastCol">
       <w:rPr>
+        <w:rFonts w:eastAsia="黑体"/>
         <w:b/>
         <w:bCs/>
       </w:rPr>
@@ -5077,6 +5372,7 @@
         <w:spacing w:after="0" w:before="0" w:line="240" w:lineRule="auto"/>
       </w:pPr>
       <w:rPr>
+        <w:rFonts w:eastAsia="黑体"/>
         <w:b/>
         <w:bCs/>
         <w:color w:themeColor="background1" w:val="FFFFFF"/>
@@ -5091,6 +5387,7 @@
         <w:spacing w:after="0" w:before="0" w:line="240" w:lineRule="auto"/>
       </w:pPr>
       <w:rPr>
+        <w:rFonts w:eastAsia="黑体"/>
         <w:b/>
         <w:bCs/>
       </w:rPr>
@@ -5106,12 +5403,14 @@
     </w:tblStylePr>
     <w:tblStylePr w:type="firstCol">
       <w:rPr>
+        <w:rFonts w:eastAsia="黑体"/>
         <w:b/>
         <w:bCs/>
       </w:rPr>
     </w:tblStylePr>
     <w:tblStylePr w:type="lastCol">
       <w:rPr>
+        <w:rFonts w:eastAsia="黑体"/>
         <w:b/>
         <w:bCs/>
       </w:rPr>
@@ -5171,7 +5470,7 @@
         <w:spacing w:after="0" w:before="0" w:line="240" w:lineRule="auto"/>
       </w:pPr>
       <w:rPr>
-        <w:rFonts w:asciiTheme="majorHAnsi" w:cstheme="majorBidi" w:eastAsiaTheme="majorEastAsia" w:hAnsiTheme="majorHAnsi"/>
+        <w:rFonts w:asciiTheme="majorHAnsi" w:cstheme="majorBidi" w:hAnsiTheme="majorHAnsi" w:eastAsia="黑体"/>
         <w:b/>
         <w:bCs/>
       </w:rPr>
@@ -5192,7 +5491,7 @@
         <w:spacing w:after="0" w:before="0" w:line="240" w:lineRule="auto"/>
       </w:pPr>
       <w:rPr>
-        <w:rFonts w:asciiTheme="majorHAnsi" w:cstheme="majorBidi" w:eastAsiaTheme="majorEastAsia" w:hAnsiTheme="majorHAnsi"/>
+        <w:rFonts w:asciiTheme="majorHAnsi" w:cstheme="majorBidi" w:hAnsiTheme="majorHAnsi" w:eastAsia="黑体"/>
         <w:b/>
         <w:bCs/>
       </w:rPr>
@@ -5210,14 +5509,14 @@
     </w:tblStylePr>
     <w:tblStylePr w:type="firstCol">
       <w:rPr>
-        <w:rFonts w:asciiTheme="majorHAnsi" w:cstheme="majorBidi" w:eastAsiaTheme="majorEastAsia" w:hAnsiTheme="majorHAnsi"/>
+        <w:rFonts w:asciiTheme="majorHAnsi" w:cstheme="majorBidi" w:hAnsiTheme="majorHAnsi" w:eastAsia="黑体"/>
         <w:b/>
         <w:bCs/>
       </w:rPr>
     </w:tblStylePr>
     <w:tblStylePr w:type="lastCol">
       <w:rPr>
-        <w:rFonts w:asciiTheme="majorHAnsi" w:cstheme="majorBidi" w:eastAsiaTheme="majorEastAsia" w:hAnsiTheme="majorHAnsi"/>
+        <w:rFonts w:asciiTheme="majorHAnsi" w:cstheme="majorBidi" w:hAnsiTheme="majorHAnsi" w:eastAsia="黑体"/>
         <w:b/>
         <w:bCs/>
       </w:rPr>
@@ -5301,7 +5600,7 @@
         <w:spacing w:after="0" w:before="0" w:line="240" w:lineRule="auto"/>
       </w:pPr>
       <w:rPr>
-        <w:rFonts w:asciiTheme="majorHAnsi" w:cstheme="majorBidi" w:eastAsiaTheme="majorEastAsia" w:hAnsiTheme="majorHAnsi"/>
+        <w:rFonts w:asciiTheme="majorHAnsi" w:cstheme="majorBidi" w:hAnsiTheme="majorHAnsi" w:eastAsia="黑体"/>
         <w:b/>
         <w:bCs/>
       </w:rPr>
@@ -5322,7 +5621,7 @@
         <w:spacing w:after="0" w:before="0" w:line="240" w:lineRule="auto"/>
       </w:pPr>
       <w:rPr>
-        <w:rFonts w:asciiTheme="majorHAnsi" w:cstheme="majorBidi" w:eastAsiaTheme="majorEastAsia" w:hAnsiTheme="majorHAnsi"/>
+        <w:rFonts w:asciiTheme="majorHAnsi" w:cstheme="majorBidi" w:hAnsiTheme="majorHAnsi" w:eastAsia="黑体"/>
         <w:b/>
         <w:bCs/>
       </w:rPr>
@@ -5340,14 +5639,14 @@
     </w:tblStylePr>
     <w:tblStylePr w:type="firstCol">
       <w:rPr>
-        <w:rFonts w:asciiTheme="majorHAnsi" w:cstheme="majorBidi" w:eastAsiaTheme="majorEastAsia" w:hAnsiTheme="majorHAnsi"/>
+        <w:rFonts w:asciiTheme="majorHAnsi" w:cstheme="majorBidi" w:hAnsiTheme="majorHAnsi" w:eastAsia="黑体"/>
         <w:b/>
         <w:bCs/>
       </w:rPr>
     </w:tblStylePr>
     <w:tblStylePr w:type="lastCol">
       <w:rPr>
-        <w:rFonts w:asciiTheme="majorHAnsi" w:cstheme="majorBidi" w:eastAsiaTheme="majorEastAsia" w:hAnsiTheme="majorHAnsi"/>
+        <w:rFonts w:asciiTheme="majorHAnsi" w:cstheme="majorBidi" w:hAnsiTheme="majorHAnsi" w:eastAsia="黑体"/>
         <w:b/>
         <w:bCs/>
       </w:rPr>
@@ -5431,7 +5730,7 @@
         <w:spacing w:after="0" w:before="0" w:line="240" w:lineRule="auto"/>
       </w:pPr>
       <w:rPr>
-        <w:rFonts w:asciiTheme="majorHAnsi" w:cstheme="majorBidi" w:eastAsiaTheme="majorEastAsia" w:hAnsiTheme="majorHAnsi"/>
+        <w:rFonts w:asciiTheme="majorHAnsi" w:cstheme="majorBidi" w:hAnsiTheme="majorHAnsi" w:eastAsia="黑体"/>
         <w:b/>
         <w:bCs/>
       </w:rPr>
@@ -5452,7 +5751,7 @@
         <w:spacing w:after="0" w:before="0" w:line="240" w:lineRule="auto"/>
       </w:pPr>
       <w:rPr>
-        <w:rFonts w:asciiTheme="majorHAnsi" w:cstheme="majorBidi" w:eastAsiaTheme="majorEastAsia" w:hAnsiTheme="majorHAnsi"/>
+        <w:rFonts w:asciiTheme="majorHAnsi" w:cstheme="majorBidi" w:hAnsiTheme="majorHAnsi" w:eastAsia="黑体"/>
         <w:b/>
         <w:bCs/>
       </w:rPr>
@@ -5470,14 +5769,14 @@
     </w:tblStylePr>
     <w:tblStylePr w:type="firstCol">
       <w:rPr>
-        <w:rFonts w:asciiTheme="majorHAnsi" w:cstheme="majorBidi" w:eastAsiaTheme="majorEastAsia" w:hAnsiTheme="majorHAnsi"/>
+        <w:rFonts w:asciiTheme="majorHAnsi" w:cstheme="majorBidi" w:hAnsiTheme="majorHAnsi" w:eastAsia="黑体"/>
         <w:b/>
         <w:bCs/>
       </w:rPr>
     </w:tblStylePr>
     <w:tblStylePr w:type="lastCol">
       <w:rPr>
-        <w:rFonts w:asciiTheme="majorHAnsi" w:cstheme="majorBidi" w:eastAsiaTheme="majorEastAsia" w:hAnsiTheme="majorHAnsi"/>
+        <w:rFonts w:asciiTheme="majorHAnsi" w:cstheme="majorBidi" w:hAnsiTheme="majorHAnsi" w:eastAsia="黑体"/>
         <w:b/>
         <w:bCs/>
       </w:rPr>
@@ -5561,7 +5860,7 @@
         <w:spacing w:after="0" w:before="0" w:line="240" w:lineRule="auto"/>
       </w:pPr>
       <w:rPr>
-        <w:rFonts w:asciiTheme="majorHAnsi" w:cstheme="majorBidi" w:eastAsiaTheme="majorEastAsia" w:hAnsiTheme="majorHAnsi"/>
+        <w:rFonts w:asciiTheme="majorHAnsi" w:cstheme="majorBidi" w:hAnsiTheme="majorHAnsi" w:eastAsia="黑体"/>
         <w:b/>
         <w:bCs/>
       </w:rPr>
@@ -5582,7 +5881,7 @@
         <w:spacing w:after="0" w:before="0" w:line="240" w:lineRule="auto"/>
       </w:pPr>
       <w:rPr>
-        <w:rFonts w:asciiTheme="majorHAnsi" w:cstheme="majorBidi" w:eastAsiaTheme="majorEastAsia" w:hAnsiTheme="majorHAnsi"/>
+        <w:rFonts w:asciiTheme="majorHAnsi" w:cstheme="majorBidi" w:hAnsiTheme="majorHAnsi" w:eastAsia="黑体"/>
         <w:b/>
         <w:bCs/>
       </w:rPr>
@@ -5600,14 +5899,14 @@
     </w:tblStylePr>
     <w:tblStylePr w:type="firstCol">
       <w:rPr>
-        <w:rFonts w:asciiTheme="majorHAnsi" w:cstheme="majorBidi" w:eastAsiaTheme="majorEastAsia" w:hAnsiTheme="majorHAnsi"/>
+        <w:rFonts w:asciiTheme="majorHAnsi" w:cstheme="majorBidi" w:hAnsiTheme="majorHAnsi" w:eastAsia="黑体"/>
         <w:b/>
         <w:bCs/>
       </w:rPr>
     </w:tblStylePr>
     <w:tblStylePr w:type="lastCol">
       <w:rPr>
-        <w:rFonts w:asciiTheme="majorHAnsi" w:cstheme="majorBidi" w:eastAsiaTheme="majorEastAsia" w:hAnsiTheme="majorHAnsi"/>
+        <w:rFonts w:asciiTheme="majorHAnsi" w:cstheme="majorBidi" w:hAnsiTheme="majorHAnsi" w:eastAsia="黑体"/>
         <w:b/>
         <w:bCs/>
       </w:rPr>
@@ -5691,7 +5990,7 @@
         <w:spacing w:after="0" w:before="0" w:line="240" w:lineRule="auto"/>
       </w:pPr>
       <w:rPr>
-        <w:rFonts w:asciiTheme="majorHAnsi" w:cstheme="majorBidi" w:eastAsiaTheme="majorEastAsia" w:hAnsiTheme="majorHAnsi"/>
+        <w:rFonts w:asciiTheme="majorHAnsi" w:cstheme="majorBidi" w:hAnsiTheme="majorHAnsi" w:eastAsia="黑体"/>
         <w:b/>
         <w:bCs/>
       </w:rPr>
@@ -5712,7 +6011,7 @@
         <w:spacing w:after="0" w:before="0" w:line="240" w:lineRule="auto"/>
       </w:pPr>
       <w:rPr>
-        <w:rFonts w:asciiTheme="majorHAnsi" w:cstheme="majorBidi" w:eastAsiaTheme="majorEastAsia" w:hAnsiTheme="majorHAnsi"/>
+        <w:rFonts w:asciiTheme="majorHAnsi" w:cstheme="majorBidi" w:hAnsiTheme="majorHAnsi" w:eastAsia="黑体"/>
         <w:b/>
         <w:bCs/>
       </w:rPr>
@@ -5730,14 +6029,14 @@
     </w:tblStylePr>
     <w:tblStylePr w:type="firstCol">
       <w:rPr>
-        <w:rFonts w:asciiTheme="majorHAnsi" w:cstheme="majorBidi" w:eastAsiaTheme="majorEastAsia" w:hAnsiTheme="majorHAnsi"/>
+        <w:rFonts w:asciiTheme="majorHAnsi" w:cstheme="majorBidi" w:hAnsiTheme="majorHAnsi" w:eastAsia="黑体"/>
         <w:b/>
         <w:bCs/>
       </w:rPr>
     </w:tblStylePr>
     <w:tblStylePr w:type="lastCol">
       <w:rPr>
-        <w:rFonts w:asciiTheme="majorHAnsi" w:cstheme="majorBidi" w:eastAsiaTheme="majorEastAsia" w:hAnsiTheme="majorHAnsi"/>
+        <w:rFonts w:asciiTheme="majorHAnsi" w:cstheme="majorBidi" w:hAnsiTheme="majorHAnsi" w:eastAsia="黑体"/>
         <w:b/>
         <w:bCs/>
       </w:rPr>
@@ -5821,7 +6120,7 @@
         <w:spacing w:after="0" w:before="0" w:line="240" w:lineRule="auto"/>
       </w:pPr>
       <w:rPr>
-        <w:rFonts w:asciiTheme="majorHAnsi" w:cstheme="majorBidi" w:eastAsiaTheme="majorEastAsia" w:hAnsiTheme="majorHAnsi"/>
+        <w:rFonts w:asciiTheme="majorHAnsi" w:cstheme="majorBidi" w:hAnsiTheme="majorHAnsi" w:eastAsia="黑体"/>
         <w:b/>
         <w:bCs/>
       </w:rPr>
@@ -5842,7 +6141,7 @@
         <w:spacing w:after="0" w:before="0" w:line="240" w:lineRule="auto"/>
       </w:pPr>
       <w:rPr>
-        <w:rFonts w:asciiTheme="majorHAnsi" w:cstheme="majorBidi" w:eastAsiaTheme="majorEastAsia" w:hAnsiTheme="majorHAnsi"/>
+        <w:rFonts w:asciiTheme="majorHAnsi" w:cstheme="majorBidi" w:hAnsiTheme="majorHAnsi" w:eastAsia="黑体"/>
         <w:b/>
         <w:bCs/>
       </w:rPr>
@@ -5860,14 +6159,14 @@
     </w:tblStylePr>
     <w:tblStylePr w:type="firstCol">
       <w:rPr>
-        <w:rFonts w:asciiTheme="majorHAnsi" w:cstheme="majorBidi" w:eastAsiaTheme="majorEastAsia" w:hAnsiTheme="majorHAnsi"/>
+        <w:rFonts w:asciiTheme="majorHAnsi" w:cstheme="majorBidi" w:hAnsiTheme="majorHAnsi" w:eastAsia="黑体"/>
         <w:b/>
         <w:bCs/>
       </w:rPr>
     </w:tblStylePr>
     <w:tblStylePr w:type="lastCol">
       <w:rPr>
-        <w:rFonts w:asciiTheme="majorHAnsi" w:cstheme="majorBidi" w:eastAsiaTheme="majorEastAsia" w:hAnsiTheme="majorHAnsi"/>
+        <w:rFonts w:asciiTheme="majorHAnsi" w:cstheme="majorBidi" w:hAnsiTheme="majorHAnsi" w:eastAsia="黑体"/>
         <w:b/>
         <w:bCs/>
       </w:rPr>
@@ -5951,7 +6250,7 @@
         <w:spacing w:after="0" w:before="0" w:line="240" w:lineRule="auto"/>
       </w:pPr>
       <w:rPr>
-        <w:rFonts w:asciiTheme="majorHAnsi" w:cstheme="majorBidi" w:eastAsiaTheme="majorEastAsia" w:hAnsiTheme="majorHAnsi"/>
+        <w:rFonts w:asciiTheme="majorHAnsi" w:cstheme="majorBidi" w:hAnsiTheme="majorHAnsi" w:eastAsia="黑体"/>
         <w:b/>
         <w:bCs/>
       </w:rPr>
@@ -5972,7 +6271,7 @@
         <w:spacing w:after="0" w:before="0" w:line="240" w:lineRule="auto"/>
       </w:pPr>
       <w:rPr>
-        <w:rFonts w:asciiTheme="majorHAnsi" w:cstheme="majorBidi" w:eastAsiaTheme="majorEastAsia" w:hAnsiTheme="majorHAnsi"/>
+        <w:rFonts w:asciiTheme="majorHAnsi" w:cstheme="majorBidi" w:hAnsiTheme="majorHAnsi" w:eastAsia="黑体"/>
         <w:b/>
         <w:bCs/>
       </w:rPr>
@@ -5990,14 +6289,14 @@
     </w:tblStylePr>
     <w:tblStylePr w:type="firstCol">
       <w:rPr>
-        <w:rFonts w:asciiTheme="majorHAnsi" w:cstheme="majorBidi" w:eastAsiaTheme="majorEastAsia" w:hAnsiTheme="majorHAnsi"/>
+        <w:rFonts w:asciiTheme="majorHAnsi" w:cstheme="majorBidi" w:hAnsiTheme="majorHAnsi" w:eastAsia="黑体"/>
         <w:b/>
         <w:bCs/>
       </w:rPr>
     </w:tblStylePr>
     <w:tblStylePr w:type="lastCol">
       <w:rPr>
-        <w:rFonts w:asciiTheme="majorHAnsi" w:cstheme="majorBidi" w:eastAsiaTheme="majorEastAsia" w:hAnsiTheme="majorHAnsi"/>
+        <w:rFonts w:asciiTheme="majorHAnsi" w:cstheme="majorBidi" w:hAnsiTheme="majorHAnsi" w:eastAsia="黑体"/>
         <w:b/>
         <w:bCs/>
       </w:rPr>
@@ -6080,6 +6379,7 @@
         <w:spacing w:after="0" w:before="0" w:line="240" w:lineRule="auto"/>
       </w:pPr>
       <w:rPr>
+        <w:rFonts w:eastAsia="黑体"/>
         <w:b/>
         <w:bCs/>
         <w:color w:themeColor="background1" w:val="FFFFFF"/>
@@ -6102,6 +6402,7 @@
         <w:spacing w:after="0" w:before="0" w:line="240" w:lineRule="auto"/>
       </w:pPr>
       <w:rPr>
+        <w:rFonts w:eastAsia="黑体"/>
         <w:b/>
         <w:bCs/>
       </w:rPr>
@@ -6119,12 +6420,14 @@
     </w:tblStylePr>
     <w:tblStylePr w:type="firstCol">
       <w:rPr>
+        <w:rFonts w:eastAsia="黑体"/>
         <w:b/>
         <w:bCs/>
       </w:rPr>
     </w:tblStylePr>
     <w:tblStylePr w:type="lastCol">
       <w:rPr>
+        <w:rFonts w:eastAsia="黑体"/>
         <w:b/>
         <w:bCs/>
       </w:rPr>
@@ -6186,6 +6489,7 @@
         <w:spacing w:after="0" w:before="0" w:line="240" w:lineRule="auto"/>
       </w:pPr>
       <w:rPr>
+        <w:rFonts w:eastAsia="黑体"/>
         <w:b/>
         <w:bCs/>
         <w:color w:themeColor="background1" w:val="FFFFFF"/>
@@ -6208,6 +6512,7 @@
         <w:spacing w:after="0" w:before="0" w:line="240" w:lineRule="auto"/>
       </w:pPr>
       <w:rPr>
+        <w:rFonts w:eastAsia="黑体"/>
         <w:b/>
         <w:bCs/>
       </w:rPr>
@@ -6225,12 +6530,14 @@
     </w:tblStylePr>
     <w:tblStylePr w:type="firstCol">
       <w:rPr>
+        <w:rFonts w:eastAsia="黑体"/>
         <w:b/>
         <w:bCs/>
       </w:rPr>
     </w:tblStylePr>
     <w:tblStylePr w:type="lastCol">
       <w:rPr>
+        <w:rFonts w:eastAsia="黑体"/>
         <w:b/>
         <w:bCs/>
       </w:rPr>
@@ -6292,6 +6599,7 @@
         <w:spacing w:after="0" w:before="0" w:line="240" w:lineRule="auto"/>
       </w:pPr>
       <w:rPr>
+        <w:rFonts w:eastAsia="黑体"/>
         <w:b/>
         <w:bCs/>
         <w:color w:themeColor="background1" w:val="FFFFFF"/>
@@ -6314,6 +6622,7 @@
         <w:spacing w:after="0" w:before="0" w:line="240" w:lineRule="auto"/>
       </w:pPr>
       <w:rPr>
+        <w:rFonts w:eastAsia="黑体"/>
         <w:b/>
         <w:bCs/>
       </w:rPr>
@@ -6331,12 +6640,14 @@
     </w:tblStylePr>
     <w:tblStylePr w:type="firstCol">
       <w:rPr>
+        <w:rFonts w:eastAsia="黑体"/>
         <w:b/>
         <w:bCs/>
       </w:rPr>
     </w:tblStylePr>
     <w:tblStylePr w:type="lastCol">
       <w:rPr>
+        <w:rFonts w:eastAsia="黑体"/>
         <w:b/>
         <w:bCs/>
       </w:rPr>
@@ -6398,6 +6709,7 @@
         <w:spacing w:after="0" w:before="0" w:line="240" w:lineRule="auto"/>
       </w:pPr>
       <w:rPr>
+        <w:rFonts w:eastAsia="黑体"/>
         <w:b/>
         <w:bCs/>
         <w:color w:themeColor="background1" w:val="FFFFFF"/>
@@ -6420,6 +6732,7 @@
         <w:spacing w:after="0" w:before="0" w:line="240" w:lineRule="auto"/>
       </w:pPr>
       <w:rPr>
+        <w:rFonts w:eastAsia="黑体"/>
         <w:b/>
         <w:bCs/>
       </w:rPr>
@@ -6437,12 +6750,14 @@
     </w:tblStylePr>
     <w:tblStylePr w:type="firstCol">
       <w:rPr>
+        <w:rFonts w:eastAsia="黑体"/>
         <w:b/>
         <w:bCs/>
       </w:rPr>
     </w:tblStylePr>
     <w:tblStylePr w:type="lastCol">
       <w:rPr>
+        <w:rFonts w:eastAsia="黑体"/>
         <w:b/>
         <w:bCs/>
       </w:rPr>
@@ -6504,6 +6819,7 @@
         <w:spacing w:after="0" w:before="0" w:line="240" w:lineRule="auto"/>
       </w:pPr>
       <w:rPr>
+        <w:rFonts w:eastAsia="黑体"/>
         <w:b/>
         <w:bCs/>
         <w:color w:themeColor="background1" w:val="FFFFFF"/>
@@ -6526,6 +6842,7 @@
         <w:spacing w:after="0" w:before="0" w:line="240" w:lineRule="auto"/>
       </w:pPr>
       <w:rPr>
+        <w:rFonts w:eastAsia="黑体"/>
         <w:b/>
         <w:bCs/>
       </w:rPr>
@@ -6543,12 +6860,14 @@
     </w:tblStylePr>
     <w:tblStylePr w:type="firstCol">
       <w:rPr>
+        <w:rFonts w:eastAsia="黑体"/>
         <w:b/>
         <w:bCs/>
       </w:rPr>
     </w:tblStylePr>
     <w:tblStylePr w:type="lastCol">
       <w:rPr>
+        <w:rFonts w:eastAsia="黑体"/>
         <w:b/>
         <w:bCs/>
       </w:rPr>
@@ -6610,6 +6929,7 @@
         <w:spacing w:after="0" w:before="0" w:line="240" w:lineRule="auto"/>
       </w:pPr>
       <w:rPr>
+        <w:rFonts w:eastAsia="黑体"/>
         <w:b/>
         <w:bCs/>
         <w:color w:themeColor="background1" w:val="FFFFFF"/>
@@ -6632,6 +6952,7 @@
         <w:spacing w:after="0" w:before="0" w:line="240" w:lineRule="auto"/>
       </w:pPr>
       <w:rPr>
+        <w:rFonts w:eastAsia="黑体"/>
         <w:b/>
         <w:bCs/>
       </w:rPr>
@@ -6649,12 +6970,14 @@
     </w:tblStylePr>
     <w:tblStylePr w:type="firstCol">
       <w:rPr>
+        <w:rFonts w:eastAsia="黑体"/>
         <w:b/>
         <w:bCs/>
       </w:rPr>
     </w:tblStylePr>
     <w:tblStylePr w:type="lastCol">
       <w:rPr>
+        <w:rFonts w:eastAsia="黑体"/>
         <w:b/>
         <w:bCs/>
       </w:rPr>
@@ -6716,6 +7039,7 @@
         <w:spacing w:after="0" w:before="0" w:line="240" w:lineRule="auto"/>
       </w:pPr>
       <w:rPr>
+        <w:rFonts w:eastAsia="黑体"/>
         <w:b/>
         <w:bCs/>
         <w:color w:themeColor="background1" w:val="FFFFFF"/>
@@ -6738,6 +7062,7 @@
         <w:spacing w:after="0" w:before="0" w:line="240" w:lineRule="auto"/>
       </w:pPr>
       <w:rPr>
+        <w:rFonts w:eastAsia="黑体"/>
         <w:b/>
         <w:bCs/>
       </w:rPr>
@@ -6755,12 +7080,14 @@
     </w:tblStylePr>
     <w:tblStylePr w:type="firstCol">
       <w:rPr>
+        <w:rFonts w:eastAsia="黑体"/>
         <w:b/>
         <w:bCs/>
       </w:rPr>
     </w:tblStylePr>
     <w:tblStylePr w:type="lastCol">
       <w:rPr>
+        <w:rFonts w:eastAsia="黑体"/>
         <w:b/>
         <w:bCs/>
       </w:rPr>
@@ -6819,6 +7146,7 @@
         <w:spacing w:after="0" w:before="0" w:line="240" w:lineRule="auto"/>
       </w:pPr>
       <w:rPr>
+        <w:rFonts w:eastAsia="黑体"/>
         <w:b/>
         <w:bCs/>
         <w:color w:themeColor="background1" w:val="FFFFFF"/>
@@ -6841,6 +7169,7 @@
         <w:spacing w:after="0" w:before="0" w:line="240" w:lineRule="auto"/>
       </w:pPr>
       <w:rPr>
+        <w:rFonts w:eastAsia="黑体"/>
         <w:color w:val="auto"/>
       </w:rPr>
       <w:tblPr/>
@@ -6858,6 +7187,7 @@
     </w:tblStylePr>
     <w:tblStylePr w:type="firstCol">
       <w:rPr>
+        <w:rFonts w:eastAsia="黑体"/>
         <w:b/>
         <w:bCs/>
         <w:color w:themeColor="background1" w:val="FFFFFF"/>
@@ -6877,6 +7207,7 @@
     </w:tblStylePr>
     <w:tblStylePr w:type="lastCol">
       <w:rPr>
+        <w:rFonts w:eastAsia="黑体"/>
         <w:b/>
         <w:bCs/>
         <w:color w:themeColor="background1" w:val="FFFFFF"/>
@@ -6925,6 +7256,7 @@
     </w:tblStylePr>
     <w:tblStylePr w:type="nwCell">
       <w:rPr>
+        <w:rFonts w:eastAsia="黑体"/>
         <w:color w:themeColor="background1" w:val="FFFFFF"/>
       </w:rPr>
       <w:tblPr/>
@@ -6968,6 +7300,7 @@
         <w:spacing w:after="0" w:before="0" w:line="240" w:lineRule="auto"/>
       </w:pPr>
       <w:rPr>
+        <w:rFonts w:eastAsia="黑体"/>
         <w:b/>
         <w:bCs/>
         <w:color w:themeColor="background1" w:val="FFFFFF"/>
@@ -6990,6 +7323,7 @@
         <w:spacing w:after="0" w:before="0" w:line="240" w:lineRule="auto"/>
       </w:pPr>
       <w:rPr>
+        <w:rFonts w:eastAsia="黑体"/>
         <w:color w:val="auto"/>
       </w:rPr>
       <w:tblPr/>
@@ -7007,6 +7341,7 @@
     </w:tblStylePr>
     <w:tblStylePr w:type="firstCol">
       <w:rPr>
+        <w:rFonts w:eastAsia="黑体"/>
         <w:b/>
         <w:bCs/>
         <w:color w:themeColor="background1" w:val="FFFFFF"/>
@@ -7026,6 +7361,7 @@
     </w:tblStylePr>
     <w:tblStylePr w:type="lastCol">
       <w:rPr>
+        <w:rFonts w:eastAsia="黑体"/>
         <w:b/>
         <w:bCs/>
         <w:color w:themeColor="background1" w:val="FFFFFF"/>
@@ -7074,6 +7410,7 @@
     </w:tblStylePr>
     <w:tblStylePr w:type="nwCell">
       <w:rPr>
+        <w:rFonts w:eastAsia="黑体"/>
         <w:color w:themeColor="background1" w:val="FFFFFF"/>
       </w:rPr>
       <w:tblPr/>
@@ -7117,6 +7454,7 @@
         <w:spacing w:after="0" w:before="0" w:line="240" w:lineRule="auto"/>
       </w:pPr>
       <w:rPr>
+        <w:rFonts w:eastAsia="黑体"/>
         <w:b/>
         <w:bCs/>
         <w:color w:themeColor="background1" w:val="FFFFFF"/>
@@ -7139,6 +7477,7 @@
         <w:spacing w:after="0" w:before="0" w:line="240" w:lineRule="auto"/>
       </w:pPr>
       <w:rPr>
+        <w:rFonts w:eastAsia="黑体"/>
         <w:color w:val="auto"/>
       </w:rPr>
       <w:tblPr/>
@@ -7156,6 +7495,7 @@
     </w:tblStylePr>
     <w:tblStylePr w:type="firstCol">
       <w:rPr>
+        <w:rFonts w:eastAsia="黑体"/>
         <w:b/>
         <w:bCs/>
         <w:color w:themeColor="background1" w:val="FFFFFF"/>
@@ -7175,6 +7515,7 @@
     </w:tblStylePr>
     <w:tblStylePr w:type="lastCol">
       <w:rPr>
+        <w:rFonts w:eastAsia="黑体"/>
         <w:b/>
         <w:bCs/>
         <w:color w:themeColor="background1" w:val="FFFFFF"/>
@@ -7223,6 +7564,7 @@
     </w:tblStylePr>
     <w:tblStylePr w:type="nwCell">
       <w:rPr>
+        <w:rFonts w:eastAsia="黑体"/>
         <w:color w:themeColor="background1" w:val="FFFFFF"/>
       </w:rPr>
       <w:tblPr/>
@@ -7266,6 +7608,7 @@
         <w:spacing w:after="0" w:before="0" w:line="240" w:lineRule="auto"/>
       </w:pPr>
       <w:rPr>
+        <w:rFonts w:eastAsia="黑体"/>
         <w:b/>
         <w:bCs/>
         <w:color w:themeColor="background1" w:val="FFFFFF"/>
@@ -7288,6 +7631,7 @@
         <w:spacing w:after="0" w:before="0" w:line="240" w:lineRule="auto"/>
       </w:pPr>
       <w:rPr>
+        <w:rFonts w:eastAsia="黑体"/>
         <w:color w:val="auto"/>
       </w:rPr>
       <w:tblPr/>
@@ -7305,6 +7649,7 @@
     </w:tblStylePr>
     <w:tblStylePr w:type="firstCol">
       <w:rPr>
+        <w:rFonts w:eastAsia="黑体"/>
         <w:b/>
         <w:bCs/>
         <w:color w:themeColor="background1" w:val="FFFFFF"/>
@@ -7324,6 +7669,7 @@
     </w:tblStylePr>
     <w:tblStylePr w:type="lastCol">
       <w:rPr>
+        <w:rFonts w:eastAsia="黑体"/>
         <w:b/>
         <w:bCs/>
         <w:color w:themeColor="background1" w:val="FFFFFF"/>
@@ -7372,6 +7718,7 @@
     </w:tblStylePr>
     <w:tblStylePr w:type="nwCell">
       <w:rPr>
+        <w:rFonts w:eastAsia="黑体"/>
         <w:color w:themeColor="background1" w:val="FFFFFF"/>
       </w:rPr>
       <w:tblPr/>
@@ -7415,6 +7762,7 @@
         <w:spacing w:after="0" w:before="0" w:line="240" w:lineRule="auto"/>
       </w:pPr>
       <w:rPr>
+        <w:rFonts w:eastAsia="黑体"/>
         <w:b/>
         <w:bCs/>
         <w:color w:themeColor="background1" w:val="FFFFFF"/>
@@ -7437,6 +7785,7 @@
         <w:spacing w:after="0" w:before="0" w:line="240" w:lineRule="auto"/>
       </w:pPr>
       <w:rPr>
+        <w:rFonts w:eastAsia="黑体"/>
         <w:color w:val="auto"/>
       </w:rPr>
       <w:tblPr/>
@@ -7454,6 +7803,7 @@
     </w:tblStylePr>
     <w:tblStylePr w:type="firstCol">
       <w:rPr>
+        <w:rFonts w:eastAsia="黑体"/>
         <w:b/>
         <w:bCs/>
         <w:color w:themeColor="background1" w:val="FFFFFF"/>
@@ -7473,6 +7823,7 @@
     </w:tblStylePr>
     <w:tblStylePr w:type="lastCol">
       <w:rPr>
+        <w:rFonts w:eastAsia="黑体"/>
         <w:b/>
         <w:bCs/>
         <w:color w:themeColor="background1" w:val="FFFFFF"/>
@@ -7521,6 +7872,7 @@
     </w:tblStylePr>
     <w:tblStylePr w:type="nwCell">
       <w:rPr>
+        <w:rFonts w:eastAsia="黑体"/>
         <w:color w:themeColor="background1" w:val="FFFFFF"/>
       </w:rPr>
       <w:tblPr/>
@@ -7564,6 +7916,7 @@
         <w:spacing w:after="0" w:before="0" w:line="240" w:lineRule="auto"/>
       </w:pPr>
       <w:rPr>
+        <w:rFonts w:eastAsia="黑体"/>
         <w:b/>
         <w:bCs/>
         <w:color w:themeColor="background1" w:val="FFFFFF"/>
@@ -7586,6 +7939,7 @@
         <w:spacing w:after="0" w:before="0" w:line="240" w:lineRule="auto"/>
       </w:pPr>
       <w:rPr>
+        <w:rFonts w:eastAsia="黑体"/>
         <w:color w:val="auto"/>
       </w:rPr>
       <w:tblPr/>
@@ -7603,6 +7957,7 @@
     </w:tblStylePr>
     <w:tblStylePr w:type="firstCol">
       <w:rPr>
+        <w:rFonts w:eastAsia="黑体"/>
         <w:b/>
         <w:bCs/>
         <w:color w:themeColor="background1" w:val="FFFFFF"/>
@@ -7622,6 +7977,7 @@
     </w:tblStylePr>
     <w:tblStylePr w:type="lastCol">
       <w:rPr>
+        <w:rFonts w:eastAsia="黑体"/>
         <w:b/>
         <w:bCs/>
         <w:color w:themeColor="background1" w:val="FFFFFF"/>
@@ -7670,6 +8026,7 @@
     </w:tblStylePr>
     <w:tblStylePr w:type="nwCell">
       <w:rPr>
+        <w:rFonts w:eastAsia="黑体"/>
         <w:color w:themeColor="background1" w:val="FFFFFF"/>
       </w:rPr>
       <w:tblPr/>
@@ -7713,6 +8070,7 @@
         <w:spacing w:after="0" w:before="0" w:line="240" w:lineRule="auto"/>
       </w:pPr>
       <w:rPr>
+        <w:rFonts w:eastAsia="黑体"/>
         <w:b/>
         <w:bCs/>
         <w:color w:themeColor="background1" w:val="FFFFFF"/>
@@ -7735,6 +8093,7 @@
         <w:spacing w:after="0" w:before="0" w:line="240" w:lineRule="auto"/>
       </w:pPr>
       <w:rPr>
+        <w:rFonts w:eastAsia="黑体"/>
         <w:color w:val="auto"/>
       </w:rPr>
       <w:tblPr/>
@@ -7752,6 +8111,7 @@
     </w:tblStylePr>
     <w:tblStylePr w:type="firstCol">
       <w:rPr>
+        <w:rFonts w:eastAsia="黑体"/>
         <w:b/>
         <w:bCs/>
         <w:color w:themeColor="background1" w:val="FFFFFF"/>
@@ -7771,6 +8131,7 @@
     </w:tblStylePr>
     <w:tblStylePr w:type="lastCol">
       <w:rPr>
+        <w:rFonts w:eastAsia="黑体"/>
         <w:b/>
         <w:bCs/>
         <w:color w:themeColor="background1" w:val="FFFFFF"/>
@@ -7819,6 +8180,7 @@
     </w:tblStylePr>
     <w:tblStylePr w:type="nwCell">
       <w:rPr>
+        <w:rFonts w:eastAsia="黑体"/>
         <w:color w:themeColor="background1" w:val="FFFFFF"/>
       </w:rPr>
       <w:tblPr/>
@@ -7843,6 +8205,7 @@
       <w:spacing w:after="0" w:line="240" w:lineRule="auto"/>
     </w:pPr>
     <w:rPr>
+      <w:rFonts w:eastAsia="黑体"/>
       <w:color w:themeColor="text1" w:val="000000"/>
     </w:rPr>
     <w:tblPr>
@@ -7862,7 +8225,7 @@
     </w:tblPr>
     <w:tblStylePr w:type="firstRow">
       <w:rPr>
-        <w:rFonts w:asciiTheme="majorHAnsi" w:cstheme="majorBidi" w:eastAsiaTheme="majorEastAsia" w:hAnsiTheme="majorHAnsi"/>
+        <w:rFonts w:asciiTheme="majorHAnsi" w:cstheme="majorBidi" w:hAnsiTheme="majorHAnsi" w:eastAsia="黑体"/>
       </w:rPr>
       <w:tblPr/>
       <w:tcPr>
@@ -7874,6 +8237,7 @@
     </w:tblStylePr>
     <w:tblStylePr w:type="lastRow">
       <w:rPr>
+        <w:rFonts w:eastAsia="黑体"/>
         <w:b/>
         <w:bCs/>
         <w:color w:themeColor="text2" w:val="1F497D"/>
@@ -7888,12 +8252,14 @@
     </w:tblStylePr>
     <w:tblStylePr w:type="firstCol">
       <w:rPr>
+        <w:rFonts w:eastAsia="黑体"/>
         <w:b/>
         <w:bCs/>
       </w:rPr>
     </w:tblStylePr>
     <w:tblStylePr w:type="lastCol">
       <w:rPr>
+        <w:rFonts w:eastAsia="黑体"/>
         <w:b/>
         <w:bCs/>
       </w:rPr>
@@ -7927,6 +8293,7 @@
       <w:spacing w:after="0" w:line="240" w:lineRule="auto"/>
     </w:pPr>
     <w:rPr>
+      <w:rFonts w:eastAsia="黑体"/>
       <w:color w:themeColor="text1" w:val="000000"/>
     </w:rPr>
     <w:tblPr>
@@ -7946,7 +8313,7 @@
     </w:tblPr>
     <w:tblStylePr w:type="firstRow">
       <w:rPr>
-        <w:rFonts w:asciiTheme="majorHAnsi" w:cstheme="majorBidi" w:eastAsiaTheme="majorEastAsia" w:hAnsiTheme="majorHAnsi"/>
+        <w:rFonts w:asciiTheme="majorHAnsi" w:cstheme="majorBidi" w:hAnsiTheme="majorHAnsi" w:eastAsia="黑体"/>
       </w:rPr>
       <w:tblPr/>
       <w:tcPr>
@@ -7958,6 +8325,7 @@
     </w:tblStylePr>
     <w:tblStylePr w:type="lastRow">
       <w:rPr>
+        <w:rFonts w:eastAsia="黑体"/>
         <w:b/>
         <w:bCs/>
         <w:color w:themeColor="text2" w:val="1F497D"/>
@@ -7972,12 +8340,14 @@
     </w:tblStylePr>
     <w:tblStylePr w:type="firstCol">
       <w:rPr>
+        <w:rFonts w:eastAsia="黑体"/>
         <w:b/>
         <w:bCs/>
       </w:rPr>
     </w:tblStylePr>
     <w:tblStylePr w:type="lastCol">
       <w:rPr>
+        <w:rFonts w:eastAsia="黑体"/>
         <w:b/>
         <w:bCs/>
       </w:rPr>
@@ -8011,6 +8381,7 @@
       <w:spacing w:after="0" w:line="240" w:lineRule="auto"/>
     </w:pPr>
     <w:rPr>
+      <w:rFonts w:eastAsia="黑体"/>
       <w:color w:themeColor="text1" w:val="000000"/>
     </w:rPr>
     <w:tblPr>
@@ -8030,7 +8401,7 @@
     </w:tblPr>
     <w:tblStylePr w:type="firstRow">
       <w:rPr>
-        <w:rFonts w:asciiTheme="majorHAnsi" w:cstheme="majorBidi" w:eastAsiaTheme="majorEastAsia" w:hAnsiTheme="majorHAnsi"/>
+        <w:rFonts w:asciiTheme="majorHAnsi" w:cstheme="majorBidi" w:hAnsiTheme="majorHAnsi" w:eastAsia="黑体"/>
       </w:rPr>
       <w:tblPr/>
       <w:tcPr>
@@ -8042,6 +8413,7 @@
     </w:tblStylePr>
     <w:tblStylePr w:type="lastRow">
       <w:rPr>
+        <w:rFonts w:eastAsia="黑体"/>
         <w:b/>
         <w:bCs/>
         <w:color w:themeColor="text2" w:val="1F497D"/>
@@ -8056,12 +8428,14 @@
     </w:tblStylePr>
     <w:tblStylePr w:type="firstCol">
       <w:rPr>
+        <w:rFonts w:eastAsia="黑体"/>
         <w:b/>
         <w:bCs/>
       </w:rPr>
     </w:tblStylePr>
     <w:tblStylePr w:type="lastCol">
       <w:rPr>
+        <w:rFonts w:eastAsia="黑体"/>
         <w:b/>
         <w:bCs/>
       </w:rPr>
@@ -8095,6 +8469,7 @@
       <w:spacing w:after="0" w:line="240" w:lineRule="auto"/>
     </w:pPr>
     <w:rPr>
+      <w:rFonts w:eastAsia="黑体"/>
       <w:color w:themeColor="text1" w:val="000000"/>
     </w:rPr>
     <w:tblPr>
@@ -8114,7 +8489,7 @@
     </w:tblPr>
     <w:tblStylePr w:type="firstRow">
       <w:rPr>
-        <w:rFonts w:asciiTheme="majorHAnsi" w:cstheme="majorBidi" w:eastAsiaTheme="majorEastAsia" w:hAnsiTheme="majorHAnsi"/>
+        <w:rFonts w:asciiTheme="majorHAnsi" w:cstheme="majorBidi" w:hAnsiTheme="majorHAnsi" w:eastAsia="黑体"/>
       </w:rPr>
       <w:tblPr/>
       <w:tcPr>
@@ -8126,6 +8501,7 @@
     </w:tblStylePr>
     <w:tblStylePr w:type="lastRow">
       <w:rPr>
+        <w:rFonts w:eastAsia="黑体"/>
         <w:b/>
         <w:bCs/>
         <w:color w:themeColor="text2" w:val="1F497D"/>
@@ -8140,12 +8516,14 @@
     </w:tblStylePr>
     <w:tblStylePr w:type="firstCol">
       <w:rPr>
+        <w:rFonts w:eastAsia="黑体"/>
         <w:b/>
         <w:bCs/>
       </w:rPr>
     </w:tblStylePr>
     <w:tblStylePr w:type="lastCol">
       <w:rPr>
+        <w:rFonts w:eastAsia="黑体"/>
         <w:b/>
         <w:bCs/>
       </w:rPr>
@@ -8179,6 +8557,7 @@
       <w:spacing w:after="0" w:line="240" w:lineRule="auto"/>
     </w:pPr>
     <w:rPr>
+      <w:rFonts w:eastAsia="黑体"/>
       <w:color w:themeColor="text1" w:val="000000"/>
     </w:rPr>
     <w:tblPr>
@@ -8198,7 +8577,7 @@
     </w:tblPr>
     <w:tblStylePr w:type="firstRow">
       <w:rPr>
-        <w:rFonts w:asciiTheme="majorHAnsi" w:cstheme="majorBidi" w:eastAsiaTheme="majorEastAsia" w:hAnsiTheme="majorHAnsi"/>
+        <w:rFonts w:asciiTheme="majorHAnsi" w:cstheme="majorBidi" w:hAnsiTheme="majorHAnsi" w:eastAsia="黑体"/>
       </w:rPr>
       <w:tblPr/>
       <w:tcPr>
@@ -8210,6 +8589,7 @@
     </w:tblStylePr>
     <w:tblStylePr w:type="lastRow">
       <w:rPr>
+        <w:rFonts w:eastAsia="黑体"/>
         <w:b/>
         <w:bCs/>
         <w:color w:themeColor="text2" w:val="1F497D"/>
@@ -8224,12 +8604,14 @@
     </w:tblStylePr>
     <w:tblStylePr w:type="firstCol">
       <w:rPr>
+        <w:rFonts w:eastAsia="黑体"/>
         <w:b/>
         <w:bCs/>
       </w:rPr>
     </w:tblStylePr>
     <w:tblStylePr w:type="lastCol">
       <w:rPr>
+        <w:rFonts w:eastAsia="黑体"/>
         <w:b/>
         <w:bCs/>
       </w:rPr>
@@ -8263,6 +8645,7 @@
       <w:spacing w:after="0" w:line="240" w:lineRule="auto"/>
     </w:pPr>
     <w:rPr>
+      <w:rFonts w:eastAsia="黑体"/>
       <w:color w:themeColor="text1" w:val="000000"/>
     </w:rPr>
     <w:tblPr>
@@ -8282,7 +8665,7 @@
     </w:tblPr>
     <w:tblStylePr w:type="firstRow">
       <w:rPr>
-        <w:rFonts w:asciiTheme="majorHAnsi" w:cstheme="majorBidi" w:eastAsiaTheme="majorEastAsia" w:hAnsiTheme="majorHAnsi"/>
+        <w:rFonts w:asciiTheme="majorHAnsi" w:cstheme="majorBidi" w:hAnsiTheme="majorHAnsi" w:eastAsia="黑体"/>
       </w:rPr>
       <w:tblPr/>
       <w:tcPr>
@@ -8294,6 +8677,7 @@
     </w:tblStylePr>
     <w:tblStylePr w:type="lastRow">
       <w:rPr>
+        <w:rFonts w:eastAsia="黑体"/>
         <w:b/>
         <w:bCs/>
         <w:color w:themeColor="text2" w:val="1F497D"/>
@@ -8308,12 +8692,14 @@
     </w:tblStylePr>
     <w:tblStylePr w:type="firstCol">
       <w:rPr>
+        <w:rFonts w:eastAsia="黑体"/>
         <w:b/>
         <w:bCs/>
       </w:rPr>
     </w:tblStylePr>
     <w:tblStylePr w:type="lastCol">
       <w:rPr>
+        <w:rFonts w:eastAsia="黑体"/>
         <w:b/>
         <w:bCs/>
       </w:rPr>
@@ -8347,6 +8733,7 @@
       <w:spacing w:after="0" w:line="240" w:lineRule="auto"/>
     </w:pPr>
     <w:rPr>
+      <w:rFonts w:eastAsia="黑体"/>
       <w:color w:themeColor="text1" w:val="000000"/>
     </w:rPr>
     <w:tblPr>
@@ -8366,7 +8753,7 @@
     </w:tblPr>
     <w:tblStylePr w:type="firstRow">
       <w:rPr>
-        <w:rFonts w:asciiTheme="majorHAnsi" w:cstheme="majorBidi" w:eastAsiaTheme="majorEastAsia" w:hAnsiTheme="majorHAnsi"/>
+        <w:rFonts w:asciiTheme="majorHAnsi" w:cstheme="majorBidi" w:hAnsiTheme="majorHAnsi" w:eastAsia="黑体"/>
       </w:rPr>
       <w:tblPr/>
       <w:tcPr>
@@ -8378,6 +8765,7 @@
     </w:tblStylePr>
     <w:tblStylePr w:type="lastRow">
       <w:rPr>
+        <w:rFonts w:eastAsia="黑体"/>
         <w:b/>
         <w:bCs/>
         <w:color w:themeColor="text2" w:val="1F497D"/>
@@ -8392,12 +8780,14 @@
     </w:tblStylePr>
     <w:tblStylePr w:type="firstCol">
       <w:rPr>
+        <w:rFonts w:eastAsia="黑体"/>
         <w:b/>
         <w:bCs/>
       </w:rPr>
     </w:tblStylePr>
     <w:tblStylePr w:type="lastCol">
       <w:rPr>
+        <w:rFonts w:eastAsia="黑体"/>
         <w:b/>
         <w:bCs/>
       </w:rPr>
@@ -8431,7 +8821,7 @@
       <w:spacing w:after="0" w:line="240" w:lineRule="auto"/>
     </w:pPr>
     <w:rPr>
-      <w:rFonts w:asciiTheme="majorHAnsi" w:cstheme="majorBidi" w:eastAsiaTheme="majorEastAsia" w:hAnsiTheme="majorHAnsi"/>
+      <w:rFonts w:asciiTheme="majorHAnsi" w:cstheme="majorBidi" w:hAnsiTheme="majorHAnsi" w:eastAsia="黑体"/>
       <w:color w:themeColor="text1" w:val="000000"/>
     </w:rPr>
     <w:tblPr>
@@ -8453,6 +8843,7 @@
     </w:tblPr>
     <w:tblStylePr w:type="firstRow">
       <w:rPr>
+        <w:rFonts w:eastAsia="黑体"/>
         <w:sz w:val="24"/>
         <w:szCs w:val="24"/>
       </w:rPr>
@@ -8559,7 +8950,7 @@
       <w:spacing w:after="0" w:line="240" w:lineRule="auto"/>
     </w:pPr>
     <w:rPr>
-      <w:rFonts w:asciiTheme="majorHAnsi" w:cstheme="majorBidi" w:eastAsiaTheme="majorEastAsia" w:hAnsiTheme="majorHAnsi"/>
+      <w:rFonts w:asciiTheme="majorHAnsi" w:cstheme="majorBidi" w:hAnsiTheme="majorHAnsi" w:eastAsia="黑体"/>
       <w:color w:themeColor="text1" w:val="000000"/>
     </w:rPr>
     <w:tblPr>
@@ -8581,6 +8972,7 @@
     </w:tblPr>
     <w:tblStylePr w:type="firstRow">
       <w:rPr>
+        <w:rFonts w:eastAsia="黑体"/>
         <w:sz w:val="24"/>
         <w:szCs w:val="24"/>
       </w:rPr>
@@ -8687,7 +9079,7 @@
       <w:spacing w:after="0" w:line="240" w:lineRule="auto"/>
     </w:pPr>
     <w:rPr>
-      <w:rFonts w:asciiTheme="majorHAnsi" w:cstheme="majorBidi" w:eastAsiaTheme="majorEastAsia" w:hAnsiTheme="majorHAnsi"/>
+      <w:rFonts w:asciiTheme="majorHAnsi" w:cstheme="majorBidi" w:hAnsiTheme="majorHAnsi" w:eastAsia="黑体"/>
       <w:color w:themeColor="text1" w:val="000000"/>
     </w:rPr>
     <w:tblPr>
@@ -8709,6 +9101,7 @@
     </w:tblPr>
     <w:tblStylePr w:type="firstRow">
       <w:rPr>
+        <w:rFonts w:eastAsia="黑体"/>
         <w:sz w:val="24"/>
         <w:szCs w:val="24"/>
       </w:rPr>
@@ -8815,7 +9208,7 @@
       <w:spacing w:after="0" w:line="240" w:lineRule="auto"/>
     </w:pPr>
     <w:rPr>
-      <w:rFonts w:asciiTheme="majorHAnsi" w:cstheme="majorBidi" w:eastAsiaTheme="majorEastAsia" w:hAnsiTheme="majorHAnsi"/>
+      <w:rFonts w:asciiTheme="majorHAnsi" w:cstheme="majorBidi" w:hAnsiTheme="majorHAnsi" w:eastAsia="黑体"/>
       <w:color w:themeColor="text1" w:val="000000"/>
     </w:rPr>
     <w:tblPr>
@@ -8837,6 +9230,7 @@
     </w:tblPr>
     <w:tblStylePr w:type="firstRow">
       <w:rPr>
+        <w:rFonts w:eastAsia="黑体"/>
         <w:sz w:val="24"/>
         <w:szCs w:val="24"/>
       </w:rPr>
@@ -8943,7 +9337,7 @@
       <w:spacing w:after="0" w:line="240" w:lineRule="auto"/>
     </w:pPr>
     <w:rPr>
-      <w:rFonts w:asciiTheme="majorHAnsi" w:cstheme="majorBidi" w:eastAsiaTheme="majorEastAsia" w:hAnsiTheme="majorHAnsi"/>
+      <w:rFonts w:asciiTheme="majorHAnsi" w:cstheme="majorBidi" w:hAnsiTheme="majorHAnsi" w:eastAsia="黑体"/>
       <w:color w:themeColor="text1" w:val="000000"/>
     </w:rPr>
     <w:tblPr>
@@ -8965,6 +9359,7 @@
     </w:tblPr>
     <w:tblStylePr w:type="firstRow">
       <w:rPr>
+        <w:rFonts w:eastAsia="黑体"/>
         <w:sz w:val="24"/>
         <w:szCs w:val="24"/>
       </w:rPr>
@@ -9071,7 +9466,7 @@
       <w:spacing w:after="0" w:line="240" w:lineRule="auto"/>
     </w:pPr>
     <w:rPr>
-      <w:rFonts w:asciiTheme="majorHAnsi" w:cstheme="majorBidi" w:eastAsiaTheme="majorEastAsia" w:hAnsiTheme="majorHAnsi"/>
+      <w:rFonts w:asciiTheme="majorHAnsi" w:cstheme="majorBidi" w:hAnsiTheme="majorHAnsi" w:eastAsia="黑体"/>
       <w:color w:themeColor="text1" w:val="000000"/>
     </w:rPr>
     <w:tblPr>
@@ -9093,6 +9488,7 @@
     </w:tblPr>
     <w:tblStylePr w:type="firstRow">
       <w:rPr>
+        <w:rFonts w:eastAsia="黑体"/>
         <w:sz w:val="24"/>
         <w:szCs w:val="24"/>
       </w:rPr>
@@ -9199,7 +9595,7 @@
       <w:spacing w:after="0" w:line="240" w:lineRule="auto"/>
     </w:pPr>
     <w:rPr>
-      <w:rFonts w:asciiTheme="majorHAnsi" w:cstheme="majorBidi" w:eastAsiaTheme="majorEastAsia" w:hAnsiTheme="majorHAnsi"/>
+      <w:rFonts w:asciiTheme="majorHAnsi" w:cstheme="majorBidi" w:hAnsiTheme="majorHAnsi" w:eastAsia="黑体"/>
       <w:color w:themeColor="text1" w:val="000000"/>
     </w:rPr>
     <w:tblPr>
@@ -9221,6 +9617,7 @@
     </w:tblPr>
     <w:tblStylePr w:type="firstRow">
       <w:rPr>
+        <w:rFonts w:eastAsia="黑体"/>
         <w:sz w:val="24"/>
         <w:szCs w:val="24"/>
       </w:rPr>
@@ -9350,12 +9747,14 @@
     </w:tcPr>
     <w:tblStylePr w:type="firstRow">
       <w:rPr>
+        <w:rFonts w:eastAsia="黑体"/>
         <w:b/>
         <w:bCs/>
       </w:rPr>
     </w:tblStylePr>
     <w:tblStylePr w:type="lastRow">
       <w:rPr>
+        <w:rFonts w:eastAsia="黑体"/>
         <w:b/>
         <w:bCs/>
       </w:rPr>
@@ -9368,12 +9767,14 @@
     </w:tblStylePr>
     <w:tblStylePr w:type="firstCol">
       <w:rPr>
+        <w:rFonts w:eastAsia="黑体"/>
         <w:b/>
         <w:bCs/>
       </w:rPr>
     </w:tblStylePr>
     <w:tblStylePr w:type="lastCol">
       <w:rPr>
+        <w:rFonts w:eastAsia="黑体"/>
         <w:b/>
         <w:bCs/>
       </w:rPr>
@@ -9423,12 +9824,14 @@
     </w:tcPr>
     <w:tblStylePr w:type="firstRow">
       <w:rPr>
+        <w:rFonts w:eastAsia="黑体"/>
         <w:b/>
         <w:bCs/>
       </w:rPr>
     </w:tblStylePr>
     <w:tblStylePr w:type="lastRow">
       <w:rPr>
+        <w:rFonts w:eastAsia="黑体"/>
         <w:b/>
         <w:bCs/>
       </w:rPr>
@@ -9441,12 +9844,14 @@
     </w:tblStylePr>
     <w:tblStylePr w:type="firstCol">
       <w:rPr>
+        <w:rFonts w:eastAsia="黑体"/>
         <w:b/>
         <w:bCs/>
       </w:rPr>
     </w:tblStylePr>
     <w:tblStylePr w:type="lastCol">
       <w:rPr>
+        <w:rFonts w:eastAsia="黑体"/>
         <w:b/>
         <w:bCs/>
       </w:rPr>
@@ -9496,12 +9901,14 @@
     </w:tcPr>
     <w:tblStylePr w:type="firstRow">
       <w:rPr>
+        <w:rFonts w:eastAsia="黑体"/>
         <w:b/>
         <w:bCs/>
       </w:rPr>
     </w:tblStylePr>
     <w:tblStylePr w:type="lastRow">
       <w:rPr>
+        <w:rFonts w:eastAsia="黑体"/>
         <w:b/>
         <w:bCs/>
       </w:rPr>
@@ -9514,12 +9921,14 @@
     </w:tblStylePr>
     <w:tblStylePr w:type="firstCol">
       <w:rPr>
+        <w:rFonts w:eastAsia="黑体"/>
         <w:b/>
         <w:bCs/>
       </w:rPr>
     </w:tblStylePr>
     <w:tblStylePr w:type="lastCol">
       <w:rPr>
+        <w:rFonts w:eastAsia="黑体"/>
         <w:b/>
         <w:bCs/>
       </w:rPr>
@@ -9569,12 +9978,14 @@
     </w:tcPr>
     <w:tblStylePr w:type="firstRow">
       <w:rPr>
+        <w:rFonts w:eastAsia="黑体"/>
         <w:b/>
         <w:bCs/>
       </w:rPr>
     </w:tblStylePr>
     <w:tblStylePr w:type="lastRow">
       <w:rPr>
+        <w:rFonts w:eastAsia="黑体"/>
         <w:b/>
         <w:bCs/>
       </w:rPr>
@@ -9587,12 +9998,14 @@
     </w:tblStylePr>
     <w:tblStylePr w:type="firstCol">
       <w:rPr>
+        <w:rFonts w:eastAsia="黑体"/>
         <w:b/>
         <w:bCs/>
       </w:rPr>
     </w:tblStylePr>
     <w:tblStylePr w:type="lastCol">
       <w:rPr>
+        <w:rFonts w:eastAsia="黑体"/>
         <w:b/>
         <w:bCs/>
       </w:rPr>
@@ -9642,12 +10055,14 @@
     </w:tcPr>
     <w:tblStylePr w:type="firstRow">
       <w:rPr>
+        <w:rFonts w:eastAsia="黑体"/>
         <w:b/>
         <w:bCs/>
       </w:rPr>
     </w:tblStylePr>
     <w:tblStylePr w:type="lastRow">
       <w:rPr>
+        <w:rFonts w:eastAsia="黑体"/>
         <w:b/>
         <w:bCs/>
       </w:rPr>
@@ -9660,12 +10075,14 @@
     </w:tblStylePr>
     <w:tblStylePr w:type="firstCol">
       <w:rPr>
+        <w:rFonts w:eastAsia="黑体"/>
         <w:b/>
         <w:bCs/>
       </w:rPr>
     </w:tblStylePr>
     <w:tblStylePr w:type="lastCol">
       <w:rPr>
+        <w:rFonts w:eastAsia="黑体"/>
         <w:b/>
         <w:bCs/>
       </w:rPr>
@@ -9715,12 +10132,14 @@
     </w:tcPr>
     <w:tblStylePr w:type="firstRow">
       <w:rPr>
+        <w:rFonts w:eastAsia="黑体"/>
         <w:b/>
         <w:bCs/>
       </w:rPr>
     </w:tblStylePr>
     <w:tblStylePr w:type="lastRow">
       <w:rPr>
+        <w:rFonts w:eastAsia="黑体"/>
         <w:b/>
         <w:bCs/>
       </w:rPr>
@@ -9733,12 +10152,14 @@
     </w:tblStylePr>
     <w:tblStylePr w:type="firstCol">
       <w:rPr>
+        <w:rFonts w:eastAsia="黑体"/>
         <w:b/>
         <w:bCs/>
       </w:rPr>
     </w:tblStylePr>
     <w:tblStylePr w:type="lastCol">
       <w:rPr>
+        <w:rFonts w:eastAsia="黑体"/>
         <w:b/>
         <w:bCs/>
       </w:rPr>
@@ -9788,12 +10209,14 @@
     </w:tcPr>
     <w:tblStylePr w:type="firstRow">
       <w:rPr>
+        <w:rFonts w:eastAsia="黑体"/>
         <w:b/>
         <w:bCs/>
       </w:rPr>
     </w:tblStylePr>
     <w:tblStylePr w:type="lastRow">
       <w:rPr>
+        <w:rFonts w:eastAsia="黑体"/>
         <w:b/>
         <w:bCs/>
       </w:rPr>
@@ -9806,12 +10229,14 @@
     </w:tblStylePr>
     <w:tblStylePr w:type="firstCol">
       <w:rPr>
+        <w:rFonts w:eastAsia="黑体"/>
         <w:b/>
         <w:bCs/>
       </w:rPr>
     </w:tblStylePr>
     <w:tblStylePr w:type="lastCol">
       <w:rPr>
+        <w:rFonts w:eastAsia="黑体"/>
         <w:b/>
         <w:bCs/>
       </w:rPr>
@@ -9838,7 +10263,7 @@
       <w:spacing w:after="0" w:line="240" w:lineRule="auto"/>
     </w:pPr>
     <w:rPr>
-      <w:rFonts w:asciiTheme="majorHAnsi" w:cstheme="majorBidi" w:eastAsiaTheme="majorEastAsia" w:hAnsiTheme="majorHAnsi"/>
+      <w:rFonts w:asciiTheme="majorHAnsi" w:cstheme="majorBidi" w:hAnsiTheme="majorHAnsi" w:eastAsia="黑体"/>
       <w:color w:themeColor="text1" w:val="000000"/>
     </w:rPr>
     <w:tblPr>
@@ -9865,6 +10290,7 @@
     </w:tcPr>
     <w:tblStylePr w:type="firstRow">
       <w:rPr>
+        <w:rFonts w:eastAsia="黑体"/>
         <w:b/>
         <w:bCs/>
         <w:color w:themeColor="text1" w:val="000000"/>
@@ -9876,6 +10302,7 @@
     </w:tblStylePr>
     <w:tblStylePr w:type="lastRow">
       <w:rPr>
+        <w:rFonts w:eastAsia="黑体"/>
         <w:b/>
         <w:bCs/>
         <w:color w:themeColor="text1" w:val="000000"/>
@@ -9895,6 +10322,7 @@
     </w:tblStylePr>
     <w:tblStylePr w:type="firstCol">
       <w:rPr>
+        <w:rFonts w:eastAsia="黑体"/>
         <w:b/>
         <w:bCs/>
         <w:color w:themeColor="text1" w:val="000000"/>
@@ -9914,6 +10342,7 @@
     </w:tblStylePr>
     <w:tblStylePr w:type="lastCol">
       <w:rPr>
+        <w:rFonts w:eastAsia="黑体"/>
         <w:b w:val="0"/>
         <w:bCs w:val="0"/>
         <w:color w:themeColor="text1" w:val="000000"/>
@@ -9963,7 +10392,7 @@
       <w:spacing w:after="0" w:line="240" w:lineRule="auto"/>
     </w:pPr>
     <w:rPr>
-      <w:rFonts w:asciiTheme="majorHAnsi" w:cstheme="majorBidi" w:eastAsiaTheme="majorEastAsia" w:hAnsiTheme="majorHAnsi"/>
+      <w:rFonts w:asciiTheme="majorHAnsi" w:cstheme="majorBidi" w:hAnsiTheme="majorHAnsi" w:eastAsia="黑体"/>
       <w:color w:themeColor="text1" w:val="000000"/>
     </w:rPr>
     <w:tblPr>
@@ -9990,6 +10419,7 @@
     </w:tcPr>
     <w:tblStylePr w:type="firstRow">
       <w:rPr>
+        <w:rFonts w:eastAsia="黑体"/>
         <w:b/>
         <w:bCs/>
         <w:color w:themeColor="text1" w:val="000000"/>
@@ -10001,6 +10431,7 @@
     </w:tblStylePr>
     <w:tblStylePr w:type="lastRow">
       <w:rPr>
+        <w:rFonts w:eastAsia="黑体"/>
         <w:b/>
         <w:bCs/>
         <w:color w:themeColor="text1" w:val="000000"/>
@@ -10020,6 +10451,7 @@
     </w:tblStylePr>
     <w:tblStylePr w:type="firstCol">
       <w:rPr>
+        <w:rFonts w:eastAsia="黑体"/>
         <w:b/>
         <w:bCs/>
         <w:color w:themeColor="text1" w:val="000000"/>
@@ -10039,6 +10471,7 @@
     </w:tblStylePr>
     <w:tblStylePr w:type="lastCol">
       <w:rPr>
+        <w:rFonts w:eastAsia="黑体"/>
         <w:b w:val="0"/>
         <w:bCs w:val="0"/>
         <w:color w:themeColor="text1" w:val="000000"/>
@@ -10088,7 +10521,7 @@
       <w:spacing w:after="0" w:line="240" w:lineRule="auto"/>
     </w:pPr>
     <w:rPr>
-      <w:rFonts w:asciiTheme="majorHAnsi" w:cstheme="majorBidi" w:eastAsiaTheme="majorEastAsia" w:hAnsiTheme="majorHAnsi"/>
+      <w:rFonts w:asciiTheme="majorHAnsi" w:cstheme="majorBidi" w:hAnsiTheme="majorHAnsi" w:eastAsia="黑体"/>
       <w:color w:themeColor="text1" w:val="000000"/>
     </w:rPr>
     <w:tblPr>
@@ -10115,6 +10548,7 @@
     </w:tcPr>
     <w:tblStylePr w:type="firstRow">
       <w:rPr>
+        <w:rFonts w:eastAsia="黑体"/>
         <w:b/>
         <w:bCs/>
         <w:color w:themeColor="text1" w:val="000000"/>
@@ -10126,6 +10560,7 @@
     </w:tblStylePr>
     <w:tblStylePr w:type="lastRow">
       <w:rPr>
+        <w:rFonts w:eastAsia="黑体"/>
         <w:b/>
         <w:bCs/>
         <w:color w:themeColor="text1" w:val="000000"/>
@@ -10145,6 +10580,7 @@
     </w:tblStylePr>
     <w:tblStylePr w:type="firstCol">
       <w:rPr>
+        <w:rFonts w:eastAsia="黑体"/>
         <w:b/>
         <w:bCs/>
         <w:color w:themeColor="text1" w:val="000000"/>
@@ -10164,6 +10600,7 @@
     </w:tblStylePr>
     <w:tblStylePr w:type="lastCol">
       <w:rPr>
+        <w:rFonts w:eastAsia="黑体"/>
         <w:b w:val="0"/>
         <w:bCs w:val="0"/>
         <w:color w:themeColor="text1" w:val="000000"/>
@@ -10213,7 +10650,7 @@
       <w:spacing w:after="0" w:line="240" w:lineRule="auto"/>
     </w:pPr>
     <w:rPr>
-      <w:rFonts w:asciiTheme="majorHAnsi" w:cstheme="majorBidi" w:eastAsiaTheme="majorEastAsia" w:hAnsiTheme="majorHAnsi"/>
+      <w:rFonts w:asciiTheme="majorHAnsi" w:cstheme="majorBidi" w:hAnsiTheme="majorHAnsi" w:eastAsia="黑体"/>
       <w:color w:themeColor="text1" w:val="000000"/>
     </w:rPr>
     <w:tblPr>
@@ -10240,6 +10677,7 @@
     </w:tcPr>
     <w:tblStylePr w:type="firstRow">
       <w:rPr>
+        <w:rFonts w:eastAsia="黑体"/>
         <w:b/>
         <w:bCs/>
         <w:color w:themeColor="text1" w:val="000000"/>
@@ -10251,6 +10689,7 @@
     </w:tblStylePr>
     <w:tblStylePr w:type="lastRow">
       <w:rPr>
+        <w:rFonts w:eastAsia="黑体"/>
         <w:b/>
         <w:bCs/>
         <w:color w:themeColor="text1" w:val="000000"/>
@@ -10270,6 +10709,7 @@
     </w:tblStylePr>
     <w:tblStylePr w:type="firstCol">
       <w:rPr>
+        <w:rFonts w:eastAsia="黑体"/>
         <w:b/>
         <w:bCs/>
         <w:color w:themeColor="text1" w:val="000000"/>
@@ -10289,6 +10729,7 @@
     </w:tblStylePr>
     <w:tblStylePr w:type="lastCol">
       <w:rPr>
+        <w:rFonts w:eastAsia="黑体"/>
         <w:b w:val="0"/>
         <w:bCs w:val="0"/>
         <w:color w:themeColor="text1" w:val="000000"/>
@@ -10338,7 +10779,7 @@
       <w:spacing w:after="0" w:line="240" w:lineRule="auto"/>
     </w:pPr>
     <w:rPr>
-      <w:rFonts w:asciiTheme="majorHAnsi" w:cstheme="majorBidi" w:eastAsiaTheme="majorEastAsia" w:hAnsiTheme="majorHAnsi"/>
+      <w:rFonts w:asciiTheme="majorHAnsi" w:cstheme="majorBidi" w:hAnsiTheme="majorHAnsi" w:eastAsia="黑体"/>
       <w:color w:themeColor="text1" w:val="000000"/>
     </w:rPr>
     <w:tblPr>
@@ -10365,6 +10806,7 @@
     </w:tcPr>
     <w:tblStylePr w:type="firstRow">
       <w:rPr>
+        <w:rFonts w:eastAsia="黑体"/>
         <w:b/>
         <w:bCs/>
         <w:color w:themeColor="text1" w:val="000000"/>
@@ -10376,6 +10818,7 @@
     </w:tblStylePr>
     <w:tblStylePr w:type="lastRow">
       <w:rPr>
+        <w:rFonts w:eastAsia="黑体"/>
         <w:b/>
         <w:bCs/>
         <w:color w:themeColor="text1" w:val="000000"/>
@@ -10395,6 +10838,7 @@
     </w:tblStylePr>
     <w:tblStylePr w:type="firstCol">
       <w:rPr>
+        <w:rFonts w:eastAsia="黑体"/>
         <w:b/>
         <w:bCs/>
         <w:color w:themeColor="text1" w:val="000000"/>
@@ -10414,6 +10858,7 @@
     </w:tblStylePr>
     <w:tblStylePr w:type="lastCol">
       <w:rPr>
+        <w:rFonts w:eastAsia="黑体"/>
         <w:b w:val="0"/>
         <w:bCs w:val="0"/>
         <w:color w:themeColor="text1" w:val="000000"/>
@@ -10463,7 +10908,7 @@
       <w:spacing w:after="0" w:line="240" w:lineRule="auto"/>
     </w:pPr>
     <w:rPr>
-      <w:rFonts w:asciiTheme="majorHAnsi" w:cstheme="majorBidi" w:eastAsiaTheme="majorEastAsia" w:hAnsiTheme="majorHAnsi"/>
+      <w:rFonts w:asciiTheme="majorHAnsi" w:cstheme="majorBidi" w:hAnsiTheme="majorHAnsi" w:eastAsia="黑体"/>
       <w:color w:themeColor="text1" w:val="000000"/>
     </w:rPr>
     <w:tblPr>
@@ -10490,6 +10935,7 @@
     </w:tcPr>
     <w:tblStylePr w:type="firstRow">
       <w:rPr>
+        <w:rFonts w:eastAsia="黑体"/>
         <w:b/>
         <w:bCs/>
         <w:color w:themeColor="text1" w:val="000000"/>
@@ -10501,6 +10947,7 @@
     </w:tblStylePr>
     <w:tblStylePr w:type="lastRow">
       <w:rPr>
+        <w:rFonts w:eastAsia="黑体"/>
         <w:b/>
         <w:bCs/>
         <w:color w:themeColor="text1" w:val="000000"/>
@@ -10520,6 +10967,7 @@
     </w:tblStylePr>
     <w:tblStylePr w:type="firstCol">
       <w:rPr>
+        <w:rFonts w:eastAsia="黑体"/>
         <w:b/>
         <w:bCs/>
         <w:color w:themeColor="text1" w:val="000000"/>
@@ -10539,6 +10987,7 @@
     </w:tblStylePr>
     <w:tblStylePr w:type="lastCol">
       <w:rPr>
+        <w:rFonts w:eastAsia="黑体"/>
         <w:b w:val="0"/>
         <w:bCs w:val="0"/>
         <w:color w:themeColor="text1" w:val="000000"/>
@@ -10588,7 +11037,7 @@
       <w:spacing w:after="0" w:line="240" w:lineRule="auto"/>
     </w:pPr>
     <w:rPr>
-      <w:rFonts w:asciiTheme="majorHAnsi" w:cstheme="majorBidi" w:eastAsiaTheme="majorEastAsia" w:hAnsiTheme="majorHAnsi"/>
+      <w:rFonts w:asciiTheme="majorHAnsi" w:cstheme="majorBidi" w:hAnsiTheme="majorHAnsi" w:eastAsia="黑体"/>
       <w:color w:themeColor="text1" w:val="000000"/>
     </w:rPr>
     <w:tblPr>
@@ -10615,6 +11064,7 @@
     </w:tcPr>
     <w:tblStylePr w:type="firstRow">
       <w:rPr>
+        <w:rFonts w:eastAsia="黑体"/>
         <w:b/>
         <w:bCs/>
         <w:color w:themeColor="text1" w:val="000000"/>
@@ -10626,6 +11076,7 @@
     </w:tblStylePr>
     <w:tblStylePr w:type="lastRow">
       <w:rPr>
+        <w:rFonts w:eastAsia="黑体"/>
         <w:b/>
         <w:bCs/>
         <w:color w:themeColor="text1" w:val="000000"/>
@@ -10645,6 +11096,7 @@
     </w:tblStylePr>
     <w:tblStylePr w:type="firstCol">
       <w:rPr>
+        <w:rFonts w:eastAsia="黑体"/>
         <w:b/>
         <w:bCs/>
         <w:color w:themeColor="text1" w:val="000000"/>
@@ -10664,6 +11116,7 @@
     </w:tblStylePr>
     <w:tblStylePr w:type="lastCol">
       <w:rPr>
+        <w:rFonts w:eastAsia="黑体"/>
         <w:b w:val="0"/>
         <w:bCs w:val="0"/>
         <w:color w:themeColor="text1" w:val="000000"/>
@@ -10736,6 +11189,7 @@
     </w:tcPr>
     <w:tblStylePr w:type="firstRow">
       <w:rPr>
+        <w:rFonts w:eastAsia="黑体"/>
         <w:b/>
         <w:bCs/>
         <w:i w:val="0"/>
@@ -10757,6 +11211,7 @@
     </w:tblStylePr>
     <w:tblStylePr w:type="lastRow">
       <w:rPr>
+        <w:rFonts w:eastAsia="黑体"/>
         <w:b/>
         <w:bCs/>
         <w:i w:val="0"/>
@@ -10778,6 +11233,7 @@
     </w:tblStylePr>
     <w:tblStylePr w:type="firstCol">
       <w:rPr>
+        <w:rFonts w:eastAsia="黑体"/>
         <w:b/>
         <w:bCs/>
         <w:i w:val="0"/>
@@ -10797,6 +11253,7 @@
     </w:tblStylePr>
     <w:tblStylePr w:type="lastCol">
       <w:rPr>
+        <w:rFonts w:eastAsia="黑体"/>
         <w:b/>
         <w:bCs/>
         <w:i w:val="0"/>
@@ -10877,6 +11334,7 @@
     </w:tcPr>
     <w:tblStylePr w:type="firstRow">
       <w:rPr>
+        <w:rFonts w:eastAsia="黑体"/>
         <w:b/>
         <w:bCs/>
         <w:i w:val="0"/>
@@ -10898,6 +11356,7 @@
     </w:tblStylePr>
     <w:tblStylePr w:type="lastRow">
       <w:rPr>
+        <w:rFonts w:eastAsia="黑体"/>
         <w:b/>
         <w:bCs/>
         <w:i w:val="0"/>
@@ -10919,6 +11378,7 @@
     </w:tblStylePr>
     <w:tblStylePr w:type="firstCol">
       <w:rPr>
+        <w:rFonts w:eastAsia="黑体"/>
         <w:b/>
         <w:bCs/>
         <w:i w:val="0"/>
@@ -10938,6 +11398,7 @@
     </w:tblStylePr>
     <w:tblStylePr w:type="lastCol">
       <w:rPr>
+        <w:rFonts w:eastAsia="黑体"/>
         <w:b/>
         <w:bCs/>
         <w:i w:val="0"/>
@@ -11018,6 +11479,7 @@
     </w:tcPr>
     <w:tblStylePr w:type="firstRow">
       <w:rPr>
+        <w:rFonts w:eastAsia="黑体"/>
         <w:b/>
         <w:bCs/>
         <w:i w:val="0"/>
@@ -11039,6 +11501,7 @@
     </w:tblStylePr>
     <w:tblStylePr w:type="lastRow">
       <w:rPr>
+        <w:rFonts w:eastAsia="黑体"/>
         <w:b/>
         <w:bCs/>
         <w:i w:val="0"/>
@@ -11060,6 +11523,7 @@
     </w:tblStylePr>
     <w:tblStylePr w:type="firstCol">
       <w:rPr>
+        <w:rFonts w:eastAsia="黑体"/>
         <w:b/>
         <w:bCs/>
         <w:i w:val="0"/>
@@ -11079,6 +11543,7 @@
     </w:tblStylePr>
     <w:tblStylePr w:type="lastCol">
       <w:rPr>
+        <w:rFonts w:eastAsia="黑体"/>
         <w:b/>
         <w:bCs/>
         <w:i w:val="0"/>
@@ -11159,6 +11624,7 @@
     </w:tcPr>
     <w:tblStylePr w:type="firstRow">
       <w:rPr>
+        <w:rFonts w:eastAsia="黑体"/>
         <w:b/>
         <w:bCs/>
         <w:i w:val="0"/>
@@ -11180,6 +11646,7 @@
     </w:tblStylePr>
     <w:tblStylePr w:type="lastRow">
       <w:rPr>
+        <w:rFonts w:eastAsia="黑体"/>
         <w:b/>
         <w:bCs/>
         <w:i w:val="0"/>
@@ -11201,6 +11668,7 @@
     </w:tblStylePr>
     <w:tblStylePr w:type="firstCol">
       <w:rPr>
+        <w:rFonts w:eastAsia="黑体"/>
         <w:b/>
         <w:bCs/>
         <w:i w:val="0"/>
@@ -11220,6 +11688,7 @@
     </w:tblStylePr>
     <w:tblStylePr w:type="lastCol">
       <w:rPr>
+        <w:rFonts w:eastAsia="黑体"/>
         <w:b/>
         <w:bCs/>
         <w:i w:val="0"/>
@@ -11300,6 +11769,7 @@
     </w:tcPr>
     <w:tblStylePr w:type="firstRow">
       <w:rPr>
+        <w:rFonts w:eastAsia="黑体"/>
         <w:b/>
         <w:bCs/>
         <w:i w:val="0"/>
@@ -11321,6 +11791,7 @@
     </w:tblStylePr>
     <w:tblStylePr w:type="lastRow">
       <w:rPr>
+        <w:rFonts w:eastAsia="黑体"/>
         <w:b/>
         <w:bCs/>
         <w:i w:val="0"/>
@@ -11342,6 +11813,7 @@
     </w:tblStylePr>
     <w:tblStylePr w:type="firstCol">
       <w:rPr>
+        <w:rFonts w:eastAsia="黑体"/>
         <w:b/>
         <w:bCs/>
         <w:i w:val="0"/>
@@ -11361,6 +11833,7 @@
     </w:tblStylePr>
     <w:tblStylePr w:type="lastCol">
       <w:rPr>
+        <w:rFonts w:eastAsia="黑体"/>
         <w:b/>
         <w:bCs/>
         <w:i w:val="0"/>
@@ -11441,6 +11914,7 @@
     </w:tcPr>
     <w:tblStylePr w:type="firstRow">
       <w:rPr>
+        <w:rFonts w:eastAsia="黑体"/>
         <w:b/>
         <w:bCs/>
         <w:i w:val="0"/>
@@ -11462,6 +11936,7 @@
     </w:tblStylePr>
     <w:tblStylePr w:type="lastRow">
       <w:rPr>
+        <w:rFonts w:eastAsia="黑体"/>
         <w:b/>
         <w:bCs/>
         <w:i w:val="0"/>
@@ -11483,6 +11958,7 @@
     </w:tblStylePr>
     <w:tblStylePr w:type="firstCol">
       <w:rPr>
+        <w:rFonts w:eastAsia="黑体"/>
         <w:b/>
         <w:bCs/>
         <w:i w:val="0"/>
@@ -11502,6 +11978,7 @@
     </w:tblStylePr>
     <w:tblStylePr w:type="lastCol">
       <w:rPr>
+        <w:rFonts w:eastAsia="黑体"/>
         <w:b/>
         <w:bCs/>
         <w:i w:val="0"/>
@@ -11582,6 +12059,7 @@
     </w:tcPr>
     <w:tblStylePr w:type="firstRow">
       <w:rPr>
+        <w:rFonts w:eastAsia="黑体"/>
         <w:b/>
         <w:bCs/>
         <w:i w:val="0"/>
@@ -11603,6 +12081,7 @@
     </w:tblStylePr>
     <w:tblStylePr w:type="lastRow">
       <w:rPr>
+        <w:rFonts w:eastAsia="黑体"/>
         <w:b/>
         <w:bCs/>
         <w:i w:val="0"/>
@@ -11624,6 +12103,7 @@
     </w:tblStylePr>
     <w:tblStylePr w:type="firstCol">
       <w:rPr>
+        <w:rFonts w:eastAsia="黑体"/>
         <w:b/>
         <w:bCs/>
         <w:i w:val="0"/>
@@ -11643,6 +12123,7 @@
     </w:tblStylePr>
     <w:tblStylePr w:type="lastCol">
       <w:rPr>
+        <w:rFonts w:eastAsia="黑体"/>
         <w:b/>
         <w:bCs/>
         <w:i w:val="0"/>
@@ -11700,6 +12181,7 @@
       <w:spacing w:after="0" w:line="240" w:lineRule="auto"/>
     </w:pPr>
     <w:rPr>
+      <w:rFonts w:eastAsia="黑体"/>
       <w:color w:themeColor="background1" w:val="FFFFFF"/>
     </w:rPr>
     <w:tblPr>
@@ -11718,6 +12200,7 @@
     </w:tcPr>
     <w:tblStylePr w:type="firstRow">
       <w:rPr>
+        <w:rFonts w:eastAsia="黑体"/>
         <w:b/>
         <w:bCs/>
       </w:rPr>
@@ -11814,6 +12297,7 @@
       <w:spacing w:after="0" w:line="240" w:lineRule="auto"/>
     </w:pPr>
     <w:rPr>
+      <w:rFonts w:eastAsia="黑体"/>
       <w:color w:themeColor="background1" w:val="FFFFFF"/>
     </w:rPr>
     <w:tblPr>
@@ -11832,6 +12316,7 @@
     </w:tcPr>
     <w:tblStylePr w:type="firstRow">
       <w:rPr>
+        <w:rFonts w:eastAsia="黑体"/>
         <w:b/>
         <w:bCs/>
       </w:rPr>
@@ -11928,6 +12413,7 @@
       <w:spacing w:after="0" w:line="240" w:lineRule="auto"/>
     </w:pPr>
     <w:rPr>
+      <w:rFonts w:eastAsia="黑体"/>
       <w:color w:themeColor="background1" w:val="FFFFFF"/>
     </w:rPr>
     <w:tblPr>
@@ -11946,6 +12432,7 @@
     </w:tcPr>
     <w:tblStylePr w:type="firstRow">
       <w:rPr>
+        <w:rFonts w:eastAsia="黑体"/>
         <w:b/>
         <w:bCs/>
       </w:rPr>
@@ -12042,6 +12529,7 @@
       <w:spacing w:after="0" w:line="240" w:lineRule="auto"/>
     </w:pPr>
     <w:rPr>
+      <w:rFonts w:eastAsia="黑体"/>
       <w:color w:themeColor="background1" w:val="FFFFFF"/>
     </w:rPr>
     <w:tblPr>
@@ -12060,6 +12548,7 @@
     </w:tcPr>
     <w:tblStylePr w:type="firstRow">
       <w:rPr>
+        <w:rFonts w:eastAsia="黑体"/>
         <w:b/>
         <w:bCs/>
       </w:rPr>
@@ -12156,6 +12645,7 @@
       <w:spacing w:after="0" w:line="240" w:lineRule="auto"/>
     </w:pPr>
     <w:rPr>
+      <w:rFonts w:eastAsia="黑体"/>
       <w:color w:themeColor="background1" w:val="FFFFFF"/>
     </w:rPr>
     <w:tblPr>
@@ -12174,6 +12664,7 @@
     </w:tcPr>
     <w:tblStylePr w:type="firstRow">
       <w:rPr>
+        <w:rFonts w:eastAsia="黑体"/>
         <w:b/>
         <w:bCs/>
       </w:rPr>
@@ -12270,6 +12761,7 @@
       <w:spacing w:after="0" w:line="240" w:lineRule="auto"/>
     </w:pPr>
     <w:rPr>
+      <w:rFonts w:eastAsia="黑体"/>
       <w:color w:themeColor="background1" w:val="FFFFFF"/>
     </w:rPr>
     <w:tblPr>
@@ -12288,6 +12780,7 @@
     </w:tcPr>
     <w:tblStylePr w:type="firstRow">
       <w:rPr>
+        <w:rFonts w:eastAsia="黑体"/>
         <w:b/>
         <w:bCs/>
       </w:rPr>
@@ -12384,6 +12877,7 @@
       <w:spacing w:after="0" w:line="240" w:lineRule="auto"/>
     </w:pPr>
     <w:rPr>
+      <w:rFonts w:eastAsia="黑体"/>
       <w:color w:themeColor="background1" w:val="FFFFFF"/>
     </w:rPr>
     <w:tblPr>
@@ -12402,6 +12896,7 @@
     </w:tcPr>
     <w:tblStylePr w:type="firstRow">
       <w:rPr>
+        <w:rFonts w:eastAsia="黑体"/>
         <w:b/>
         <w:bCs/>
       </w:rPr>
@@ -12498,6 +12993,7 @@
       <w:spacing w:after="0" w:line="240" w:lineRule="auto"/>
     </w:pPr>
     <w:rPr>
+      <w:rFonts w:eastAsia="黑体"/>
       <w:color w:themeColor="text1" w:val="000000"/>
     </w:rPr>
     <w:tblPr>
@@ -12524,6 +13020,7 @@
     </w:tcPr>
     <w:tblStylePr w:type="firstRow">
       <w:rPr>
+        <w:rFonts w:eastAsia="黑体"/>
         <w:b/>
         <w:bCs/>
       </w:rPr>
@@ -12542,6 +13039,7 @@
     </w:tblStylePr>
     <w:tblStylePr w:type="lastRow">
       <w:rPr>
+        <w:rFonts w:eastAsia="黑体"/>
         <w:b/>
         <w:bCs/>
         <w:color w:themeColor="background1" w:val="FFFFFF"/>
@@ -12556,6 +13054,7 @@
     </w:tblStylePr>
     <w:tblStylePr w:type="firstCol">
       <w:rPr>
+        <w:rFonts w:eastAsia="黑体"/>
         <w:color w:themeColor="background1" w:val="FFFFFF"/>
       </w:rPr>
       <w:tblPr/>
@@ -12573,6 +13072,7 @@
     </w:tblStylePr>
     <w:tblStylePr w:type="lastCol">
       <w:rPr>
+        <w:rFonts w:eastAsia="黑体"/>
         <w:color w:themeColor="background1" w:val="FFFFFF"/>
       </w:rPr>
       <w:tblPr/>
@@ -12602,11 +13102,13 @@
     </w:tblStylePr>
     <w:tblStylePr w:type="neCell">
       <w:rPr>
+        <w:rFonts w:eastAsia="黑体"/>
         <w:color w:themeColor="text1" w:val="000000"/>
       </w:rPr>
     </w:tblStylePr>
     <w:tblStylePr w:type="nwCell">
       <w:rPr>
+        <w:rFonts w:eastAsia="黑体"/>
         <w:color w:themeColor="text1" w:val="000000"/>
       </w:rPr>
     </w:tblStylePr>
@@ -12620,6 +13122,7 @@
       <w:spacing w:after="0" w:line="240" w:lineRule="auto"/>
     </w:pPr>
     <w:rPr>
+      <w:rFonts w:eastAsia="黑体"/>
       <w:color w:themeColor="text1" w:val="000000"/>
     </w:rPr>
     <w:tblPr>
@@ -12646,6 +13149,7 @@
     </w:tcPr>
     <w:tblStylePr w:type="firstRow">
       <w:rPr>
+        <w:rFonts w:eastAsia="黑体"/>
         <w:b/>
         <w:bCs/>
       </w:rPr>
@@ -12664,6 +13168,7 @@
     </w:tblStylePr>
     <w:tblStylePr w:type="lastRow">
       <w:rPr>
+        <w:rFonts w:eastAsia="黑体"/>
         <w:b/>
         <w:bCs/>
         <w:color w:themeColor="background1" w:val="FFFFFF"/>
@@ -12678,6 +13183,7 @@
     </w:tblStylePr>
     <w:tblStylePr w:type="firstCol">
       <w:rPr>
+        <w:rFonts w:eastAsia="黑体"/>
         <w:color w:themeColor="background1" w:val="FFFFFF"/>
       </w:rPr>
       <w:tblPr/>
@@ -12695,6 +13201,7 @@
     </w:tblStylePr>
     <w:tblStylePr w:type="lastCol">
       <w:rPr>
+        <w:rFonts w:eastAsia="黑体"/>
         <w:color w:themeColor="background1" w:val="FFFFFF"/>
       </w:rPr>
       <w:tblPr/>
@@ -12724,11 +13231,13 @@
     </w:tblStylePr>
     <w:tblStylePr w:type="neCell">
       <w:rPr>
+        <w:rFonts w:eastAsia="黑体"/>
         <w:color w:themeColor="text1" w:val="000000"/>
       </w:rPr>
     </w:tblStylePr>
     <w:tblStylePr w:type="nwCell">
       <w:rPr>
+        <w:rFonts w:eastAsia="黑体"/>
         <w:color w:themeColor="text1" w:val="000000"/>
       </w:rPr>
     </w:tblStylePr>
@@ -12742,6 +13251,7 @@
       <w:spacing w:after="0" w:line="240" w:lineRule="auto"/>
     </w:pPr>
     <w:rPr>
+      <w:rFonts w:eastAsia="黑体"/>
       <w:color w:themeColor="text1" w:val="000000"/>
     </w:rPr>
     <w:tblPr>
@@ -12768,6 +13278,7 @@
     </w:tcPr>
     <w:tblStylePr w:type="firstRow">
       <w:rPr>
+        <w:rFonts w:eastAsia="黑体"/>
         <w:b/>
         <w:bCs/>
       </w:rPr>
@@ -12786,6 +13297,7 @@
     </w:tblStylePr>
     <w:tblStylePr w:type="lastRow">
       <w:rPr>
+        <w:rFonts w:eastAsia="黑体"/>
         <w:b/>
         <w:bCs/>
         <w:color w:themeColor="background1" w:val="FFFFFF"/>
@@ -12800,6 +13312,7 @@
     </w:tblStylePr>
     <w:tblStylePr w:type="firstCol">
       <w:rPr>
+        <w:rFonts w:eastAsia="黑体"/>
         <w:color w:themeColor="background1" w:val="FFFFFF"/>
       </w:rPr>
       <w:tblPr/>
@@ -12817,6 +13330,7 @@
     </w:tblStylePr>
     <w:tblStylePr w:type="lastCol">
       <w:rPr>
+        <w:rFonts w:eastAsia="黑体"/>
         <w:color w:themeColor="background1" w:val="FFFFFF"/>
       </w:rPr>
       <w:tblPr/>
@@ -12846,11 +13360,13 @@
     </w:tblStylePr>
     <w:tblStylePr w:type="neCell">
       <w:rPr>
+        <w:rFonts w:eastAsia="黑体"/>
         <w:color w:themeColor="text1" w:val="000000"/>
       </w:rPr>
     </w:tblStylePr>
     <w:tblStylePr w:type="nwCell">
       <w:rPr>
+        <w:rFonts w:eastAsia="黑体"/>
         <w:color w:themeColor="text1" w:val="000000"/>
       </w:rPr>
     </w:tblStylePr>
@@ -12864,6 +13380,7 @@
       <w:spacing w:after="0" w:line="240" w:lineRule="auto"/>
     </w:pPr>
     <w:rPr>
+      <w:rFonts w:eastAsia="黑体"/>
       <w:color w:themeColor="text1" w:val="000000"/>
     </w:rPr>
     <w:tblPr>
@@ -12890,6 +13407,7 @@
     </w:tcPr>
     <w:tblStylePr w:type="firstRow">
       <w:rPr>
+        <w:rFonts w:eastAsia="黑体"/>
         <w:b/>
         <w:bCs/>
       </w:rPr>
@@ -12908,6 +13426,7 @@
     </w:tblStylePr>
     <w:tblStylePr w:type="lastRow">
       <w:rPr>
+        <w:rFonts w:eastAsia="黑体"/>
         <w:b/>
         <w:bCs/>
         <w:color w:themeColor="background1" w:val="FFFFFF"/>
@@ -12922,6 +13441,7 @@
     </w:tblStylePr>
     <w:tblStylePr w:type="firstCol">
       <w:rPr>
+        <w:rFonts w:eastAsia="黑体"/>
         <w:color w:themeColor="background1" w:val="FFFFFF"/>
       </w:rPr>
       <w:tblPr/>
@@ -12939,6 +13459,7 @@
     </w:tblStylePr>
     <w:tblStylePr w:type="lastCol">
       <w:rPr>
+        <w:rFonts w:eastAsia="黑体"/>
         <w:color w:themeColor="background1" w:val="FFFFFF"/>
       </w:rPr>
       <w:tblPr/>
@@ -12976,6 +13497,7 @@
       <w:spacing w:after="0" w:line="240" w:lineRule="auto"/>
     </w:pPr>
     <w:rPr>
+      <w:rFonts w:eastAsia="黑体"/>
       <w:color w:themeColor="text1" w:val="000000"/>
     </w:rPr>
     <w:tblPr>
@@ -13002,6 +13524,7 @@
     </w:tcPr>
     <w:tblStylePr w:type="firstRow">
       <w:rPr>
+        <w:rFonts w:eastAsia="黑体"/>
         <w:b/>
         <w:bCs/>
       </w:rPr>
@@ -13020,6 +13543,7 @@
     </w:tblStylePr>
     <w:tblStylePr w:type="lastRow">
       <w:rPr>
+        <w:rFonts w:eastAsia="黑体"/>
         <w:b/>
         <w:bCs/>
         <w:color w:themeColor="background1" w:val="FFFFFF"/>
@@ -13034,6 +13558,7 @@
     </w:tblStylePr>
     <w:tblStylePr w:type="firstCol">
       <w:rPr>
+        <w:rFonts w:eastAsia="黑体"/>
         <w:color w:themeColor="background1" w:val="FFFFFF"/>
       </w:rPr>
       <w:tblPr/>
@@ -13051,6 +13576,7 @@
     </w:tblStylePr>
     <w:tblStylePr w:type="lastCol">
       <w:rPr>
+        <w:rFonts w:eastAsia="黑体"/>
         <w:color w:themeColor="background1" w:val="FFFFFF"/>
       </w:rPr>
       <w:tblPr/>
@@ -13080,11 +13606,13 @@
     </w:tblStylePr>
     <w:tblStylePr w:type="neCell">
       <w:rPr>
+        <w:rFonts w:eastAsia="黑体"/>
         <w:color w:themeColor="text1" w:val="000000"/>
       </w:rPr>
     </w:tblStylePr>
     <w:tblStylePr w:type="nwCell">
       <w:rPr>
+        <w:rFonts w:eastAsia="黑体"/>
         <w:color w:themeColor="text1" w:val="000000"/>
       </w:rPr>
     </w:tblStylePr>
@@ -13098,6 +13626,7 @@
       <w:spacing w:after="0" w:line="240" w:lineRule="auto"/>
     </w:pPr>
     <w:rPr>
+      <w:rFonts w:eastAsia="黑体"/>
       <w:color w:themeColor="text1" w:val="000000"/>
     </w:rPr>
     <w:tblPr>
@@ -13124,6 +13653,7 @@
     </w:tcPr>
     <w:tblStylePr w:type="firstRow">
       <w:rPr>
+        <w:rFonts w:eastAsia="黑体"/>
         <w:b/>
         <w:bCs/>
       </w:rPr>
@@ -13142,6 +13672,7 @@
     </w:tblStylePr>
     <w:tblStylePr w:type="lastRow">
       <w:rPr>
+        <w:rFonts w:eastAsia="黑体"/>
         <w:b/>
         <w:bCs/>
         <w:color w:themeColor="background1" w:val="FFFFFF"/>
@@ -13156,6 +13687,7 @@
     </w:tblStylePr>
     <w:tblStylePr w:type="firstCol">
       <w:rPr>
+        <w:rFonts w:eastAsia="黑体"/>
         <w:color w:themeColor="background1" w:val="FFFFFF"/>
       </w:rPr>
       <w:tblPr/>
@@ -13173,6 +13705,7 @@
     </w:tblStylePr>
     <w:tblStylePr w:type="lastCol">
       <w:rPr>
+        <w:rFonts w:eastAsia="黑体"/>
         <w:color w:themeColor="background1" w:val="FFFFFF"/>
       </w:rPr>
       <w:tblPr/>
@@ -13202,11 +13735,13 @@
     </w:tblStylePr>
     <w:tblStylePr w:type="neCell">
       <w:rPr>
+        <w:rFonts w:eastAsia="黑体"/>
         <w:color w:themeColor="text1" w:val="000000"/>
       </w:rPr>
     </w:tblStylePr>
     <w:tblStylePr w:type="nwCell">
       <w:rPr>
+        <w:rFonts w:eastAsia="黑体"/>
         <w:color w:themeColor="text1" w:val="000000"/>
       </w:rPr>
     </w:tblStylePr>
@@ -13220,6 +13755,7 @@
       <w:spacing w:after="0" w:line="240" w:lineRule="auto"/>
     </w:pPr>
     <w:rPr>
+      <w:rFonts w:eastAsia="黑体"/>
       <w:color w:themeColor="text1" w:val="000000"/>
     </w:rPr>
     <w:tblPr>
@@ -13246,6 +13782,7 @@
     </w:tcPr>
     <w:tblStylePr w:type="firstRow">
       <w:rPr>
+        <w:rFonts w:eastAsia="黑体"/>
         <w:b/>
         <w:bCs/>
       </w:rPr>
@@ -13264,6 +13801,7 @@
     </w:tblStylePr>
     <w:tblStylePr w:type="lastRow">
       <w:rPr>
+        <w:rFonts w:eastAsia="黑体"/>
         <w:b/>
         <w:bCs/>
         <w:color w:themeColor="background1" w:val="FFFFFF"/>
@@ -13278,6 +13816,7 @@
     </w:tblStylePr>
     <w:tblStylePr w:type="firstCol">
       <w:rPr>
+        <w:rFonts w:eastAsia="黑体"/>
         <w:color w:themeColor="background1" w:val="FFFFFF"/>
       </w:rPr>
       <w:tblPr/>
@@ -13295,6 +13834,7 @@
     </w:tblStylePr>
     <w:tblStylePr w:type="lastCol">
       <w:rPr>
+        <w:rFonts w:eastAsia="黑体"/>
         <w:color w:themeColor="background1" w:val="FFFFFF"/>
       </w:rPr>
       <w:tblPr/>
@@ -13324,11 +13864,13 @@
     </w:tblStylePr>
     <w:tblStylePr w:type="neCell">
       <w:rPr>
+        <w:rFonts w:eastAsia="黑体"/>
         <w:color w:themeColor="text1" w:val="000000"/>
       </w:rPr>
     </w:tblStylePr>
     <w:tblStylePr w:type="nwCell">
       <w:rPr>
+        <w:rFonts w:eastAsia="黑体"/>
         <w:color w:themeColor="text1" w:val="000000"/>
       </w:rPr>
     </w:tblStylePr>
@@ -13342,6 +13884,7 @@
       <w:spacing w:after="0" w:line="240" w:lineRule="auto"/>
     </w:pPr>
     <w:rPr>
+      <w:rFonts w:eastAsia="黑体"/>
       <w:color w:themeColor="text1" w:val="000000"/>
     </w:rPr>
     <w:tblPr>
@@ -13360,6 +13903,7 @@
     </w:tcPr>
     <w:tblStylePr w:type="firstRow">
       <w:rPr>
+        <w:rFonts w:eastAsia="黑体"/>
         <w:b/>
         <w:bCs/>
         <w:color w:themeColor="background1" w:val="FFFFFF"/>
@@ -13374,6 +13918,7 @@
     </w:tblStylePr>
     <w:tblStylePr w:type="lastRow">
       <w:rPr>
+        <w:rFonts w:eastAsia="黑体"/>
         <w:b/>
         <w:bCs/>
         <w:color w:themeColor="accent2" w:themeShade="CC" w:val="9E3A38"/>
@@ -13388,12 +13933,14 @@
     </w:tblStylePr>
     <w:tblStylePr w:type="firstCol">
       <w:rPr>
+        <w:rFonts w:eastAsia="黑体"/>
         <w:b/>
         <w:bCs/>
       </w:rPr>
     </w:tblStylePr>
     <w:tblStylePr w:type="lastCol">
       <w:rPr>
+        <w:rFonts w:eastAsia="黑体"/>
         <w:b/>
         <w:bCs/>
       </w:rPr>
@@ -13428,6 +13975,7 @@
       <w:spacing w:after="0" w:line="240" w:lineRule="auto"/>
     </w:pPr>
     <w:rPr>
+      <w:rFonts w:eastAsia="黑体"/>
       <w:color w:themeColor="text1" w:val="000000"/>
     </w:rPr>
     <w:tblPr>
@@ -13446,6 +13994,7 @@
     </w:tcPr>
     <w:tblStylePr w:type="firstRow">
       <w:rPr>
+        <w:rFonts w:eastAsia="黑体"/>
         <w:b/>
         <w:bCs/>
         <w:color w:themeColor="background1" w:val="FFFFFF"/>
@@ -13460,6 +14009,7 @@
     </w:tblStylePr>
     <w:tblStylePr w:type="lastRow">
       <w:rPr>
+        <w:rFonts w:eastAsia="黑体"/>
         <w:b/>
         <w:bCs/>
         <w:color w:themeColor="accent2" w:themeShade="CC" w:val="9E3A38"/>
@@ -13474,12 +14024,14 @@
     </w:tblStylePr>
     <w:tblStylePr w:type="firstCol">
       <w:rPr>
+        <w:rFonts w:eastAsia="黑体"/>
         <w:b/>
         <w:bCs/>
       </w:rPr>
     </w:tblStylePr>
     <w:tblStylePr w:type="lastCol">
       <w:rPr>
+        <w:rFonts w:eastAsia="黑体"/>
         <w:b/>
         <w:bCs/>
       </w:rPr>
@@ -13514,6 +14066,7 @@
       <w:spacing w:after="0" w:line="240" w:lineRule="auto"/>
     </w:pPr>
     <w:rPr>
+      <w:rFonts w:eastAsia="黑体"/>
       <w:color w:themeColor="text1" w:val="000000"/>
     </w:rPr>
     <w:tblPr>
@@ -13532,6 +14085,7 @@
     </w:tcPr>
     <w:tblStylePr w:type="firstRow">
       <w:rPr>
+        <w:rFonts w:eastAsia="黑体"/>
         <w:b/>
         <w:bCs/>
         <w:color w:themeColor="background1" w:val="FFFFFF"/>
@@ -13546,6 +14100,7 @@
     </w:tblStylePr>
     <w:tblStylePr w:type="lastRow">
       <w:rPr>
+        <w:rFonts w:eastAsia="黑体"/>
         <w:b/>
         <w:bCs/>
         <w:color w:themeColor="accent2" w:themeShade="CC" w:val="9E3A38"/>
@@ -13560,12 +14115,14 @@
     </w:tblStylePr>
     <w:tblStylePr w:type="firstCol">
       <w:rPr>
+        <w:rFonts w:eastAsia="黑体"/>
         <w:b/>
         <w:bCs/>
       </w:rPr>
     </w:tblStylePr>
     <w:tblStylePr w:type="lastCol">
       <w:rPr>
+        <w:rFonts w:eastAsia="黑体"/>
         <w:b/>
         <w:bCs/>
       </w:rPr>
@@ -13600,6 +14157,7 @@
       <w:spacing w:after="0" w:line="240" w:lineRule="auto"/>
     </w:pPr>
     <w:rPr>
+      <w:rFonts w:eastAsia="黑体"/>
       <w:color w:themeColor="text1" w:val="000000"/>
     </w:rPr>
     <w:tblPr>
@@ -13618,6 +14176,7 @@
     </w:tcPr>
     <w:tblStylePr w:type="firstRow">
       <w:rPr>
+        <w:rFonts w:eastAsia="黑体"/>
         <w:b/>
         <w:bCs/>
         <w:color w:themeColor="background1" w:val="FFFFFF"/>
@@ -13632,6 +14191,7 @@
     </w:tblStylePr>
     <w:tblStylePr w:type="lastRow">
       <w:rPr>
+        <w:rFonts w:eastAsia="黑体"/>
         <w:b/>
         <w:bCs/>
         <w:color w:themeColor="accent4" w:themeShade="CC" w:val="664E82"/>
@@ -13646,12 +14206,14 @@
     </w:tblStylePr>
     <w:tblStylePr w:type="firstCol">
       <w:rPr>
+        <w:rFonts w:eastAsia="黑体"/>
         <w:b/>
         <w:bCs/>
       </w:rPr>
     </w:tblStylePr>
     <w:tblStylePr w:type="lastCol">
       <w:rPr>
+        <w:rFonts w:eastAsia="黑体"/>
         <w:b/>
         <w:bCs/>
       </w:rPr>
@@ -13686,6 +14248,7 @@
       <w:spacing w:after="0" w:line="240" w:lineRule="auto"/>
     </w:pPr>
     <w:rPr>
+      <w:rFonts w:eastAsia="黑体"/>
       <w:color w:themeColor="text1" w:val="000000"/>
     </w:rPr>
     <w:tblPr>
@@ -13704,6 +14267,7 @@
     </w:tcPr>
     <w:tblStylePr w:type="firstRow">
       <w:rPr>
+        <w:rFonts w:eastAsia="黑体"/>
         <w:b/>
         <w:bCs/>
         <w:color w:themeColor="background1" w:val="FFFFFF"/>
@@ -13718,6 +14282,7 @@
     </w:tblStylePr>
     <w:tblStylePr w:type="lastRow">
       <w:rPr>
+        <w:rFonts w:eastAsia="黑体"/>
         <w:b/>
         <w:bCs/>
         <w:color w:themeColor="accent3" w:themeShade="CC" w:val="7E9C40"/>
@@ -13732,12 +14297,14 @@
     </w:tblStylePr>
     <w:tblStylePr w:type="firstCol">
       <w:rPr>
+        <w:rFonts w:eastAsia="黑体"/>
         <w:b/>
         <w:bCs/>
       </w:rPr>
     </w:tblStylePr>
     <w:tblStylePr w:type="lastCol">
       <w:rPr>
+        <w:rFonts w:eastAsia="黑体"/>
         <w:b/>
         <w:bCs/>
       </w:rPr>
@@ -13772,6 +14339,7 @@
       <w:spacing w:after="0" w:line="240" w:lineRule="auto"/>
     </w:pPr>
     <w:rPr>
+      <w:rFonts w:eastAsia="黑体"/>
       <w:color w:themeColor="text1" w:val="000000"/>
     </w:rPr>
     <w:tblPr>
@@ -13790,6 +14358,7 @@
     </w:tcPr>
     <w:tblStylePr w:type="firstRow">
       <w:rPr>
+        <w:rFonts w:eastAsia="黑体"/>
         <w:b/>
         <w:bCs/>
         <w:color w:themeColor="background1" w:val="FFFFFF"/>
@@ -13804,6 +14373,7 @@
     </w:tblStylePr>
     <w:tblStylePr w:type="lastRow">
       <w:rPr>
+        <w:rFonts w:eastAsia="黑体"/>
         <w:b/>
         <w:bCs/>
         <w:color w:themeColor="accent6" w:themeShade="CC" w:val="F2730A"/>
@@ -13818,12 +14388,14 @@
     </w:tblStylePr>
     <w:tblStylePr w:type="firstCol">
       <w:rPr>
+        <w:rFonts w:eastAsia="黑体"/>
         <w:b/>
         <w:bCs/>
       </w:rPr>
     </w:tblStylePr>
     <w:tblStylePr w:type="lastCol">
       <w:rPr>
+        <w:rFonts w:eastAsia="黑体"/>
         <w:b/>
         <w:bCs/>
       </w:rPr>
@@ -13858,6 +14430,7 @@
       <w:spacing w:after="0" w:line="240" w:lineRule="auto"/>
     </w:pPr>
     <w:rPr>
+      <w:rFonts w:eastAsia="黑体"/>
       <w:color w:themeColor="text1" w:val="000000"/>
     </w:rPr>
     <w:tblPr>
@@ -13876,6 +14449,7 @@
     </w:tcPr>
     <w:tblStylePr w:type="firstRow">
       <w:rPr>
+        <w:rFonts w:eastAsia="黑体"/>
         <w:b/>
         <w:bCs/>
         <w:color w:themeColor="background1" w:val="FFFFFF"/>
@@ -13890,6 +14464,7 @@
     </w:tblStylePr>
     <w:tblStylePr w:type="lastRow">
       <w:rPr>
+        <w:rFonts w:eastAsia="黑体"/>
         <w:b/>
         <w:bCs/>
         <w:color w:themeColor="accent5" w:themeShade="CC" w:val="348DA5"/>
@@ -13904,12 +14479,14 @@
     </w:tblStylePr>
     <w:tblStylePr w:type="firstCol">
       <w:rPr>
+        <w:rFonts w:eastAsia="黑体"/>
         <w:b/>
         <w:bCs/>
       </w:rPr>
     </w:tblStylePr>
     <w:tblStylePr w:type="lastCol">
       <w:rPr>
+        <w:rFonts w:eastAsia="黑体"/>
         <w:b/>
         <w:bCs/>
       </w:rPr>
@@ -13944,6 +14521,7 @@
       <w:spacing w:after="0" w:line="240" w:lineRule="auto"/>
     </w:pPr>
     <w:rPr>
+      <w:rFonts w:eastAsia="黑体"/>
       <w:color w:themeColor="text1" w:val="000000"/>
     </w:rPr>
     <w:tblPr>
@@ -13965,6 +14543,7 @@
     </w:tcPr>
     <w:tblStylePr w:type="firstRow">
       <w:rPr>
+        <w:rFonts w:eastAsia="黑体"/>
         <w:b/>
         <w:bCs/>
       </w:rPr>
@@ -13975,6 +14554,7 @@
     </w:tblStylePr>
     <w:tblStylePr w:type="lastRow">
       <w:rPr>
+        <w:rFonts w:eastAsia="黑体"/>
         <w:b/>
         <w:bCs/>
         <w:color w:themeColor="text1" w:val="000000"/>
@@ -13986,6 +14566,7 @@
     </w:tblStylePr>
     <w:tblStylePr w:type="firstCol">
       <w:rPr>
+        <w:rFonts w:eastAsia="黑体"/>
         <w:color w:themeColor="background1" w:val="FFFFFF"/>
       </w:rPr>
       <w:tblPr/>
@@ -13995,6 +14576,7 @@
     </w:tblStylePr>
     <w:tblStylePr w:type="lastCol">
       <w:rPr>
+        <w:rFonts w:eastAsia="黑体"/>
         <w:color w:themeColor="background1" w:val="FFFFFF"/>
       </w:rPr>
       <w:tblPr/>
@@ -14024,6 +14606,7 @@
       <w:spacing w:after="0" w:line="240" w:lineRule="auto"/>
     </w:pPr>
     <w:rPr>
+      <w:rFonts w:eastAsia="黑体"/>
       <w:color w:themeColor="text1" w:val="000000"/>
     </w:rPr>
     <w:tblPr>
@@ -14045,6 +14628,7 @@
     </w:tcPr>
     <w:tblStylePr w:type="firstRow">
       <w:rPr>
+        <w:rFonts w:eastAsia="黑体"/>
         <w:b/>
         <w:bCs/>
       </w:rPr>
@@ -14055,6 +14639,7 @@
     </w:tblStylePr>
     <w:tblStylePr w:type="lastRow">
       <w:rPr>
+        <w:rFonts w:eastAsia="黑体"/>
         <w:b/>
         <w:bCs/>
         <w:color w:themeColor="text1" w:val="000000"/>
@@ -14066,6 +14651,7 @@
     </w:tblStylePr>
     <w:tblStylePr w:type="firstCol">
       <w:rPr>
+        <w:rFonts w:eastAsia="黑体"/>
         <w:color w:themeColor="background1" w:val="FFFFFF"/>
       </w:rPr>
       <w:tblPr/>
@@ -14075,6 +14661,7 @@
     </w:tblStylePr>
     <w:tblStylePr w:type="lastCol">
       <w:rPr>
+        <w:rFonts w:eastAsia="黑体"/>
         <w:color w:themeColor="background1" w:val="FFFFFF"/>
       </w:rPr>
       <w:tblPr/>
@@ -14104,6 +14691,7 @@
       <w:spacing w:after="0" w:line="240" w:lineRule="auto"/>
     </w:pPr>
     <w:rPr>
+      <w:rFonts w:eastAsia="黑体"/>
       <w:color w:themeColor="text1" w:val="000000"/>
     </w:rPr>
     <w:tblPr>
@@ -14125,6 +14713,7 @@
     </w:tcPr>
     <w:tblStylePr w:type="firstRow">
       <w:rPr>
+        <w:rFonts w:eastAsia="黑体"/>
         <w:b/>
         <w:bCs/>
       </w:rPr>
@@ -14135,6 +14724,7 @@
     </w:tblStylePr>
     <w:tblStylePr w:type="lastRow">
       <w:rPr>
+        <w:rFonts w:eastAsia="黑体"/>
         <w:b/>
         <w:bCs/>
         <w:color w:themeColor="text1" w:val="000000"/>
@@ -14146,6 +14736,7 @@
     </w:tblStylePr>
     <w:tblStylePr w:type="firstCol">
       <w:rPr>
+        <w:rFonts w:eastAsia="黑体"/>
         <w:color w:themeColor="background1" w:val="FFFFFF"/>
       </w:rPr>
       <w:tblPr/>
@@ -14155,6 +14746,7 @@
     </w:tblStylePr>
     <w:tblStylePr w:type="lastCol">
       <w:rPr>
+        <w:rFonts w:eastAsia="黑体"/>
         <w:color w:themeColor="background1" w:val="FFFFFF"/>
       </w:rPr>
       <w:tblPr/>
@@ -14184,6 +14776,7 @@
       <w:spacing w:after="0" w:line="240" w:lineRule="auto"/>
     </w:pPr>
     <w:rPr>
+      <w:rFonts w:eastAsia="黑体"/>
       <w:color w:themeColor="text1" w:val="000000"/>
     </w:rPr>
     <w:tblPr>
@@ -14205,6 +14798,7 @@
     </w:tcPr>
     <w:tblStylePr w:type="firstRow">
       <w:rPr>
+        <w:rFonts w:eastAsia="黑体"/>
         <w:b/>
         <w:bCs/>
       </w:rPr>
@@ -14215,6 +14809,7 @@
     </w:tblStylePr>
     <w:tblStylePr w:type="lastRow">
       <w:rPr>
+        <w:rFonts w:eastAsia="黑体"/>
         <w:b/>
         <w:bCs/>
         <w:color w:themeColor="text1" w:val="000000"/>
@@ -14226,6 +14821,7 @@
     </w:tblStylePr>
     <w:tblStylePr w:type="firstCol">
       <w:rPr>
+        <w:rFonts w:eastAsia="黑体"/>
         <w:color w:themeColor="background1" w:val="FFFFFF"/>
       </w:rPr>
       <w:tblPr/>
@@ -14235,6 +14831,7 @@
     </w:tblStylePr>
     <w:tblStylePr w:type="lastCol">
       <w:rPr>
+        <w:rFonts w:eastAsia="黑体"/>
         <w:color w:themeColor="background1" w:val="FFFFFF"/>
       </w:rPr>
       <w:tblPr/>
@@ -14264,6 +14861,7 @@
       <w:spacing w:after="0" w:line="240" w:lineRule="auto"/>
     </w:pPr>
     <w:rPr>
+      <w:rFonts w:eastAsia="黑体"/>
       <w:color w:themeColor="text1" w:val="000000"/>
     </w:rPr>
     <w:tblPr>
@@ -14285,6 +14883,7 @@
     </w:tcPr>
     <w:tblStylePr w:type="firstRow">
       <w:rPr>
+        <w:rFonts w:eastAsia="黑体"/>
         <w:b/>
         <w:bCs/>
       </w:rPr>
@@ -14295,6 +14894,7 @@
     </w:tblStylePr>
     <w:tblStylePr w:type="lastRow">
       <w:rPr>
+        <w:rFonts w:eastAsia="黑体"/>
         <w:b/>
         <w:bCs/>
         <w:color w:themeColor="text1" w:val="000000"/>
@@ -14306,6 +14906,7 @@
     </w:tblStylePr>
     <w:tblStylePr w:type="firstCol">
       <w:rPr>
+        <w:rFonts w:eastAsia="黑体"/>
         <w:color w:themeColor="background1" w:val="FFFFFF"/>
       </w:rPr>
       <w:tblPr/>
@@ -14315,6 +14916,7 @@
     </w:tblStylePr>
     <w:tblStylePr w:type="lastCol">
       <w:rPr>
+        <w:rFonts w:eastAsia="黑体"/>
         <w:color w:themeColor="background1" w:val="FFFFFF"/>
       </w:rPr>
       <w:tblPr/>
@@ -14344,6 +14946,7 @@
       <w:spacing w:after="0" w:line="240" w:lineRule="auto"/>
     </w:pPr>
     <w:rPr>
+      <w:rFonts w:eastAsia="黑体"/>
       <w:color w:themeColor="text1" w:val="000000"/>
     </w:rPr>
     <w:tblPr>
@@ -14365,6 +14968,7 @@
     </w:tcPr>
     <w:tblStylePr w:type="firstRow">
       <w:rPr>
+        <w:rFonts w:eastAsia="黑体"/>
         <w:b/>
         <w:bCs/>
       </w:rPr>
@@ -14375,6 +14979,7 @@
     </w:tblStylePr>
     <w:tblStylePr w:type="lastRow">
       <w:rPr>
+        <w:rFonts w:eastAsia="黑体"/>
         <w:b/>
         <w:bCs/>
         <w:color w:themeColor="text1" w:val="000000"/>
@@ -14386,6 +14991,7 @@
     </w:tblStylePr>
     <w:tblStylePr w:type="firstCol">
       <w:rPr>
+        <w:rFonts w:eastAsia="黑体"/>
         <w:color w:themeColor="background1" w:val="FFFFFF"/>
       </w:rPr>
       <w:tblPr/>
@@ -14395,6 +15001,7 @@
     </w:tblStylePr>
     <w:tblStylePr w:type="lastCol">
       <w:rPr>
+        <w:rFonts w:eastAsia="黑体"/>
         <w:color w:themeColor="background1" w:val="FFFFFF"/>
       </w:rPr>
       <w:tblPr/>
@@ -14424,6 +15031,7 @@
       <w:spacing w:after="0" w:line="240" w:lineRule="auto"/>
     </w:pPr>
     <w:rPr>
+      <w:rFonts w:eastAsia="黑体"/>
       <w:color w:themeColor="text1" w:val="000000"/>
     </w:rPr>
     <w:tblPr>
@@ -14445,6 +15053,7 @@
     </w:tcPr>
     <w:tblStylePr w:type="firstRow">
       <w:rPr>
+        <w:rFonts w:eastAsia="黑体"/>
         <w:b/>
         <w:bCs/>
       </w:rPr>
@@ -14455,6 +15064,7 @@
     </w:tblStylePr>
     <w:tblStylePr w:type="lastRow">
       <w:rPr>
+        <w:rFonts w:eastAsia="黑体"/>
         <w:b/>
         <w:bCs/>
         <w:color w:themeColor="text1" w:val="000000"/>
@@ -14466,6 +15076,7 @@
     </w:tblStylePr>
     <w:tblStylePr w:type="firstCol">
       <w:rPr>
+        <w:rFonts w:eastAsia="黑体"/>
         <w:color w:themeColor="background1" w:val="FFFFFF"/>
       </w:rPr>
       <w:tblPr/>
@@ -14475,6 +15086,7 @@
     </w:tblStylePr>
     <w:tblStylePr w:type="lastCol">
       <w:rPr>
+        <w:rFonts w:eastAsia="黑体"/>
         <w:color w:themeColor="background1" w:val="FFFFFF"/>
       </w:rPr>
       <w:tblPr/>
@@ -14507,6 +15119,7 @@
     <w:name w:val="KeywordTok"/>
     <w:basedOn w:val="VerbatimChar"/>
     <w:rPr>
+      <w:rFonts w:eastAsia="黑体"/>
       <w:b/>
       <w:color w:val="007020"/>
     </w:rPr>
@@ -14515,6 +15128,7 @@
     <w:name w:val="DataTypeTok"/>
     <w:basedOn w:val="VerbatimChar"/>
     <w:rPr>
+      <w:rFonts w:eastAsia="黑体"/>
       <w:color w:val="902000"/>
     </w:rPr>
   </w:style>
@@ -14522,6 +15136,7 @@
     <w:name w:val="DecValTok"/>
     <w:basedOn w:val="VerbatimChar"/>
     <w:rPr>
+      <w:rFonts w:eastAsia="黑体"/>
       <w:color w:val="40a070"/>
     </w:rPr>
   </w:style>
@@ -14529,6 +15144,7 @@
     <w:name w:val="BaseNTok"/>
     <w:basedOn w:val="VerbatimChar"/>
     <w:rPr>
+      <w:rFonts w:eastAsia="黑体"/>
       <w:color w:val="40a070"/>
     </w:rPr>
   </w:style>
@@ -14536,6 +15152,7 @@
     <w:name w:val="FloatTok"/>
     <w:basedOn w:val="VerbatimChar"/>
     <w:rPr>
+      <w:rFonts w:eastAsia="黑体"/>
       <w:color w:val="40a070"/>
     </w:rPr>
   </w:style>
@@ -14543,6 +15160,7 @@
     <w:name w:val="ConstantTok"/>
     <w:basedOn w:val="VerbatimChar"/>
     <w:rPr>
+      <w:rFonts w:eastAsia="黑体"/>
       <w:color w:val="880000"/>
     </w:rPr>
   </w:style>
@@ -14550,6 +15168,7 @@
     <w:name w:val="CharTok"/>
     <w:basedOn w:val="VerbatimChar"/>
     <w:rPr>
+      <w:rFonts w:eastAsia="黑体"/>
       <w:color w:val="4070a0"/>
     </w:rPr>
   </w:style>
@@ -14557,6 +15176,7 @@
     <w:name w:val="SpecialCharTok"/>
     <w:basedOn w:val="VerbatimChar"/>
     <w:rPr>
+      <w:rFonts w:eastAsia="黑体"/>
       <w:color w:val="4070a0"/>
     </w:rPr>
   </w:style>
@@ -14564,6 +15184,7 @@
     <w:name w:val="StringTok"/>
     <w:basedOn w:val="VerbatimChar"/>
     <w:rPr>
+      <w:rFonts w:eastAsia="黑体"/>
       <w:color w:val="4070a0"/>
     </w:rPr>
   </w:style>
@@ -14571,6 +15192,7 @@
     <w:name w:val="VerbatimStringTok"/>
     <w:basedOn w:val="VerbatimChar"/>
     <w:rPr>
+      <w:rFonts w:eastAsia="黑体"/>
       <w:color w:val="4070a0"/>
     </w:rPr>
   </w:style>
@@ -14578,6 +15200,7 @@
     <w:name w:val="SpecialStringTok"/>
     <w:basedOn w:val="VerbatimChar"/>
     <w:rPr>
+      <w:rFonts w:eastAsia="黑体"/>
       <w:color w:val="bb6688"/>
     </w:rPr>
   </w:style>
@@ -14585,6 +15208,7 @@
     <w:name w:val="ImportTok"/>
     <w:basedOn w:val="VerbatimChar"/>
     <w:rPr>
+      <w:rFonts w:eastAsia="黑体"/>
       <w:b/>
       <w:color w:val="008000"/>
     </w:rPr>
@@ -14593,6 +15217,7 @@
     <w:name w:val="CommentTok"/>
     <w:basedOn w:val="VerbatimChar"/>
     <w:rPr>
+      <w:rFonts w:eastAsia="黑体"/>
       <w:i/>
       <w:color w:val="60a0b0"/>
     </w:rPr>
@@ -14601,6 +15226,7 @@
     <w:name w:val="DocumentationTok"/>
     <w:basedOn w:val="VerbatimChar"/>
     <w:rPr>
+      <w:rFonts w:eastAsia="黑体"/>
       <w:i/>
       <w:color w:val="ba2121"/>
     </w:rPr>
@@ -14609,6 +15235,7 @@
     <w:name w:val="AnnotationTok"/>
     <w:basedOn w:val="VerbatimChar"/>
     <w:rPr>
+      <w:rFonts w:eastAsia="黑体"/>
       <w:b/>
       <w:i/>
       <w:color w:val="60a0b0"/>
@@ -14618,6 +15245,7 @@
     <w:name w:val="CommentVarTok"/>
     <w:basedOn w:val="VerbatimChar"/>
     <w:rPr>
+      <w:rFonts w:eastAsia="黑体"/>
       <w:b/>
       <w:i/>
       <w:color w:val="60a0b0"/>
@@ -14627,6 +15255,7 @@
     <w:name w:val="OtherTok"/>
     <w:basedOn w:val="VerbatimChar"/>
     <w:rPr>
+      <w:rFonts w:eastAsia="黑体"/>
       <w:color w:val="007020"/>
     </w:rPr>
   </w:style>
@@ -14634,6 +15263,7 @@
     <w:name w:val="FunctionTok"/>
     <w:basedOn w:val="VerbatimChar"/>
     <w:rPr>
+      <w:rFonts w:eastAsia="黑体"/>
       <w:color w:val="06287e"/>
     </w:rPr>
   </w:style>
@@ -14641,6 +15271,7 @@
     <w:name w:val="VariableTok"/>
     <w:basedOn w:val="VerbatimChar"/>
     <w:rPr>
+      <w:rFonts w:eastAsia="黑体"/>
       <w:color w:val="19177c"/>
     </w:rPr>
   </w:style>
@@ -14648,6 +15279,7 @@
     <w:name w:val="ControlFlowTok"/>
     <w:basedOn w:val="VerbatimChar"/>
     <w:rPr>
+      <w:rFonts w:eastAsia="黑体"/>
       <w:b/>
       <w:color w:val="007020"/>
     </w:rPr>
@@ -14656,6 +15288,7 @@
     <w:name w:val="OperatorTok"/>
     <w:basedOn w:val="VerbatimChar"/>
     <w:rPr>
+      <w:rFonts w:eastAsia="黑体"/>
       <w:color w:val="666666"/>
     </w:rPr>
   </w:style>
@@ -14663,18 +15296,22 @@
     <w:name w:val="BuiltInTok"/>
     <w:basedOn w:val="VerbatimChar"/>
     <w:rPr>
+      <w:rFonts w:eastAsia="黑体"/>
       <w:color w:val="008000"/>
     </w:rPr>
   </w:style>
   <w:style w:type="character" w:customStyle="1" w:styleId="ExtensionTok">
     <w:name w:val="ExtensionTok"/>
     <w:basedOn w:val="VerbatimChar"/>
-    <w:rPr/>
+    <w:rPr>
+      <w:rFonts w:eastAsia="黑体"/>
+    </w:rPr>
   </w:style>
   <w:style w:type="character" w:customStyle="1" w:styleId="PreprocessorTok">
     <w:name w:val="PreprocessorTok"/>
     <w:basedOn w:val="VerbatimChar"/>
     <w:rPr>
+      <w:rFonts w:eastAsia="黑体"/>
       <w:color w:val="bc7a00"/>
     </w:rPr>
   </w:style>
@@ -14682,18 +15319,22 @@
     <w:name w:val="AttributeTok"/>
     <w:basedOn w:val="VerbatimChar"/>
     <w:rPr>
+      <w:rFonts w:eastAsia="黑体"/>
       <w:color w:val="7d9029"/>
     </w:rPr>
   </w:style>
   <w:style w:type="character" w:customStyle="1" w:styleId="RegionMarkerTok">
     <w:name w:val="RegionMarkerTok"/>
     <w:basedOn w:val="VerbatimChar"/>
-    <w:rPr/>
+    <w:rPr>
+      <w:rFonts w:eastAsia="黑体"/>
+    </w:rPr>
   </w:style>
   <w:style w:type="character" w:customStyle="1" w:styleId="InformationTok">
     <w:name w:val="InformationTok"/>
     <w:basedOn w:val="VerbatimChar"/>
     <w:rPr>
+      <w:rFonts w:eastAsia="黑体"/>
       <w:b/>
       <w:i/>
       <w:color w:val="60a0b0"/>
@@ -14703,6 +15344,7 @@
     <w:name w:val="WarningTok"/>
     <w:basedOn w:val="VerbatimChar"/>
     <w:rPr>
+      <w:rFonts w:eastAsia="黑体"/>
       <w:b/>
       <w:i/>
       <w:color w:val="60a0b0"/>
@@ -14712,6 +15354,7 @@
     <w:name w:val="AlertTok"/>
     <w:basedOn w:val="VerbatimChar"/>
     <w:rPr>
+      <w:rFonts w:eastAsia="黑体"/>
       <w:b/>
       <w:color w:val="ff0000"/>
     </w:rPr>
@@ -14720,6 +15363,7 @@
     <w:name w:val="ErrorTok"/>
     <w:basedOn w:val="VerbatimChar"/>
     <w:rPr>
+      <w:rFonts w:eastAsia="黑体"/>
       <w:b/>
       <w:color w:val="ff0000"/>
     </w:rPr>
@@ -14727,7 +15371,9 @@
   <w:style w:type="character" w:customStyle="1" w:styleId="NormalTok">
     <w:name w:val="NormalTok"/>
     <w:basedOn w:val="VerbatimChar"/>
-    <w:rPr/>
+    <w:rPr>
+      <w:rFonts w:eastAsia="黑体"/>
+    </w:rPr>
   </w:style>
 </w:styles>
 </file>
@@ -14776,12 +15422,12 @@
     <a:fontScheme name="Office">
       <a:majorFont>
         <a:latin typeface="Calibri"/>
-        <a:ea typeface=""/>
+        <a:ea typeface="黑体"/>
         <a:cs typeface=""/>
         <a:font script="Jpan" typeface="ＭＳ ゴシック"/>
         <a:font script="Hang" typeface="맑은 고딕"/>
-        <a:font script="Hans" typeface="宋体"/>
-        <a:font script="Hant" typeface="新細明體"/>
+        <a:font script="Hans" typeface="黑体"/>
+        <a:font script="Hant" typeface="黑体"/>
         <a:font script="Arab" typeface="Times New Roman"/>
         <a:font script="Hebr" typeface="Times New Roman"/>
         <a:font script="Thai" typeface="Angsana New"/>
@@ -14811,12 +15457,12 @@
       </a:majorFont>
       <a:minorFont>
         <a:latin typeface="Cambria"/>
-        <a:ea typeface=""/>
+        <a:ea typeface="黑体"/>
         <a:cs typeface=""/>
         <a:font script="Jpan" typeface="ＭＳ 明朝"/>
         <a:font script="Hang" typeface="맑은 고딕"/>
-        <a:font script="Hans" typeface="宋体"/>
-        <a:font script="Hant" typeface="新細明體"/>
+        <a:font script="Hans" typeface="黑体"/>
+        <a:font script="Hant" typeface="黑体"/>
         <a:font script="Arab" typeface="Arial"/>
         <a:font script="Hebr" typeface="Arial"/>
         <a:font script="Thai" typeface="Cordia New"/>

--- a/01-电源电路/02-开关电源/正激Forward/双管正激电路/双管正激电路.docx
+++ b/01-电源电路/02-开关电源/正激Forward/双管正激电路/双管正激电路.docx
@@ -2351,7 +2351,7 @@
           <w:color w:val="555555"/>
           <w:sz w:val="21"/>
         </w:rPr>
-        <w:t>材料收集者：杜文杰，WX手机：19519196569，QQ:3478827729</w:t>
+        <w:t>材料收集者：杜文杰，微信/手机：19519196569，QQ:3478827729</w:t>
       </w:r>
     </w:p>
     <w:sectPr>
